--- a/docs/前后端接口文档.docx
+++ b/docs/前后端接口文档.docx
@@ -95,7 +95,7 @@
           <w:sz w:val="24"/>
           <w:lang w:eastAsia="zh-CN"/>
         </w:rPr>
-        <w:t>版本：V1.0</w:t>
+        <w:t>版本：V1.2</w:t>
       </w:r>
       <w:r>
         <w:rPr>
@@ -111,7 +111,7 @@
           <w:lang w:eastAsia="zh-CN"/>
         </w:rPr>
         <w:br/>
-        <w:t>状态：初稿</w:t>
+        <w:t>状态：更新</w:t>
       </w:r>
     </w:p>
     <w:p>
@@ -132,7 +132,7 @@
       <w:pPr>
         <w:pStyle w:val="1"/>
       </w:pPr>
-      <w:bookmarkStart w:id="0" w:name="_Toc235777419"/>
+      <w:bookmarkStart w:id="0" w:name="_Toc235780908"/>
       <w:r>
         <w:rPr>
           <w:rFonts w:ascii="黑体" w:eastAsia="黑体" w:hAnsi="黑体"/>
@@ -330,12 +330,21 @@
         </w:tc>
       </w:tr>
       <w:tr>
-        <w:tc>
-          <w:tcPr>
-            <w:tcW w:type="dxa" w:w="2351"/>
-          </w:tcPr>
-          <w:p>
-            <w:r/>
+        <w:trPr>
+          <w:cnfStyle w:val="000000010000" w:firstRow="0" w:lastRow="0" w:firstColumn="0" w:lastColumn="0" w:oddVBand="0" w:evenVBand="0" w:oddHBand="0" w:evenHBand="1" w:firstRowFirstColumn="0" w:firstRowLastColumn="0" w:lastRowFirstColumn="0" w:lastRowLastColumn="0"/>
+          <w:jc w:val="center"/>
+        </w:trPr>
+        <w:tc>
+          <w:tcPr>
+            <w:cnfStyle w:val="001000000000" w:firstRow="0" w:lastRow="0" w:firstColumn="1" w:lastColumn="0" w:oddVBand="0" w:evenVBand="0" w:oddHBand="0" w:evenHBand="0" w:firstRowFirstColumn="0" w:firstRowLastColumn="0" w:lastRowFirstColumn="0" w:lastRowLastColumn="0"/>
+            <w:tcW w:w="2351" w:type="dxa"/>
+          </w:tcPr>
+          <w:p>
+            <w:pPr>
+              <w:rPr>
+                <w:rFonts w:hint="eastAsia"/>
+              </w:rPr>
+            </w:pPr>
             <w:r>
               <w:rPr>
                 <w:sz w:val="18"/>
@@ -346,10 +355,15 @@
         </w:tc>
         <w:tc>
           <w:tcPr>
-            <w:tcW w:type="dxa" w:w="2351"/>
-          </w:tcPr>
-          <w:p>
-            <w:r/>
+            <w:tcW w:w="2351" w:type="dxa"/>
+          </w:tcPr>
+          <w:p>
+            <w:pPr>
+              <w:cnfStyle w:val="000000010000" w:firstRow="0" w:lastRow="0" w:firstColumn="0" w:lastColumn="0" w:oddVBand="0" w:evenVBand="0" w:oddHBand="0" w:evenHBand="1" w:firstRowFirstColumn="0" w:firstRowLastColumn="0" w:lastRowFirstColumn="0" w:lastRowLastColumn="0"/>
+              <w:rPr>
+                <w:rFonts w:hint="eastAsia"/>
+              </w:rPr>
+            </w:pPr>
             <w:r>
               <w:rPr>
                 <w:sz w:val="18"/>
@@ -360,10 +374,15 @@
         </w:tc>
         <w:tc>
           <w:tcPr>
-            <w:tcW w:type="dxa" w:w="2351"/>
-          </w:tcPr>
-          <w:p>
-            <w:r/>
+            <w:tcW w:w="2351" w:type="dxa"/>
+          </w:tcPr>
+          <w:p>
+            <w:pPr>
+              <w:cnfStyle w:val="000000010000" w:firstRow="0" w:lastRow="0" w:firstColumn="0" w:lastColumn="0" w:oddVBand="0" w:evenVBand="0" w:oddHBand="0" w:evenHBand="1" w:firstRowFirstColumn="0" w:firstRowLastColumn="0" w:lastRowFirstColumn="0" w:lastRowLastColumn="0"/>
+              <w:rPr>
+                <w:rFonts w:hint="eastAsia"/>
+              </w:rPr>
+            </w:pPr>
             <w:r>
               <w:rPr>
                 <w:sz w:val="18"/>
@@ -374,15 +393,94 @@
         </w:tc>
         <w:tc>
           <w:tcPr>
-            <w:tcW w:type="dxa" w:w="2351"/>
-          </w:tcPr>
-          <w:p>
-            <w:r/>
+            <w:tcW w:w="2351" w:type="dxa"/>
+          </w:tcPr>
+          <w:p>
+            <w:pPr>
+              <w:cnfStyle w:val="000000010000" w:firstRow="0" w:lastRow="0" w:firstColumn="0" w:lastColumn="0" w:oddVBand="0" w:evenVBand="0" w:oddHBand="0" w:evenHBand="1" w:firstRowFirstColumn="0" w:firstRowLastColumn="0" w:lastRowFirstColumn="0" w:lastRowLastColumn="0"/>
+              <w:rPr>
+                <w:rFonts w:hint="eastAsia"/>
+              </w:rPr>
+            </w:pPr>
             <w:r>
               <w:rPr>
                 <w:sz w:val="18"/>
               </w:rPr>
               <w:t>同步代码v4版本：更新数据库表（新增collected_events）、API端点计数、数据采集周期（30min→5min）、新增历史灾害种子数据、Dashboard新UI功能</w:t>
+            </w:r>
+          </w:p>
+        </w:tc>
+      </w:tr>
+      <w:tr>
+        <w:trPr>
+          <w:cnfStyle w:val="000000100000" w:firstRow="0" w:lastRow="0" w:firstColumn="0" w:lastColumn="0" w:oddVBand="0" w:evenVBand="0" w:oddHBand="1" w:evenHBand="0" w:firstRowFirstColumn="0" w:firstRowLastColumn="0" w:lastRowFirstColumn="0" w:lastRowLastColumn="0"/>
+          <w:jc w:val="center"/>
+        </w:trPr>
+        <w:tc>
+          <w:tcPr>
+            <w:cnfStyle w:val="001000000000" w:firstRow="0" w:lastRow="0" w:firstColumn="1" w:lastColumn="0" w:oddVBand="0" w:evenVBand="0" w:oddHBand="0" w:evenHBand="0" w:firstRowFirstColumn="0" w:firstRowLastColumn="0" w:lastRowFirstColumn="0" w:lastRowLastColumn="0"/>
+            <w:tcW w:w="2351" w:type="dxa"/>
+          </w:tcPr>
+          <w:p>
+            <w:pPr>
+              <w:rPr>
+                <w:rFonts w:hint="eastAsia"/>
+              </w:rPr>
+            </w:pPr>
+            <w:r>
+              <w:t>V1.2</w:t>
+            </w:r>
+          </w:p>
+        </w:tc>
+        <w:tc>
+          <w:tcPr>
+            <w:tcW w:w="2351" w:type="dxa"/>
+          </w:tcPr>
+          <w:p>
+            <w:pPr>
+              <w:cnfStyle w:val="000000100000" w:firstRow="0" w:lastRow="0" w:firstColumn="0" w:lastColumn="0" w:oddVBand="0" w:evenVBand="0" w:oddHBand="1" w:evenHBand="0" w:firstRowFirstColumn="0" w:firstRowLastColumn="0" w:lastRowFirstColumn="0" w:lastRowLastColumn="0"/>
+              <w:rPr>
+                <w:rFonts w:hint="eastAsia"/>
+              </w:rPr>
+            </w:pPr>
+            <w:r>
+              <w:t>2026年07月24日</w:t>
+            </w:r>
+          </w:p>
+        </w:tc>
+        <w:tc>
+          <w:tcPr>
+            <w:tcW w:w="2351" w:type="dxa"/>
+          </w:tcPr>
+          <w:p>
+            <w:pPr>
+              <w:cnfStyle w:val="000000100000" w:firstRow="0" w:lastRow="0" w:firstColumn="0" w:lastColumn="0" w:oddVBand="0" w:evenVBand="0" w:oddHBand="1" w:evenHBand="0" w:firstRowFirstColumn="0" w:firstRowLastColumn="0" w:lastRowFirstColumn="0" w:lastRowLastColumn="0"/>
+              <w:rPr>
+                <w:rFonts w:hint="eastAsia"/>
+              </w:rPr>
+            </w:pPr>
+            <w:r>
+              <w:t>项目组</w:t>
+            </w:r>
+          </w:p>
+        </w:tc>
+        <w:tc>
+          <w:tcPr>
+            <w:tcW w:w="2351" w:type="dxa"/>
+          </w:tcPr>
+          <w:p>
+            <w:pPr>
+              <w:cnfStyle w:val="000000100000" w:firstRow="0" w:lastRow="0" w:firstColumn="0" w:lastColumn="0" w:oddVBand="0" w:evenVBand="0" w:oddHBand="1" w:evenHBand="0" w:firstRowFirstColumn="0" w:firstRowLastColumn="0" w:lastRowFirstColumn="0" w:lastRowLastColumn="0"/>
+              <w:rPr>
+                <w:rFonts w:hint="eastAsia"/>
+                <w:lang w:eastAsia="zh-CN"/>
+              </w:rPr>
+            </w:pPr>
+            <w:r>
+              <w:rPr>
+                <w:lang w:eastAsia="zh-CN"/>
+              </w:rPr>
+              <w:t>新增第15章测试相关接口与工具（测试方式、覆盖模块、运行命令），更新版本号至V1.2</w:t>
             </w:r>
           </w:p>
         </w:tc>
@@ -392,7 +490,7 @@
       <w:pPr>
         <w:pStyle w:val="1"/>
       </w:pPr>
-      <w:bookmarkStart w:id="1" w:name="_Toc235777420"/>
+      <w:bookmarkStart w:id="1" w:name="_Toc235780909"/>
       <w:r>
         <w:rPr>
           <w:rFonts w:ascii="黑体" w:eastAsia="黑体" w:hAnsi="黑体"/>
@@ -409,8 +507,13 @@
           <w:tab w:val="right" w:leader="dot" w:pos="9396"/>
         </w:tabs>
         <w:rPr>
-          <w:rFonts w:hint="eastAsia"/>
+          <w:rFonts w:asciiTheme="minorHAnsi" w:eastAsiaTheme="minorEastAsia" w:hAnsiTheme="minorHAnsi" w:hint="eastAsia"/>
           <w:noProof/>
+          <w:kern w:val="2"/>
+          <w:sz w:val="22"/>
+          <w:szCs w:val="24"/>
+          <w:lang w:eastAsia="zh-CN"/>
+          <w14:ligatures w14:val="standardContextual"/>
         </w:rPr>
       </w:pPr>
       <w:r>
@@ -422,7 +525,7 @@
       <w:r>
         <w:fldChar w:fldCharType="separate"/>
       </w:r>
-      <w:hyperlink w:anchor="_Toc235777419" w:history="1">
+      <w:hyperlink w:anchor="_Toc235780908" w:history="1">
         <w:r>
           <w:rPr>
             <w:rStyle w:val="aff9"/>
@@ -460,7 +563,7 @@
             <w:noProof/>
             <w:webHidden/>
           </w:rPr>
-          <w:instrText>PAGEREF _Toc235777419 \h</w:instrText>
+          <w:instrText>PAGEREF _Toc235780908 \h</w:instrText>
         </w:r>
         <w:r>
           <w:rPr>
@@ -510,11 +613,16 @@
           <w:tab w:val="right" w:leader="dot" w:pos="9396"/>
         </w:tabs>
         <w:rPr>
-          <w:rFonts w:hint="eastAsia"/>
+          <w:rFonts w:asciiTheme="minorHAnsi" w:eastAsiaTheme="minorEastAsia" w:hAnsiTheme="minorHAnsi" w:hint="eastAsia"/>
           <w:noProof/>
-        </w:rPr>
-      </w:pPr>
-      <w:hyperlink w:anchor="_Toc235777420" w:history="1">
+          <w:kern w:val="2"/>
+          <w:sz w:val="22"/>
+          <w:szCs w:val="24"/>
+          <w:lang w:eastAsia="zh-CN"/>
+          <w14:ligatures w14:val="standardContextual"/>
+        </w:rPr>
+      </w:pPr>
+      <w:hyperlink w:anchor="_Toc235780909" w:history="1">
         <w:r>
           <w:rPr>
             <w:rStyle w:val="aff9"/>
@@ -552,7 +660,7 @@
             <w:noProof/>
             <w:webHidden/>
           </w:rPr>
-          <w:instrText>PAGEREF _Toc235777420 \h</w:instrText>
+          <w:instrText>PAGEREF _Toc235780909 \h</w:instrText>
         </w:r>
         <w:r>
           <w:rPr>
@@ -602,16 +710,22 @@
           <w:tab w:val="right" w:leader="dot" w:pos="9396"/>
         </w:tabs>
         <w:rPr>
-          <w:rFonts w:hint="eastAsia"/>
+          <w:rFonts w:asciiTheme="minorHAnsi" w:eastAsiaTheme="minorEastAsia" w:hAnsiTheme="minorHAnsi" w:hint="eastAsia"/>
           <w:noProof/>
-        </w:rPr>
-      </w:pPr>
-      <w:hyperlink w:anchor="_Toc235777421" w:history="1">
+          <w:kern w:val="2"/>
+          <w:sz w:val="22"/>
+          <w:szCs w:val="24"/>
+          <w:lang w:eastAsia="zh-CN"/>
+          <w14:ligatures w14:val="standardContextual"/>
+        </w:rPr>
+      </w:pPr>
+      <w:hyperlink w:anchor="_Toc235780910" w:history="1">
         <w:r>
           <w:rPr>
             <w:rStyle w:val="aff9"/>
             <w:rFonts w:ascii="黑体" w:eastAsia="黑体" w:hAnsi="黑体"/>
             <w:noProof/>
+            <w:lang w:eastAsia="zh-CN"/>
           </w:rPr>
           <w:t>1  概述</w:t>
         </w:r>
@@ -644,7 +758,7 @@
             <w:noProof/>
             <w:webHidden/>
           </w:rPr>
-          <w:instrText>PAGEREF _Toc235777421 \h</w:instrText>
+          <w:instrText>PAGEREF _Toc235780910 \h</w:instrText>
         </w:r>
         <w:r>
           <w:rPr>
@@ -675,7 +789,7 @@
             <w:noProof/>
             <w:webHidden/>
           </w:rPr>
-          <w:t>5</w:t>
+          <w:t>6</w:t>
         </w:r>
         <w:r>
           <w:rPr>
@@ -694,16 +808,22 @@
           <w:tab w:val="right" w:leader="dot" w:pos="9396"/>
         </w:tabs>
         <w:rPr>
-          <w:rFonts w:hint="eastAsia"/>
+          <w:rFonts w:asciiTheme="minorHAnsi" w:eastAsiaTheme="minorEastAsia" w:hAnsiTheme="minorHAnsi" w:hint="eastAsia"/>
           <w:noProof/>
-        </w:rPr>
-      </w:pPr>
-      <w:hyperlink w:anchor="_Toc235777422" w:history="1">
+          <w:kern w:val="2"/>
+          <w:sz w:val="22"/>
+          <w:szCs w:val="24"/>
+          <w:lang w:eastAsia="zh-CN"/>
+          <w14:ligatures w14:val="standardContextual"/>
+        </w:rPr>
+      </w:pPr>
+      <w:hyperlink w:anchor="_Toc235780911" w:history="1">
         <w:r>
           <w:rPr>
             <w:rStyle w:val="aff9"/>
             <w:rFonts w:ascii="黑体" w:eastAsia="黑体" w:hAnsi="黑体"/>
             <w:noProof/>
+            <w:lang w:eastAsia="zh-CN"/>
           </w:rPr>
           <w:t>1.1 接口规范说明</w:t>
         </w:r>
@@ -736,7 +856,7 @@
             <w:noProof/>
             <w:webHidden/>
           </w:rPr>
-          <w:instrText>PAGEREF _Toc235777422 \h</w:instrText>
+          <w:instrText>PAGEREF _Toc235780911 \h</w:instrText>
         </w:r>
         <w:r>
           <w:rPr>
@@ -767,7 +887,7 @@
             <w:noProof/>
             <w:webHidden/>
           </w:rPr>
-          <w:t>5</w:t>
+          <w:t>6</w:t>
         </w:r>
         <w:r>
           <w:rPr>
@@ -786,16 +906,22 @@
           <w:tab w:val="right" w:leader="dot" w:pos="9396"/>
         </w:tabs>
         <w:rPr>
-          <w:rFonts w:hint="eastAsia"/>
+          <w:rFonts w:asciiTheme="minorHAnsi" w:eastAsiaTheme="minorEastAsia" w:hAnsiTheme="minorHAnsi" w:hint="eastAsia"/>
           <w:noProof/>
-        </w:rPr>
-      </w:pPr>
-      <w:hyperlink w:anchor="_Toc235777423" w:history="1">
+          <w:kern w:val="2"/>
+          <w:sz w:val="22"/>
+          <w:szCs w:val="24"/>
+          <w:lang w:eastAsia="zh-CN"/>
+          <w14:ligatures w14:val="standardContextual"/>
+        </w:rPr>
+      </w:pPr>
+      <w:hyperlink w:anchor="_Toc235780912" w:history="1">
         <w:r>
           <w:rPr>
             <w:rStyle w:val="aff9"/>
             <w:rFonts w:ascii="黑体" w:eastAsia="黑体" w:hAnsi="黑体"/>
             <w:noProof/>
+            <w:lang w:eastAsia="zh-CN"/>
           </w:rPr>
           <w:t>1.2 HTTP状态码说明</w:t>
         </w:r>
@@ -828,7 +954,7 @@
             <w:noProof/>
             <w:webHidden/>
           </w:rPr>
-          <w:instrText>PAGEREF _Toc235777423 \h</w:instrText>
+          <w:instrText>PAGEREF _Toc235780912 \h</w:instrText>
         </w:r>
         <w:r>
           <w:rPr>
@@ -859,7 +985,7 @@
             <w:noProof/>
             <w:webHidden/>
           </w:rPr>
-          <w:t>5</w:t>
+          <w:t>6</w:t>
         </w:r>
         <w:r>
           <w:rPr>
@@ -878,11 +1004,16 @@
           <w:tab w:val="right" w:leader="dot" w:pos="9396"/>
         </w:tabs>
         <w:rPr>
-          <w:rFonts w:hint="eastAsia"/>
+          <w:rFonts w:asciiTheme="minorHAnsi" w:eastAsiaTheme="minorEastAsia" w:hAnsiTheme="minorHAnsi" w:hint="eastAsia"/>
           <w:noProof/>
-        </w:rPr>
-      </w:pPr>
-      <w:hyperlink w:anchor="_Toc235777424" w:history="1">
+          <w:kern w:val="2"/>
+          <w:sz w:val="22"/>
+          <w:szCs w:val="24"/>
+          <w:lang w:eastAsia="zh-CN"/>
+          <w14:ligatures w14:val="standardContextual"/>
+        </w:rPr>
+      </w:pPr>
+      <w:hyperlink w:anchor="_Toc235780913" w:history="1">
         <w:r>
           <w:rPr>
             <w:rStyle w:val="aff9"/>
@@ -920,7 +1051,7 @@
             <w:noProof/>
             <w:webHidden/>
           </w:rPr>
-          <w:instrText>PAGEREF _Toc235777424 \h</w:instrText>
+          <w:instrText>PAGEREF _Toc235780913 \h</w:instrText>
         </w:r>
         <w:r>
           <w:rPr>
@@ -951,7 +1082,7 @@
             <w:noProof/>
             <w:webHidden/>
           </w:rPr>
-          <w:t>5</w:t>
+          <w:t>6</w:t>
         </w:r>
         <w:r>
           <w:rPr>
@@ -970,16 +1101,22 @@
           <w:tab w:val="right" w:leader="dot" w:pos="9396"/>
         </w:tabs>
         <w:rPr>
-          <w:rFonts w:hint="eastAsia"/>
+          <w:rFonts w:asciiTheme="minorHAnsi" w:eastAsiaTheme="minorEastAsia" w:hAnsiTheme="minorHAnsi" w:hint="eastAsia"/>
           <w:noProof/>
-        </w:rPr>
-      </w:pPr>
-      <w:hyperlink w:anchor="_Toc235777425" w:history="1">
+          <w:kern w:val="2"/>
+          <w:sz w:val="22"/>
+          <w:szCs w:val="24"/>
+          <w:lang w:eastAsia="zh-CN"/>
+          <w14:ligatures w14:val="standardContextual"/>
+        </w:rPr>
+      </w:pPr>
+      <w:hyperlink w:anchor="_Toc235780914" w:history="1">
         <w:r>
           <w:rPr>
             <w:rStyle w:val="aff9"/>
             <w:rFonts w:ascii="黑体" w:eastAsia="黑体" w:hAnsi="黑体"/>
             <w:noProof/>
+            <w:lang w:eastAsia="zh-CN"/>
           </w:rPr>
           <w:t>1.4 在线接口文档</w:t>
         </w:r>
@@ -1012,7 +1149,7 @@
             <w:noProof/>
             <w:webHidden/>
           </w:rPr>
-          <w:instrText>PAGEREF _Toc235777425 \h</w:instrText>
+          <w:instrText>PAGEREF _Toc235780914 \h</w:instrText>
         </w:r>
         <w:r>
           <w:rPr>
@@ -1043,7 +1180,7 @@
             <w:noProof/>
             <w:webHidden/>
           </w:rPr>
-          <w:t>5</w:t>
+          <w:t>6</w:t>
         </w:r>
         <w:r>
           <w:rPr>
@@ -1062,11 +1199,16 @@
           <w:tab w:val="right" w:leader="dot" w:pos="9396"/>
         </w:tabs>
         <w:rPr>
-          <w:rFonts w:hint="eastAsia"/>
+          <w:rFonts w:asciiTheme="minorHAnsi" w:eastAsiaTheme="minorEastAsia" w:hAnsiTheme="minorHAnsi" w:hint="eastAsia"/>
           <w:noProof/>
-        </w:rPr>
-      </w:pPr>
-      <w:hyperlink w:anchor="_Toc235777426" w:history="1">
+          <w:kern w:val="2"/>
+          <w:sz w:val="22"/>
+          <w:szCs w:val="24"/>
+          <w:lang w:eastAsia="zh-CN"/>
+          <w14:ligatures w14:val="standardContextual"/>
+        </w:rPr>
+      </w:pPr>
+      <w:hyperlink w:anchor="_Toc235780915" w:history="1">
         <w:r>
           <w:rPr>
             <w:rStyle w:val="aff9"/>
@@ -1104,7 +1246,7 @@
             <w:noProof/>
             <w:webHidden/>
           </w:rPr>
-          <w:instrText>PAGEREF _Toc235777426 \h</w:instrText>
+          <w:instrText>PAGEREF _Toc235780915 \h</w:instrText>
         </w:r>
         <w:r>
           <w:rPr>
@@ -1135,7 +1277,7 @@
             <w:noProof/>
             <w:webHidden/>
           </w:rPr>
-          <w:t>5</w:t>
+          <w:t>6</w:t>
         </w:r>
         <w:r>
           <w:rPr>
@@ -1154,11 +1296,16 @@
           <w:tab w:val="right" w:leader="dot" w:pos="9396"/>
         </w:tabs>
         <w:rPr>
-          <w:rFonts w:hint="eastAsia"/>
+          <w:rFonts w:asciiTheme="minorHAnsi" w:eastAsiaTheme="minorEastAsia" w:hAnsiTheme="minorHAnsi" w:hint="eastAsia"/>
           <w:noProof/>
-        </w:rPr>
-      </w:pPr>
-      <w:hyperlink w:anchor="_Toc235777427" w:history="1">
+          <w:kern w:val="2"/>
+          <w:sz w:val="22"/>
+          <w:szCs w:val="24"/>
+          <w:lang w:eastAsia="zh-CN"/>
+          <w14:ligatures w14:val="standardContextual"/>
+        </w:rPr>
+      </w:pPr>
+      <w:hyperlink w:anchor="_Toc235780916" w:history="1">
         <w:r>
           <w:rPr>
             <w:rStyle w:val="aff9"/>
@@ -1196,7 +1343,7 @@
             <w:noProof/>
             <w:webHidden/>
           </w:rPr>
-          <w:instrText>PAGEREF _Toc235777427 \h</w:instrText>
+          <w:instrText>PAGEREF _Toc235780916 \h</w:instrText>
         </w:r>
         <w:r>
           <w:rPr>
@@ -1227,7 +1374,7 @@
             <w:noProof/>
             <w:webHidden/>
           </w:rPr>
-          <w:t>7</w:t>
+          <w:t>8</w:t>
         </w:r>
         <w:r>
           <w:rPr>
@@ -1246,11 +1393,16 @@
           <w:tab w:val="right" w:leader="dot" w:pos="9396"/>
         </w:tabs>
         <w:rPr>
-          <w:rFonts w:hint="eastAsia"/>
+          <w:rFonts w:asciiTheme="minorHAnsi" w:eastAsiaTheme="minorEastAsia" w:hAnsiTheme="minorHAnsi" w:hint="eastAsia"/>
           <w:noProof/>
-        </w:rPr>
-      </w:pPr>
-      <w:hyperlink w:anchor="_Toc235777428" w:history="1">
+          <w:kern w:val="2"/>
+          <w:sz w:val="22"/>
+          <w:szCs w:val="24"/>
+          <w:lang w:eastAsia="zh-CN"/>
+          <w14:ligatures w14:val="standardContextual"/>
+        </w:rPr>
+      </w:pPr>
+      <w:hyperlink w:anchor="_Toc235780917" w:history="1">
         <w:r>
           <w:rPr>
             <w:rStyle w:val="aff9"/>
@@ -1288,7 +1440,7 @@
             <w:noProof/>
             <w:webHidden/>
           </w:rPr>
-          <w:instrText>PAGEREF _Toc235777428 \h</w:instrText>
+          <w:instrText>PAGEREF _Toc235780917 \h</w:instrText>
         </w:r>
         <w:r>
           <w:rPr>
@@ -1319,7 +1471,7 @@
             <w:noProof/>
             <w:webHidden/>
           </w:rPr>
-          <w:t>7</w:t>
+          <w:t>8</w:t>
         </w:r>
         <w:r>
           <w:rPr>
@@ -1338,11 +1490,16 @@
           <w:tab w:val="right" w:leader="dot" w:pos="9396"/>
         </w:tabs>
         <w:rPr>
-          <w:rFonts w:hint="eastAsia"/>
+          <w:rFonts w:asciiTheme="minorHAnsi" w:eastAsiaTheme="minorEastAsia" w:hAnsiTheme="minorHAnsi" w:hint="eastAsia"/>
           <w:noProof/>
-        </w:rPr>
-      </w:pPr>
-      <w:hyperlink w:anchor="_Toc235777429" w:history="1">
+          <w:kern w:val="2"/>
+          <w:sz w:val="22"/>
+          <w:szCs w:val="24"/>
+          <w:lang w:eastAsia="zh-CN"/>
+          <w14:ligatures w14:val="standardContextual"/>
+        </w:rPr>
+      </w:pPr>
+      <w:hyperlink w:anchor="_Toc235780918" w:history="1">
         <w:r>
           <w:rPr>
             <w:rStyle w:val="aff9"/>
@@ -1380,7 +1537,7 @@
             <w:noProof/>
             <w:webHidden/>
           </w:rPr>
-          <w:instrText>PAGEREF _Toc235777429 \h</w:instrText>
+          <w:instrText>PAGEREF _Toc235780918 \h</w:instrText>
         </w:r>
         <w:r>
           <w:rPr>
@@ -1411,7 +1568,7 @@
             <w:noProof/>
             <w:webHidden/>
           </w:rPr>
-          <w:t>7</w:t>
+          <w:t>8</w:t>
         </w:r>
         <w:r>
           <w:rPr>
@@ -1430,11 +1587,16 @@
           <w:tab w:val="right" w:leader="dot" w:pos="9396"/>
         </w:tabs>
         <w:rPr>
-          <w:rFonts w:hint="eastAsia"/>
+          <w:rFonts w:asciiTheme="minorHAnsi" w:eastAsiaTheme="minorEastAsia" w:hAnsiTheme="minorHAnsi" w:hint="eastAsia"/>
           <w:noProof/>
-        </w:rPr>
-      </w:pPr>
-      <w:hyperlink w:anchor="_Toc235777430" w:history="1">
+          <w:kern w:val="2"/>
+          <w:sz w:val="22"/>
+          <w:szCs w:val="24"/>
+          <w:lang w:eastAsia="zh-CN"/>
+          <w14:ligatures w14:val="standardContextual"/>
+        </w:rPr>
+      </w:pPr>
+      <w:hyperlink w:anchor="_Toc235780919" w:history="1">
         <w:r>
           <w:rPr>
             <w:rStyle w:val="aff9"/>
@@ -1472,7 +1634,7 @@
             <w:noProof/>
             <w:webHidden/>
           </w:rPr>
-          <w:instrText>PAGEREF _Toc235777430 \h</w:instrText>
+          <w:instrText>PAGEREF _Toc235780919 \h</w:instrText>
         </w:r>
         <w:r>
           <w:rPr>
@@ -1503,7 +1665,7 @@
             <w:noProof/>
             <w:webHidden/>
           </w:rPr>
-          <w:t>7</w:t>
+          <w:t>8</w:t>
         </w:r>
         <w:r>
           <w:rPr>
@@ -1522,11 +1684,16 @@
           <w:tab w:val="right" w:leader="dot" w:pos="9396"/>
         </w:tabs>
         <w:rPr>
-          <w:rFonts w:hint="eastAsia"/>
+          <w:rFonts w:asciiTheme="minorHAnsi" w:eastAsiaTheme="minorEastAsia" w:hAnsiTheme="minorHAnsi" w:hint="eastAsia"/>
           <w:noProof/>
-        </w:rPr>
-      </w:pPr>
-      <w:hyperlink w:anchor="_Toc235777431" w:history="1">
+          <w:kern w:val="2"/>
+          <w:sz w:val="22"/>
+          <w:szCs w:val="24"/>
+          <w:lang w:eastAsia="zh-CN"/>
+          <w14:ligatures w14:val="standardContextual"/>
+        </w:rPr>
+      </w:pPr>
+      <w:hyperlink w:anchor="_Toc235780920" w:history="1">
         <w:r>
           <w:rPr>
             <w:rStyle w:val="aff9"/>
@@ -1564,7 +1731,7 @@
             <w:noProof/>
             <w:webHidden/>
           </w:rPr>
-          <w:instrText>PAGEREF _Toc235777431 \h</w:instrText>
+          <w:instrText>PAGEREF _Toc235780920 \h</w:instrText>
         </w:r>
         <w:r>
           <w:rPr>
@@ -1595,7 +1762,7 @@
             <w:noProof/>
             <w:webHidden/>
           </w:rPr>
-          <w:t>7</w:t>
+          <w:t>8</w:t>
         </w:r>
         <w:r>
           <w:rPr>
@@ -1614,11 +1781,16 @@
           <w:tab w:val="right" w:leader="dot" w:pos="9396"/>
         </w:tabs>
         <w:rPr>
-          <w:rFonts w:hint="eastAsia"/>
+          <w:rFonts w:asciiTheme="minorHAnsi" w:eastAsiaTheme="minorEastAsia" w:hAnsiTheme="minorHAnsi" w:hint="eastAsia"/>
           <w:noProof/>
-        </w:rPr>
-      </w:pPr>
-      <w:hyperlink w:anchor="_Toc235777432" w:history="1">
+          <w:kern w:val="2"/>
+          <w:sz w:val="22"/>
+          <w:szCs w:val="24"/>
+          <w:lang w:eastAsia="zh-CN"/>
+          <w14:ligatures w14:val="standardContextual"/>
+        </w:rPr>
+      </w:pPr>
+      <w:hyperlink w:anchor="_Toc235780921" w:history="1">
         <w:r>
           <w:rPr>
             <w:rStyle w:val="aff9"/>
@@ -1656,7 +1828,7 @@
             <w:noProof/>
             <w:webHidden/>
           </w:rPr>
-          <w:instrText>PAGEREF _Toc235777432 \h</w:instrText>
+          <w:instrText>PAGEREF _Toc235780921 \h</w:instrText>
         </w:r>
         <w:r>
           <w:rPr>
@@ -1687,7 +1859,7 @@
             <w:noProof/>
             <w:webHidden/>
           </w:rPr>
-          <w:t>7</w:t>
+          <w:t>8</w:t>
         </w:r>
         <w:r>
           <w:rPr>
@@ -1706,11 +1878,16 @@
           <w:tab w:val="right" w:leader="dot" w:pos="9396"/>
         </w:tabs>
         <w:rPr>
-          <w:rFonts w:hint="eastAsia"/>
+          <w:rFonts w:asciiTheme="minorHAnsi" w:eastAsiaTheme="minorEastAsia" w:hAnsiTheme="minorHAnsi" w:hint="eastAsia"/>
           <w:noProof/>
-        </w:rPr>
-      </w:pPr>
-      <w:hyperlink w:anchor="_Toc235777433" w:history="1">
+          <w:kern w:val="2"/>
+          <w:sz w:val="22"/>
+          <w:szCs w:val="24"/>
+          <w:lang w:eastAsia="zh-CN"/>
+          <w14:ligatures w14:val="standardContextual"/>
+        </w:rPr>
+      </w:pPr>
+      <w:hyperlink w:anchor="_Toc235780922" w:history="1">
         <w:r>
           <w:rPr>
             <w:rStyle w:val="aff9"/>
@@ -1748,7 +1925,7 @@
             <w:noProof/>
             <w:webHidden/>
           </w:rPr>
-          <w:instrText>PAGEREF _Toc235777433 \h</w:instrText>
+          <w:instrText>PAGEREF _Toc235780922 \h</w:instrText>
         </w:r>
         <w:r>
           <w:rPr>
@@ -1779,7 +1956,7 @@
             <w:noProof/>
             <w:webHidden/>
           </w:rPr>
-          <w:t>7</w:t>
+          <w:t>8</w:t>
         </w:r>
         <w:r>
           <w:rPr>
@@ -1798,11 +1975,16 @@
           <w:tab w:val="right" w:leader="dot" w:pos="9396"/>
         </w:tabs>
         <w:rPr>
-          <w:rFonts w:hint="eastAsia"/>
+          <w:rFonts w:asciiTheme="minorHAnsi" w:eastAsiaTheme="minorEastAsia" w:hAnsiTheme="minorHAnsi" w:hint="eastAsia"/>
           <w:noProof/>
-        </w:rPr>
-      </w:pPr>
-      <w:hyperlink w:anchor="_Toc235777434" w:history="1">
+          <w:kern w:val="2"/>
+          <w:sz w:val="22"/>
+          <w:szCs w:val="24"/>
+          <w:lang w:eastAsia="zh-CN"/>
+          <w14:ligatures w14:val="standardContextual"/>
+        </w:rPr>
+      </w:pPr>
+      <w:hyperlink w:anchor="_Toc235780923" w:history="1">
         <w:r>
           <w:rPr>
             <w:rStyle w:val="aff9"/>
@@ -1840,7 +2022,7 @@
             <w:noProof/>
             <w:webHidden/>
           </w:rPr>
-          <w:instrText>PAGEREF _Toc235777434 \h</w:instrText>
+          <w:instrText>PAGEREF _Toc235780923 \h</w:instrText>
         </w:r>
         <w:r>
           <w:rPr>
@@ -1871,7 +2053,7 @@
             <w:noProof/>
             <w:webHidden/>
           </w:rPr>
-          <w:t>8</w:t>
+          <w:t>9</w:t>
         </w:r>
         <w:r>
           <w:rPr>
@@ -1890,11 +2072,16 @@
           <w:tab w:val="right" w:leader="dot" w:pos="9396"/>
         </w:tabs>
         <w:rPr>
-          <w:rFonts w:hint="eastAsia"/>
+          <w:rFonts w:asciiTheme="minorHAnsi" w:eastAsiaTheme="minorEastAsia" w:hAnsiTheme="minorHAnsi" w:hint="eastAsia"/>
           <w:noProof/>
-        </w:rPr>
-      </w:pPr>
-      <w:hyperlink w:anchor="_Toc235777435" w:history="1">
+          <w:kern w:val="2"/>
+          <w:sz w:val="22"/>
+          <w:szCs w:val="24"/>
+          <w:lang w:eastAsia="zh-CN"/>
+          <w14:ligatures w14:val="standardContextual"/>
+        </w:rPr>
+      </w:pPr>
+      <w:hyperlink w:anchor="_Toc235780924" w:history="1">
         <w:r>
           <w:rPr>
             <w:rStyle w:val="aff9"/>
@@ -1932,7 +2119,7 @@
             <w:noProof/>
             <w:webHidden/>
           </w:rPr>
-          <w:instrText>PAGEREF _Toc235777435 \h</w:instrText>
+          <w:instrText>PAGEREF _Toc235780924 \h</w:instrText>
         </w:r>
         <w:r>
           <w:rPr>
@@ -1963,7 +2150,7 @@
             <w:noProof/>
             <w:webHidden/>
           </w:rPr>
-          <w:t>8</w:t>
+          <w:t>9</w:t>
         </w:r>
         <w:r>
           <w:rPr>
@@ -1982,11 +2169,16 @@
           <w:tab w:val="right" w:leader="dot" w:pos="9396"/>
         </w:tabs>
         <w:rPr>
-          <w:rFonts w:hint="eastAsia"/>
+          <w:rFonts w:asciiTheme="minorHAnsi" w:eastAsiaTheme="minorEastAsia" w:hAnsiTheme="minorHAnsi" w:hint="eastAsia"/>
           <w:noProof/>
-        </w:rPr>
-      </w:pPr>
-      <w:hyperlink w:anchor="_Toc235777436" w:history="1">
+          <w:kern w:val="2"/>
+          <w:sz w:val="22"/>
+          <w:szCs w:val="24"/>
+          <w:lang w:eastAsia="zh-CN"/>
+          <w14:ligatures w14:val="standardContextual"/>
+        </w:rPr>
+      </w:pPr>
+      <w:hyperlink w:anchor="_Toc235780925" w:history="1">
         <w:r>
           <w:rPr>
             <w:rStyle w:val="aff9"/>
@@ -2024,7 +2216,7 @@
             <w:noProof/>
             <w:webHidden/>
           </w:rPr>
-          <w:instrText>PAGEREF _Toc235777436 \h</w:instrText>
+          <w:instrText>PAGEREF _Toc235780925 \h</w:instrText>
         </w:r>
         <w:r>
           <w:rPr>
@@ -2055,7 +2247,7 @@
             <w:noProof/>
             <w:webHidden/>
           </w:rPr>
-          <w:t>9</w:t>
+          <w:t>10</w:t>
         </w:r>
         <w:r>
           <w:rPr>
@@ -2074,11 +2266,16 @@
           <w:tab w:val="right" w:leader="dot" w:pos="9396"/>
         </w:tabs>
         <w:rPr>
-          <w:rFonts w:hint="eastAsia"/>
+          <w:rFonts w:asciiTheme="minorHAnsi" w:eastAsiaTheme="minorEastAsia" w:hAnsiTheme="minorHAnsi" w:hint="eastAsia"/>
           <w:noProof/>
-        </w:rPr>
-      </w:pPr>
-      <w:hyperlink w:anchor="_Toc235777437" w:history="1">
+          <w:kern w:val="2"/>
+          <w:sz w:val="22"/>
+          <w:szCs w:val="24"/>
+          <w:lang w:eastAsia="zh-CN"/>
+          <w14:ligatures w14:val="standardContextual"/>
+        </w:rPr>
+      </w:pPr>
+      <w:hyperlink w:anchor="_Toc235780926" w:history="1">
         <w:r>
           <w:rPr>
             <w:rStyle w:val="aff9"/>
@@ -2116,7 +2313,7 @@
             <w:noProof/>
             <w:webHidden/>
           </w:rPr>
-          <w:instrText>PAGEREF _Toc235777437 \h</w:instrText>
+          <w:instrText>PAGEREF _Toc235780926 \h</w:instrText>
         </w:r>
         <w:r>
           <w:rPr>
@@ -2147,7 +2344,7 @@
             <w:noProof/>
             <w:webHidden/>
           </w:rPr>
-          <w:t>9</w:t>
+          <w:t>10</w:t>
         </w:r>
         <w:r>
           <w:rPr>
@@ -2166,11 +2363,16 @@
           <w:tab w:val="right" w:leader="dot" w:pos="9396"/>
         </w:tabs>
         <w:rPr>
-          <w:rFonts w:hint="eastAsia"/>
+          <w:rFonts w:asciiTheme="minorHAnsi" w:eastAsiaTheme="minorEastAsia" w:hAnsiTheme="minorHAnsi" w:hint="eastAsia"/>
           <w:noProof/>
-        </w:rPr>
-      </w:pPr>
-      <w:hyperlink w:anchor="_Toc235777438" w:history="1">
+          <w:kern w:val="2"/>
+          <w:sz w:val="22"/>
+          <w:szCs w:val="24"/>
+          <w:lang w:eastAsia="zh-CN"/>
+          <w14:ligatures w14:val="standardContextual"/>
+        </w:rPr>
+      </w:pPr>
+      <w:hyperlink w:anchor="_Toc235780927" w:history="1">
         <w:r>
           <w:rPr>
             <w:rStyle w:val="aff9"/>
@@ -2208,7 +2410,7 @@
             <w:noProof/>
             <w:webHidden/>
           </w:rPr>
-          <w:instrText>PAGEREF _Toc235777438 \h</w:instrText>
+          <w:instrText>PAGEREF _Toc235780927 \h</w:instrText>
         </w:r>
         <w:r>
           <w:rPr>
@@ -2239,7 +2441,7 @@
             <w:noProof/>
             <w:webHidden/>
           </w:rPr>
-          <w:t>9</w:t>
+          <w:t>10</w:t>
         </w:r>
         <w:r>
           <w:rPr>
@@ -2258,11 +2460,16 @@
           <w:tab w:val="right" w:leader="dot" w:pos="9396"/>
         </w:tabs>
         <w:rPr>
-          <w:rFonts w:hint="eastAsia"/>
+          <w:rFonts w:asciiTheme="minorHAnsi" w:eastAsiaTheme="minorEastAsia" w:hAnsiTheme="minorHAnsi" w:hint="eastAsia"/>
           <w:noProof/>
-        </w:rPr>
-      </w:pPr>
-      <w:hyperlink w:anchor="_Toc235777439" w:history="1">
+          <w:kern w:val="2"/>
+          <w:sz w:val="22"/>
+          <w:szCs w:val="24"/>
+          <w:lang w:eastAsia="zh-CN"/>
+          <w14:ligatures w14:val="standardContextual"/>
+        </w:rPr>
+      </w:pPr>
+      <w:hyperlink w:anchor="_Toc235780928" w:history="1">
         <w:r>
           <w:rPr>
             <w:rStyle w:val="aff9"/>
@@ -2300,7 +2507,7 @@
             <w:noProof/>
             <w:webHidden/>
           </w:rPr>
-          <w:instrText>PAGEREF _Toc235777439 \h</w:instrText>
+          <w:instrText>PAGEREF _Toc235780928 \h</w:instrText>
         </w:r>
         <w:r>
           <w:rPr>
@@ -2331,7 +2538,7 @@
             <w:noProof/>
             <w:webHidden/>
           </w:rPr>
-          <w:t>9</w:t>
+          <w:t>10</w:t>
         </w:r>
         <w:r>
           <w:rPr>
@@ -2350,11 +2557,16 @@
           <w:tab w:val="right" w:leader="dot" w:pos="9396"/>
         </w:tabs>
         <w:rPr>
-          <w:rFonts w:hint="eastAsia"/>
+          <w:rFonts w:asciiTheme="minorHAnsi" w:eastAsiaTheme="minorEastAsia" w:hAnsiTheme="minorHAnsi" w:hint="eastAsia"/>
           <w:noProof/>
-        </w:rPr>
-      </w:pPr>
-      <w:hyperlink w:anchor="_Toc235777440" w:history="1">
+          <w:kern w:val="2"/>
+          <w:sz w:val="22"/>
+          <w:szCs w:val="24"/>
+          <w:lang w:eastAsia="zh-CN"/>
+          <w14:ligatures w14:val="standardContextual"/>
+        </w:rPr>
+      </w:pPr>
+      <w:hyperlink w:anchor="_Toc235780929" w:history="1">
         <w:r>
           <w:rPr>
             <w:rStyle w:val="aff9"/>
@@ -2392,7 +2604,7 @@
             <w:noProof/>
             <w:webHidden/>
           </w:rPr>
-          <w:instrText>PAGEREF _Toc235777440 \h</w:instrText>
+          <w:instrText>PAGEREF _Toc235780929 \h</w:instrText>
         </w:r>
         <w:r>
           <w:rPr>
@@ -2423,7 +2635,7 @@
             <w:noProof/>
             <w:webHidden/>
           </w:rPr>
-          <w:t>9</w:t>
+          <w:t>10</w:t>
         </w:r>
         <w:r>
           <w:rPr>
@@ -2442,11 +2654,16 @@
           <w:tab w:val="right" w:leader="dot" w:pos="9396"/>
         </w:tabs>
         <w:rPr>
-          <w:rFonts w:hint="eastAsia"/>
+          <w:rFonts w:asciiTheme="minorHAnsi" w:eastAsiaTheme="minorEastAsia" w:hAnsiTheme="minorHAnsi" w:hint="eastAsia"/>
           <w:noProof/>
-        </w:rPr>
-      </w:pPr>
-      <w:hyperlink w:anchor="_Toc235777441" w:history="1">
+          <w:kern w:val="2"/>
+          <w:sz w:val="22"/>
+          <w:szCs w:val="24"/>
+          <w:lang w:eastAsia="zh-CN"/>
+          <w14:ligatures w14:val="standardContextual"/>
+        </w:rPr>
+      </w:pPr>
+      <w:hyperlink w:anchor="_Toc235780930" w:history="1">
         <w:r>
           <w:rPr>
             <w:rStyle w:val="aff9"/>
@@ -2484,7 +2701,7 @@
             <w:noProof/>
             <w:webHidden/>
           </w:rPr>
-          <w:instrText>PAGEREF _Toc235777441 \h</w:instrText>
+          <w:instrText>PAGEREF _Toc235780930 \h</w:instrText>
         </w:r>
         <w:r>
           <w:rPr>
@@ -2515,7 +2732,7 @@
             <w:noProof/>
             <w:webHidden/>
           </w:rPr>
-          <w:t>10</w:t>
+          <w:t>11</w:t>
         </w:r>
         <w:r>
           <w:rPr>
@@ -2534,11 +2751,16 @@
           <w:tab w:val="right" w:leader="dot" w:pos="9396"/>
         </w:tabs>
         <w:rPr>
-          <w:rFonts w:hint="eastAsia"/>
+          <w:rFonts w:asciiTheme="minorHAnsi" w:eastAsiaTheme="minorEastAsia" w:hAnsiTheme="minorHAnsi" w:hint="eastAsia"/>
           <w:noProof/>
-        </w:rPr>
-      </w:pPr>
-      <w:hyperlink w:anchor="_Toc235777442" w:history="1">
+          <w:kern w:val="2"/>
+          <w:sz w:val="22"/>
+          <w:szCs w:val="24"/>
+          <w:lang w:eastAsia="zh-CN"/>
+          <w14:ligatures w14:val="standardContextual"/>
+        </w:rPr>
+      </w:pPr>
+      <w:hyperlink w:anchor="_Toc235780931" w:history="1">
         <w:r>
           <w:rPr>
             <w:rStyle w:val="aff9"/>
@@ -2576,7 +2798,7 @@
             <w:noProof/>
             <w:webHidden/>
           </w:rPr>
-          <w:instrText>PAGEREF _Toc235777442 \h</w:instrText>
+          <w:instrText>PAGEREF _Toc235780931 \h</w:instrText>
         </w:r>
         <w:r>
           <w:rPr>
@@ -2607,7 +2829,7 @@
             <w:noProof/>
             <w:webHidden/>
           </w:rPr>
-          <w:t>10</w:t>
+          <w:t>11</w:t>
         </w:r>
         <w:r>
           <w:rPr>
@@ -2626,11 +2848,16 @@
           <w:tab w:val="right" w:leader="dot" w:pos="9396"/>
         </w:tabs>
         <w:rPr>
-          <w:rFonts w:hint="eastAsia"/>
+          <w:rFonts w:asciiTheme="minorHAnsi" w:eastAsiaTheme="minorEastAsia" w:hAnsiTheme="minorHAnsi" w:hint="eastAsia"/>
           <w:noProof/>
-        </w:rPr>
-      </w:pPr>
-      <w:hyperlink w:anchor="_Toc235777443" w:history="1">
+          <w:kern w:val="2"/>
+          <w:sz w:val="22"/>
+          <w:szCs w:val="24"/>
+          <w:lang w:eastAsia="zh-CN"/>
+          <w14:ligatures w14:val="standardContextual"/>
+        </w:rPr>
+      </w:pPr>
+      <w:hyperlink w:anchor="_Toc235780932" w:history="1">
         <w:r>
           <w:rPr>
             <w:rStyle w:val="aff9"/>
@@ -2668,7 +2895,7 @@
             <w:noProof/>
             <w:webHidden/>
           </w:rPr>
-          <w:instrText>PAGEREF _Toc235777443 \h</w:instrText>
+          <w:instrText>PAGEREF _Toc235780932 \h</w:instrText>
         </w:r>
         <w:r>
           <w:rPr>
@@ -2699,7 +2926,7 @@
             <w:noProof/>
             <w:webHidden/>
           </w:rPr>
-          <w:t>10</w:t>
+          <w:t>11</w:t>
         </w:r>
         <w:r>
           <w:rPr>
@@ -2718,11 +2945,16 @@
           <w:tab w:val="right" w:leader="dot" w:pos="9396"/>
         </w:tabs>
         <w:rPr>
-          <w:rFonts w:hint="eastAsia"/>
+          <w:rFonts w:asciiTheme="minorHAnsi" w:eastAsiaTheme="minorEastAsia" w:hAnsiTheme="minorHAnsi" w:hint="eastAsia"/>
           <w:noProof/>
-        </w:rPr>
-      </w:pPr>
-      <w:hyperlink w:anchor="_Toc235777444" w:history="1">
+          <w:kern w:val="2"/>
+          <w:sz w:val="22"/>
+          <w:szCs w:val="24"/>
+          <w:lang w:eastAsia="zh-CN"/>
+          <w14:ligatures w14:val="standardContextual"/>
+        </w:rPr>
+      </w:pPr>
+      <w:hyperlink w:anchor="_Toc235780933" w:history="1">
         <w:r>
           <w:rPr>
             <w:rStyle w:val="aff9"/>
@@ -2760,7 +2992,7 @@
             <w:noProof/>
             <w:webHidden/>
           </w:rPr>
-          <w:instrText>PAGEREF _Toc235777444 \h</w:instrText>
+          <w:instrText>PAGEREF _Toc235780933 \h</w:instrText>
         </w:r>
         <w:r>
           <w:rPr>
@@ -2791,7 +3023,7 @@
             <w:noProof/>
             <w:webHidden/>
           </w:rPr>
-          <w:t>11</w:t>
+          <w:t>12</w:t>
         </w:r>
         <w:r>
           <w:rPr>
@@ -2810,11 +3042,16 @@
           <w:tab w:val="right" w:leader="dot" w:pos="9396"/>
         </w:tabs>
         <w:rPr>
-          <w:rFonts w:hint="eastAsia"/>
+          <w:rFonts w:asciiTheme="minorHAnsi" w:eastAsiaTheme="minorEastAsia" w:hAnsiTheme="minorHAnsi" w:hint="eastAsia"/>
           <w:noProof/>
-        </w:rPr>
-      </w:pPr>
-      <w:hyperlink w:anchor="_Toc235777445" w:history="1">
+          <w:kern w:val="2"/>
+          <w:sz w:val="22"/>
+          <w:szCs w:val="24"/>
+          <w:lang w:eastAsia="zh-CN"/>
+          <w14:ligatures w14:val="standardContextual"/>
+        </w:rPr>
+      </w:pPr>
+      <w:hyperlink w:anchor="_Toc235780934" w:history="1">
         <w:r>
           <w:rPr>
             <w:rStyle w:val="aff9"/>
@@ -2852,7 +3089,7 @@
             <w:noProof/>
             <w:webHidden/>
           </w:rPr>
-          <w:instrText>PAGEREF _Toc235777445 \h</w:instrText>
+          <w:instrText>PAGEREF _Toc235780934 \h</w:instrText>
         </w:r>
         <w:r>
           <w:rPr>
@@ -2883,7 +3120,7 @@
             <w:noProof/>
             <w:webHidden/>
           </w:rPr>
-          <w:t>11</w:t>
+          <w:t>12</w:t>
         </w:r>
         <w:r>
           <w:rPr>
@@ -2902,11 +3139,16 @@
           <w:tab w:val="right" w:leader="dot" w:pos="9396"/>
         </w:tabs>
         <w:rPr>
-          <w:rFonts w:hint="eastAsia"/>
+          <w:rFonts w:asciiTheme="minorHAnsi" w:eastAsiaTheme="minorEastAsia" w:hAnsiTheme="minorHAnsi" w:hint="eastAsia"/>
           <w:noProof/>
-        </w:rPr>
-      </w:pPr>
-      <w:hyperlink w:anchor="_Toc235777446" w:history="1">
+          <w:kern w:val="2"/>
+          <w:sz w:val="22"/>
+          <w:szCs w:val="24"/>
+          <w:lang w:eastAsia="zh-CN"/>
+          <w14:ligatures w14:val="standardContextual"/>
+        </w:rPr>
+      </w:pPr>
+      <w:hyperlink w:anchor="_Toc235780935" w:history="1">
         <w:r>
           <w:rPr>
             <w:rStyle w:val="aff9"/>
@@ -2944,7 +3186,7 @@
             <w:noProof/>
             <w:webHidden/>
           </w:rPr>
-          <w:instrText>PAGEREF _Toc235777446 \h</w:instrText>
+          <w:instrText>PAGEREF _Toc235780935 \h</w:instrText>
         </w:r>
         <w:r>
           <w:rPr>
@@ -2975,7 +3217,7 @@
             <w:noProof/>
             <w:webHidden/>
           </w:rPr>
-          <w:t>12</w:t>
+          <w:t>13</w:t>
         </w:r>
         <w:r>
           <w:rPr>
@@ -2994,11 +3236,16 @@
           <w:tab w:val="right" w:leader="dot" w:pos="9396"/>
         </w:tabs>
         <w:rPr>
-          <w:rFonts w:hint="eastAsia"/>
+          <w:rFonts w:asciiTheme="minorHAnsi" w:eastAsiaTheme="minorEastAsia" w:hAnsiTheme="minorHAnsi" w:hint="eastAsia"/>
           <w:noProof/>
-        </w:rPr>
-      </w:pPr>
-      <w:hyperlink w:anchor="_Toc235777447" w:history="1">
+          <w:kern w:val="2"/>
+          <w:sz w:val="22"/>
+          <w:szCs w:val="24"/>
+          <w:lang w:eastAsia="zh-CN"/>
+          <w14:ligatures w14:val="standardContextual"/>
+        </w:rPr>
+      </w:pPr>
+      <w:hyperlink w:anchor="_Toc235780936" w:history="1">
         <w:r>
           <w:rPr>
             <w:rStyle w:val="aff9"/>
@@ -3036,7 +3283,7 @@
             <w:noProof/>
             <w:webHidden/>
           </w:rPr>
-          <w:instrText>PAGEREF _Toc235777447 \h</w:instrText>
+          <w:instrText>PAGEREF _Toc235780936 \h</w:instrText>
         </w:r>
         <w:r>
           <w:rPr>
@@ -3067,7 +3314,7 @@
             <w:noProof/>
             <w:webHidden/>
           </w:rPr>
-          <w:t>12</w:t>
+          <w:t>13</w:t>
         </w:r>
         <w:r>
           <w:rPr>
@@ -3086,11 +3333,16 @@
           <w:tab w:val="right" w:leader="dot" w:pos="9396"/>
         </w:tabs>
         <w:rPr>
-          <w:rFonts w:hint="eastAsia"/>
+          <w:rFonts w:asciiTheme="minorHAnsi" w:eastAsiaTheme="minorEastAsia" w:hAnsiTheme="minorHAnsi" w:hint="eastAsia"/>
           <w:noProof/>
-        </w:rPr>
-      </w:pPr>
-      <w:hyperlink w:anchor="_Toc235777448" w:history="1">
+          <w:kern w:val="2"/>
+          <w:sz w:val="22"/>
+          <w:szCs w:val="24"/>
+          <w:lang w:eastAsia="zh-CN"/>
+          <w14:ligatures w14:val="standardContextual"/>
+        </w:rPr>
+      </w:pPr>
+      <w:hyperlink w:anchor="_Toc235780937" w:history="1">
         <w:r>
           <w:rPr>
             <w:rStyle w:val="aff9"/>
@@ -3128,7 +3380,7 @@
             <w:noProof/>
             <w:webHidden/>
           </w:rPr>
-          <w:instrText>PAGEREF _Toc235777448 \h</w:instrText>
+          <w:instrText>PAGEREF _Toc235780937 \h</w:instrText>
         </w:r>
         <w:r>
           <w:rPr>
@@ -3159,7 +3411,7 @@
             <w:noProof/>
             <w:webHidden/>
           </w:rPr>
-          <w:t>12</w:t>
+          <w:t>13</w:t>
         </w:r>
         <w:r>
           <w:rPr>
@@ -3178,11 +3430,16 @@
           <w:tab w:val="right" w:leader="dot" w:pos="9396"/>
         </w:tabs>
         <w:rPr>
-          <w:rFonts w:hint="eastAsia"/>
+          <w:rFonts w:asciiTheme="minorHAnsi" w:eastAsiaTheme="minorEastAsia" w:hAnsiTheme="minorHAnsi" w:hint="eastAsia"/>
           <w:noProof/>
-        </w:rPr>
-      </w:pPr>
-      <w:hyperlink w:anchor="_Toc235777449" w:history="1">
+          <w:kern w:val="2"/>
+          <w:sz w:val="22"/>
+          <w:szCs w:val="24"/>
+          <w:lang w:eastAsia="zh-CN"/>
+          <w14:ligatures w14:val="standardContextual"/>
+        </w:rPr>
+      </w:pPr>
+      <w:hyperlink w:anchor="_Toc235780938" w:history="1">
         <w:r>
           <w:rPr>
             <w:rStyle w:val="aff9"/>
@@ -3220,7 +3477,7 @@
             <w:noProof/>
             <w:webHidden/>
           </w:rPr>
-          <w:instrText>PAGEREF _Toc235777449 \h</w:instrText>
+          <w:instrText>PAGEREF _Toc235780938 \h</w:instrText>
         </w:r>
         <w:r>
           <w:rPr>
@@ -3251,7 +3508,7 @@
             <w:noProof/>
             <w:webHidden/>
           </w:rPr>
-          <w:t>12</w:t>
+          <w:t>13</w:t>
         </w:r>
         <w:r>
           <w:rPr>
@@ -3270,11 +3527,16 @@
           <w:tab w:val="right" w:leader="dot" w:pos="9396"/>
         </w:tabs>
         <w:rPr>
-          <w:rFonts w:hint="eastAsia"/>
+          <w:rFonts w:asciiTheme="minorHAnsi" w:eastAsiaTheme="minorEastAsia" w:hAnsiTheme="minorHAnsi" w:hint="eastAsia"/>
           <w:noProof/>
-        </w:rPr>
-      </w:pPr>
-      <w:hyperlink w:anchor="_Toc235777450" w:history="1">
+          <w:kern w:val="2"/>
+          <w:sz w:val="22"/>
+          <w:szCs w:val="24"/>
+          <w:lang w:eastAsia="zh-CN"/>
+          <w14:ligatures w14:val="standardContextual"/>
+        </w:rPr>
+      </w:pPr>
+      <w:hyperlink w:anchor="_Toc235780939" w:history="1">
         <w:r>
           <w:rPr>
             <w:rStyle w:val="aff9"/>
@@ -3312,7 +3574,7 @@
             <w:noProof/>
             <w:webHidden/>
           </w:rPr>
-          <w:instrText>PAGEREF _Toc235777450 \h</w:instrText>
+          <w:instrText>PAGEREF _Toc235780939 \h</w:instrText>
         </w:r>
         <w:r>
           <w:rPr>
@@ -3343,7 +3605,7 @@
             <w:noProof/>
             <w:webHidden/>
           </w:rPr>
-          <w:t>12</w:t>
+          <w:t>13</w:t>
         </w:r>
         <w:r>
           <w:rPr>
@@ -3362,11 +3624,16 @@
           <w:tab w:val="right" w:leader="dot" w:pos="9396"/>
         </w:tabs>
         <w:rPr>
-          <w:rFonts w:hint="eastAsia"/>
+          <w:rFonts w:asciiTheme="minorHAnsi" w:eastAsiaTheme="minorEastAsia" w:hAnsiTheme="minorHAnsi" w:hint="eastAsia"/>
           <w:noProof/>
-        </w:rPr>
-      </w:pPr>
-      <w:hyperlink w:anchor="_Toc235777451" w:history="1">
+          <w:kern w:val="2"/>
+          <w:sz w:val="22"/>
+          <w:szCs w:val="24"/>
+          <w:lang w:eastAsia="zh-CN"/>
+          <w14:ligatures w14:val="standardContextual"/>
+        </w:rPr>
+      </w:pPr>
+      <w:hyperlink w:anchor="_Toc235780940" w:history="1">
         <w:r>
           <w:rPr>
             <w:rStyle w:val="aff9"/>
@@ -3404,7 +3671,7 @@
             <w:noProof/>
             <w:webHidden/>
           </w:rPr>
-          <w:instrText>PAGEREF _Toc235777451 \h</w:instrText>
+          <w:instrText>PAGEREF _Toc235780940 \h</w:instrText>
         </w:r>
         <w:r>
           <w:rPr>
@@ -3435,7 +3702,7 @@
             <w:noProof/>
             <w:webHidden/>
           </w:rPr>
-          <w:t>13</w:t>
+          <w:t>14</w:t>
         </w:r>
         <w:r>
           <w:rPr>
@@ -3454,11 +3721,16 @@
           <w:tab w:val="right" w:leader="dot" w:pos="9396"/>
         </w:tabs>
         <w:rPr>
-          <w:rFonts w:hint="eastAsia"/>
+          <w:rFonts w:asciiTheme="minorHAnsi" w:eastAsiaTheme="minorEastAsia" w:hAnsiTheme="minorHAnsi" w:hint="eastAsia"/>
           <w:noProof/>
-        </w:rPr>
-      </w:pPr>
-      <w:hyperlink w:anchor="_Toc235777452" w:history="1">
+          <w:kern w:val="2"/>
+          <w:sz w:val="22"/>
+          <w:szCs w:val="24"/>
+          <w:lang w:eastAsia="zh-CN"/>
+          <w14:ligatures w14:val="standardContextual"/>
+        </w:rPr>
+      </w:pPr>
+      <w:hyperlink w:anchor="_Toc235780941" w:history="1">
         <w:r>
           <w:rPr>
             <w:rStyle w:val="aff9"/>
@@ -3496,7 +3768,7 @@
             <w:noProof/>
             <w:webHidden/>
           </w:rPr>
-          <w:instrText>PAGEREF _Toc235777452 \h</w:instrText>
+          <w:instrText>PAGEREF _Toc235780941 \h</w:instrText>
         </w:r>
         <w:r>
           <w:rPr>
@@ -3527,7 +3799,7 @@
             <w:noProof/>
             <w:webHidden/>
           </w:rPr>
-          <w:t>13</w:t>
+          <w:t>14</w:t>
         </w:r>
         <w:r>
           <w:rPr>
@@ -3546,11 +3818,16 @@
           <w:tab w:val="right" w:leader="dot" w:pos="9396"/>
         </w:tabs>
         <w:rPr>
-          <w:rFonts w:hint="eastAsia"/>
+          <w:rFonts w:asciiTheme="minorHAnsi" w:eastAsiaTheme="minorEastAsia" w:hAnsiTheme="minorHAnsi" w:hint="eastAsia"/>
           <w:noProof/>
-        </w:rPr>
-      </w:pPr>
-      <w:hyperlink w:anchor="_Toc235777453" w:history="1">
+          <w:kern w:val="2"/>
+          <w:sz w:val="22"/>
+          <w:szCs w:val="24"/>
+          <w:lang w:eastAsia="zh-CN"/>
+          <w14:ligatures w14:val="standardContextual"/>
+        </w:rPr>
+      </w:pPr>
+      <w:hyperlink w:anchor="_Toc235780942" w:history="1">
         <w:r>
           <w:rPr>
             <w:rStyle w:val="aff9"/>
@@ -3588,7 +3865,7 @@
             <w:noProof/>
             <w:webHidden/>
           </w:rPr>
-          <w:instrText>PAGEREF _Toc235777453 \h</w:instrText>
+          <w:instrText>PAGEREF _Toc235780942 \h</w:instrText>
         </w:r>
         <w:r>
           <w:rPr>
@@ -3619,7 +3896,7 @@
             <w:noProof/>
             <w:webHidden/>
           </w:rPr>
-          <w:t>13</w:t>
+          <w:t>14</w:t>
         </w:r>
         <w:r>
           <w:rPr>
@@ -3638,11 +3915,16 @@
           <w:tab w:val="right" w:leader="dot" w:pos="9396"/>
         </w:tabs>
         <w:rPr>
-          <w:rFonts w:hint="eastAsia"/>
+          <w:rFonts w:asciiTheme="minorHAnsi" w:eastAsiaTheme="minorEastAsia" w:hAnsiTheme="minorHAnsi" w:hint="eastAsia"/>
           <w:noProof/>
-        </w:rPr>
-      </w:pPr>
-      <w:hyperlink w:anchor="_Toc235777454" w:history="1">
+          <w:kern w:val="2"/>
+          <w:sz w:val="22"/>
+          <w:szCs w:val="24"/>
+          <w:lang w:eastAsia="zh-CN"/>
+          <w14:ligatures w14:val="standardContextual"/>
+        </w:rPr>
+      </w:pPr>
+      <w:hyperlink w:anchor="_Toc235780943" w:history="1">
         <w:r>
           <w:rPr>
             <w:rStyle w:val="aff9"/>
@@ -3680,7 +3962,7 @@
             <w:noProof/>
             <w:webHidden/>
           </w:rPr>
-          <w:instrText>PAGEREF _Toc235777454 \h</w:instrText>
+          <w:instrText>PAGEREF _Toc235780943 \h</w:instrText>
         </w:r>
         <w:r>
           <w:rPr>
@@ -3711,7 +3993,7 @@
             <w:noProof/>
             <w:webHidden/>
           </w:rPr>
-          <w:t>14</w:t>
+          <w:t>15</w:t>
         </w:r>
         <w:r>
           <w:rPr>
@@ -3730,11 +4012,16 @@
           <w:tab w:val="right" w:leader="dot" w:pos="9396"/>
         </w:tabs>
         <w:rPr>
-          <w:rFonts w:hint="eastAsia"/>
+          <w:rFonts w:asciiTheme="minorHAnsi" w:eastAsiaTheme="minorEastAsia" w:hAnsiTheme="minorHAnsi" w:hint="eastAsia"/>
           <w:noProof/>
-        </w:rPr>
-      </w:pPr>
-      <w:hyperlink w:anchor="_Toc235777455" w:history="1">
+          <w:kern w:val="2"/>
+          <w:sz w:val="22"/>
+          <w:szCs w:val="24"/>
+          <w:lang w:eastAsia="zh-CN"/>
+          <w14:ligatures w14:val="standardContextual"/>
+        </w:rPr>
+      </w:pPr>
+      <w:hyperlink w:anchor="_Toc235780944" w:history="1">
         <w:r>
           <w:rPr>
             <w:rStyle w:val="aff9"/>
@@ -3772,7 +4059,7 @@
             <w:noProof/>
             <w:webHidden/>
           </w:rPr>
-          <w:instrText>PAGEREF _Toc235777455 \h</w:instrText>
+          <w:instrText>PAGEREF _Toc235780944 \h</w:instrText>
         </w:r>
         <w:r>
           <w:rPr>
@@ -3803,7 +4090,7 @@
             <w:noProof/>
             <w:webHidden/>
           </w:rPr>
-          <w:t>14</w:t>
+          <w:t>15</w:t>
         </w:r>
         <w:r>
           <w:rPr>
@@ -3822,11 +4109,16 @@
           <w:tab w:val="right" w:leader="dot" w:pos="9396"/>
         </w:tabs>
         <w:rPr>
-          <w:rFonts w:hint="eastAsia"/>
+          <w:rFonts w:asciiTheme="minorHAnsi" w:eastAsiaTheme="minorEastAsia" w:hAnsiTheme="minorHAnsi" w:hint="eastAsia"/>
           <w:noProof/>
-        </w:rPr>
-      </w:pPr>
-      <w:hyperlink w:anchor="_Toc235777456" w:history="1">
+          <w:kern w:val="2"/>
+          <w:sz w:val="22"/>
+          <w:szCs w:val="24"/>
+          <w:lang w:eastAsia="zh-CN"/>
+          <w14:ligatures w14:val="standardContextual"/>
+        </w:rPr>
+      </w:pPr>
+      <w:hyperlink w:anchor="_Toc235780945" w:history="1">
         <w:r>
           <w:rPr>
             <w:rStyle w:val="aff9"/>
@@ -3864,7 +4156,7 @@
             <w:noProof/>
             <w:webHidden/>
           </w:rPr>
-          <w:instrText>PAGEREF _Toc235777456 \h</w:instrText>
+          <w:instrText>PAGEREF _Toc235780945 \h</w:instrText>
         </w:r>
         <w:r>
           <w:rPr>
@@ -3895,7 +4187,7 @@
             <w:noProof/>
             <w:webHidden/>
           </w:rPr>
-          <w:t>14</w:t>
+          <w:t>15</w:t>
         </w:r>
         <w:r>
           <w:rPr>
@@ -3914,11 +4206,16 @@
           <w:tab w:val="right" w:leader="dot" w:pos="9396"/>
         </w:tabs>
         <w:rPr>
-          <w:rFonts w:hint="eastAsia"/>
+          <w:rFonts w:asciiTheme="minorHAnsi" w:eastAsiaTheme="minorEastAsia" w:hAnsiTheme="minorHAnsi" w:hint="eastAsia"/>
           <w:noProof/>
-        </w:rPr>
-      </w:pPr>
-      <w:hyperlink w:anchor="_Toc235777457" w:history="1">
+          <w:kern w:val="2"/>
+          <w:sz w:val="22"/>
+          <w:szCs w:val="24"/>
+          <w:lang w:eastAsia="zh-CN"/>
+          <w14:ligatures w14:val="standardContextual"/>
+        </w:rPr>
+      </w:pPr>
+      <w:hyperlink w:anchor="_Toc235780946" w:history="1">
         <w:r>
           <w:rPr>
             <w:rStyle w:val="aff9"/>
@@ -3956,7 +4253,7 @@
             <w:noProof/>
             <w:webHidden/>
           </w:rPr>
-          <w:instrText>PAGEREF _Toc235777457 \h</w:instrText>
+          <w:instrText>PAGEREF _Toc235780946 \h</w:instrText>
         </w:r>
         <w:r>
           <w:rPr>
@@ -3987,7 +4284,7 @@
             <w:noProof/>
             <w:webHidden/>
           </w:rPr>
-          <w:t>14</w:t>
+          <w:t>15</w:t>
         </w:r>
         <w:r>
           <w:rPr>
@@ -4006,11 +4303,16 @@
           <w:tab w:val="right" w:leader="dot" w:pos="9396"/>
         </w:tabs>
         <w:rPr>
-          <w:rFonts w:hint="eastAsia"/>
+          <w:rFonts w:asciiTheme="minorHAnsi" w:eastAsiaTheme="minorEastAsia" w:hAnsiTheme="minorHAnsi" w:hint="eastAsia"/>
           <w:noProof/>
-        </w:rPr>
-      </w:pPr>
-      <w:hyperlink w:anchor="_Toc235777458" w:history="1">
+          <w:kern w:val="2"/>
+          <w:sz w:val="22"/>
+          <w:szCs w:val="24"/>
+          <w:lang w:eastAsia="zh-CN"/>
+          <w14:ligatures w14:val="standardContextual"/>
+        </w:rPr>
+      </w:pPr>
+      <w:hyperlink w:anchor="_Toc235780947" w:history="1">
         <w:r>
           <w:rPr>
             <w:rStyle w:val="aff9"/>
@@ -4048,7 +4350,7 @@
             <w:noProof/>
             <w:webHidden/>
           </w:rPr>
-          <w:instrText>PAGEREF _Toc235777458 \h</w:instrText>
+          <w:instrText>PAGEREF _Toc235780947 \h</w:instrText>
         </w:r>
         <w:r>
           <w:rPr>
@@ -4079,7 +4381,7 @@
             <w:noProof/>
             <w:webHidden/>
           </w:rPr>
-          <w:t>14</w:t>
+          <w:t>15</w:t>
         </w:r>
         <w:r>
           <w:rPr>
@@ -4098,11 +4400,16 @@
           <w:tab w:val="right" w:leader="dot" w:pos="9396"/>
         </w:tabs>
         <w:rPr>
-          <w:rFonts w:hint="eastAsia"/>
+          <w:rFonts w:asciiTheme="minorHAnsi" w:eastAsiaTheme="minorEastAsia" w:hAnsiTheme="minorHAnsi" w:hint="eastAsia"/>
           <w:noProof/>
-        </w:rPr>
-      </w:pPr>
-      <w:hyperlink w:anchor="_Toc235777459" w:history="1">
+          <w:kern w:val="2"/>
+          <w:sz w:val="22"/>
+          <w:szCs w:val="24"/>
+          <w:lang w:eastAsia="zh-CN"/>
+          <w14:ligatures w14:val="standardContextual"/>
+        </w:rPr>
+      </w:pPr>
+      <w:hyperlink w:anchor="_Toc235780948" w:history="1">
         <w:r>
           <w:rPr>
             <w:rStyle w:val="aff9"/>
@@ -4140,7 +4447,7 @@
             <w:noProof/>
             <w:webHidden/>
           </w:rPr>
-          <w:instrText>PAGEREF _Toc235777459 \h</w:instrText>
+          <w:instrText>PAGEREF _Toc235780948 \h</w:instrText>
         </w:r>
         <w:r>
           <w:rPr>
@@ -4171,7 +4478,7 @@
             <w:noProof/>
             <w:webHidden/>
           </w:rPr>
-          <w:t>15</w:t>
+          <w:t>16</w:t>
         </w:r>
         <w:r>
           <w:rPr>
@@ -4190,11 +4497,16 @@
           <w:tab w:val="right" w:leader="dot" w:pos="9396"/>
         </w:tabs>
         <w:rPr>
-          <w:rFonts w:hint="eastAsia"/>
+          <w:rFonts w:asciiTheme="minorHAnsi" w:eastAsiaTheme="minorEastAsia" w:hAnsiTheme="minorHAnsi" w:hint="eastAsia"/>
           <w:noProof/>
-        </w:rPr>
-      </w:pPr>
-      <w:hyperlink w:anchor="_Toc235777460" w:history="1">
+          <w:kern w:val="2"/>
+          <w:sz w:val="22"/>
+          <w:szCs w:val="24"/>
+          <w:lang w:eastAsia="zh-CN"/>
+          <w14:ligatures w14:val="standardContextual"/>
+        </w:rPr>
+      </w:pPr>
+      <w:hyperlink w:anchor="_Toc235780949" w:history="1">
         <w:r>
           <w:rPr>
             <w:rStyle w:val="aff9"/>
@@ -4232,7 +4544,7 @@
             <w:noProof/>
             <w:webHidden/>
           </w:rPr>
-          <w:instrText>PAGEREF _Toc235777460 \h</w:instrText>
+          <w:instrText>PAGEREF _Toc235780949 \h</w:instrText>
         </w:r>
         <w:r>
           <w:rPr>
@@ -4263,7 +4575,7 @@
             <w:noProof/>
             <w:webHidden/>
           </w:rPr>
-          <w:t>15</w:t>
+          <w:t>16</w:t>
         </w:r>
         <w:r>
           <w:rPr>
@@ -4282,11 +4594,16 @@
           <w:tab w:val="right" w:leader="dot" w:pos="9396"/>
         </w:tabs>
         <w:rPr>
-          <w:rFonts w:hint="eastAsia"/>
+          <w:rFonts w:asciiTheme="minorHAnsi" w:eastAsiaTheme="minorEastAsia" w:hAnsiTheme="minorHAnsi" w:hint="eastAsia"/>
           <w:noProof/>
-        </w:rPr>
-      </w:pPr>
-      <w:hyperlink w:anchor="_Toc235777461" w:history="1">
+          <w:kern w:val="2"/>
+          <w:sz w:val="22"/>
+          <w:szCs w:val="24"/>
+          <w:lang w:eastAsia="zh-CN"/>
+          <w14:ligatures w14:val="standardContextual"/>
+        </w:rPr>
+      </w:pPr>
+      <w:hyperlink w:anchor="_Toc235780950" w:history="1">
         <w:r>
           <w:rPr>
             <w:rStyle w:val="aff9"/>
@@ -4324,7 +4641,7 @@
             <w:noProof/>
             <w:webHidden/>
           </w:rPr>
-          <w:instrText>PAGEREF _Toc235777461 \h</w:instrText>
+          <w:instrText>PAGEREF _Toc235780950 \h</w:instrText>
         </w:r>
         <w:r>
           <w:rPr>
@@ -4355,7 +4672,7 @@
             <w:noProof/>
             <w:webHidden/>
           </w:rPr>
-          <w:t>15</w:t>
+          <w:t>16</w:t>
         </w:r>
         <w:r>
           <w:rPr>
@@ -4374,11 +4691,16 @@
           <w:tab w:val="right" w:leader="dot" w:pos="9396"/>
         </w:tabs>
         <w:rPr>
-          <w:rFonts w:hint="eastAsia"/>
+          <w:rFonts w:asciiTheme="minorHAnsi" w:eastAsiaTheme="minorEastAsia" w:hAnsiTheme="minorHAnsi" w:hint="eastAsia"/>
           <w:noProof/>
-        </w:rPr>
-      </w:pPr>
-      <w:hyperlink w:anchor="_Toc235777462" w:history="1">
+          <w:kern w:val="2"/>
+          <w:sz w:val="22"/>
+          <w:szCs w:val="24"/>
+          <w:lang w:eastAsia="zh-CN"/>
+          <w14:ligatures w14:val="standardContextual"/>
+        </w:rPr>
+      </w:pPr>
+      <w:hyperlink w:anchor="_Toc235780951" w:history="1">
         <w:r>
           <w:rPr>
             <w:rStyle w:val="aff9"/>
@@ -4416,7 +4738,7 @@
             <w:noProof/>
             <w:webHidden/>
           </w:rPr>
-          <w:instrText>PAGEREF _Toc235777462 \h</w:instrText>
+          <w:instrText>PAGEREF _Toc235780951 \h</w:instrText>
         </w:r>
         <w:r>
           <w:rPr>
@@ -4447,7 +4769,7 @@
             <w:noProof/>
             <w:webHidden/>
           </w:rPr>
-          <w:t>15</w:t>
+          <w:t>16</w:t>
         </w:r>
         <w:r>
           <w:rPr>
@@ -4466,11 +4788,16 @@
           <w:tab w:val="right" w:leader="dot" w:pos="9396"/>
         </w:tabs>
         <w:rPr>
-          <w:rFonts w:hint="eastAsia"/>
+          <w:rFonts w:asciiTheme="minorHAnsi" w:eastAsiaTheme="minorEastAsia" w:hAnsiTheme="minorHAnsi" w:hint="eastAsia"/>
           <w:noProof/>
-        </w:rPr>
-      </w:pPr>
-      <w:hyperlink w:anchor="_Toc235777463" w:history="1">
+          <w:kern w:val="2"/>
+          <w:sz w:val="22"/>
+          <w:szCs w:val="24"/>
+          <w:lang w:eastAsia="zh-CN"/>
+          <w14:ligatures w14:val="standardContextual"/>
+        </w:rPr>
+      </w:pPr>
+      <w:hyperlink w:anchor="_Toc235780952" w:history="1">
         <w:r>
           <w:rPr>
             <w:rStyle w:val="aff9"/>
@@ -4508,7 +4835,7 @@
             <w:noProof/>
             <w:webHidden/>
           </w:rPr>
-          <w:instrText>PAGEREF _Toc235777463 \h</w:instrText>
+          <w:instrText>PAGEREF _Toc235780952 \h</w:instrText>
         </w:r>
         <w:r>
           <w:rPr>
@@ -4539,7 +4866,7 @@
             <w:noProof/>
             <w:webHidden/>
           </w:rPr>
-          <w:t>15</w:t>
+          <w:t>16</w:t>
         </w:r>
         <w:r>
           <w:rPr>
@@ -4558,11 +4885,16 @@
           <w:tab w:val="right" w:leader="dot" w:pos="9396"/>
         </w:tabs>
         <w:rPr>
-          <w:rFonts w:hint="eastAsia"/>
+          <w:rFonts w:asciiTheme="minorHAnsi" w:eastAsiaTheme="minorEastAsia" w:hAnsiTheme="minorHAnsi" w:hint="eastAsia"/>
           <w:noProof/>
-        </w:rPr>
-      </w:pPr>
-      <w:hyperlink w:anchor="_Toc235777464" w:history="1">
+          <w:kern w:val="2"/>
+          <w:sz w:val="22"/>
+          <w:szCs w:val="24"/>
+          <w:lang w:eastAsia="zh-CN"/>
+          <w14:ligatures w14:val="standardContextual"/>
+        </w:rPr>
+      </w:pPr>
+      <w:hyperlink w:anchor="_Toc235780953" w:history="1">
         <w:r>
           <w:rPr>
             <w:rStyle w:val="aff9"/>
@@ -4600,7 +4932,7 @@
             <w:noProof/>
             <w:webHidden/>
           </w:rPr>
-          <w:instrText>PAGEREF _Toc235777464 \h</w:instrText>
+          <w:instrText>PAGEREF _Toc235780953 \h</w:instrText>
         </w:r>
         <w:r>
           <w:rPr>
@@ -4631,7 +4963,7 @@
             <w:noProof/>
             <w:webHidden/>
           </w:rPr>
-          <w:t>15</w:t>
+          <w:t>16</w:t>
         </w:r>
         <w:r>
           <w:rPr>
@@ -4650,11 +4982,16 @@
           <w:tab w:val="right" w:leader="dot" w:pos="9396"/>
         </w:tabs>
         <w:rPr>
-          <w:rFonts w:hint="eastAsia"/>
+          <w:rFonts w:asciiTheme="minorHAnsi" w:eastAsiaTheme="minorEastAsia" w:hAnsiTheme="minorHAnsi" w:hint="eastAsia"/>
           <w:noProof/>
-        </w:rPr>
-      </w:pPr>
-      <w:hyperlink w:anchor="_Toc235777465" w:history="1">
+          <w:kern w:val="2"/>
+          <w:sz w:val="22"/>
+          <w:szCs w:val="24"/>
+          <w:lang w:eastAsia="zh-CN"/>
+          <w14:ligatures w14:val="standardContextual"/>
+        </w:rPr>
+      </w:pPr>
+      <w:hyperlink w:anchor="_Toc235780954" w:history="1">
         <w:r>
           <w:rPr>
             <w:rStyle w:val="aff9"/>
@@ -4692,7 +5029,7 @@
             <w:noProof/>
             <w:webHidden/>
           </w:rPr>
-          <w:instrText>PAGEREF _Toc235777465 \h</w:instrText>
+          <w:instrText>PAGEREF _Toc235780954 \h</w:instrText>
         </w:r>
         <w:r>
           <w:rPr>
@@ -4723,7 +5060,7 @@
             <w:noProof/>
             <w:webHidden/>
           </w:rPr>
-          <w:t>16</w:t>
+          <w:t>17</w:t>
         </w:r>
         <w:r>
           <w:rPr>
@@ -4742,11 +5079,16 @@
           <w:tab w:val="right" w:leader="dot" w:pos="9396"/>
         </w:tabs>
         <w:rPr>
-          <w:rFonts w:hint="eastAsia"/>
+          <w:rFonts w:asciiTheme="minorHAnsi" w:eastAsiaTheme="minorEastAsia" w:hAnsiTheme="minorHAnsi" w:hint="eastAsia"/>
           <w:noProof/>
-        </w:rPr>
-      </w:pPr>
-      <w:hyperlink w:anchor="_Toc235777466" w:history="1">
+          <w:kern w:val="2"/>
+          <w:sz w:val="22"/>
+          <w:szCs w:val="24"/>
+          <w:lang w:eastAsia="zh-CN"/>
+          <w14:ligatures w14:val="standardContextual"/>
+        </w:rPr>
+      </w:pPr>
+      <w:hyperlink w:anchor="_Toc235780955" w:history="1">
         <w:r>
           <w:rPr>
             <w:rStyle w:val="aff9"/>
@@ -4784,7 +5126,7 @@
             <w:noProof/>
             <w:webHidden/>
           </w:rPr>
-          <w:instrText>PAGEREF _Toc235777466 \h</w:instrText>
+          <w:instrText>PAGEREF _Toc235780955 \h</w:instrText>
         </w:r>
         <w:r>
           <w:rPr>
@@ -4815,7 +5157,7 @@
             <w:noProof/>
             <w:webHidden/>
           </w:rPr>
-          <w:t>16</w:t>
+          <w:t>17</w:t>
         </w:r>
         <w:r>
           <w:rPr>
@@ -4834,11 +5176,16 @@
           <w:tab w:val="right" w:leader="dot" w:pos="9396"/>
         </w:tabs>
         <w:rPr>
-          <w:rFonts w:hint="eastAsia"/>
+          <w:rFonts w:asciiTheme="minorHAnsi" w:eastAsiaTheme="minorEastAsia" w:hAnsiTheme="minorHAnsi" w:hint="eastAsia"/>
           <w:noProof/>
-        </w:rPr>
-      </w:pPr>
-      <w:hyperlink w:anchor="_Toc235777467" w:history="1">
+          <w:kern w:val="2"/>
+          <w:sz w:val="22"/>
+          <w:szCs w:val="24"/>
+          <w:lang w:eastAsia="zh-CN"/>
+          <w14:ligatures w14:val="standardContextual"/>
+        </w:rPr>
+      </w:pPr>
+      <w:hyperlink w:anchor="_Toc235780956" w:history="1">
         <w:r>
           <w:rPr>
             <w:rStyle w:val="aff9"/>
@@ -4876,7 +5223,7 @@
             <w:noProof/>
             <w:webHidden/>
           </w:rPr>
-          <w:instrText>PAGEREF _Toc235777467 \h</w:instrText>
+          <w:instrText>PAGEREF _Toc235780956 \h</w:instrText>
         </w:r>
         <w:r>
           <w:rPr>
@@ -4907,7 +5254,7 @@
             <w:noProof/>
             <w:webHidden/>
           </w:rPr>
-          <w:t>16</w:t>
+          <w:t>17</w:t>
         </w:r>
         <w:r>
           <w:rPr>
@@ -4926,11 +5273,16 @@
           <w:tab w:val="right" w:leader="dot" w:pos="9396"/>
         </w:tabs>
         <w:rPr>
-          <w:rFonts w:hint="eastAsia"/>
+          <w:rFonts w:asciiTheme="minorHAnsi" w:eastAsiaTheme="minorEastAsia" w:hAnsiTheme="minorHAnsi" w:hint="eastAsia"/>
           <w:noProof/>
-        </w:rPr>
-      </w:pPr>
-      <w:hyperlink w:anchor="_Toc235777468" w:history="1">
+          <w:kern w:val="2"/>
+          <w:sz w:val="22"/>
+          <w:szCs w:val="24"/>
+          <w:lang w:eastAsia="zh-CN"/>
+          <w14:ligatures w14:val="standardContextual"/>
+        </w:rPr>
+      </w:pPr>
+      <w:hyperlink w:anchor="_Toc235780957" w:history="1">
         <w:r>
           <w:rPr>
             <w:rStyle w:val="aff9"/>
@@ -4968,7 +5320,7 @@
             <w:noProof/>
             <w:webHidden/>
           </w:rPr>
-          <w:instrText>PAGEREF _Toc235777468 \h</w:instrText>
+          <w:instrText>PAGEREF _Toc235780957 \h</w:instrText>
         </w:r>
         <w:r>
           <w:rPr>
@@ -4999,7 +5351,7 @@
             <w:noProof/>
             <w:webHidden/>
           </w:rPr>
-          <w:t>16</w:t>
+          <w:t>17</w:t>
         </w:r>
         <w:r>
           <w:rPr>
@@ -5018,11 +5370,16 @@
           <w:tab w:val="right" w:leader="dot" w:pos="9396"/>
         </w:tabs>
         <w:rPr>
-          <w:rFonts w:hint="eastAsia"/>
+          <w:rFonts w:asciiTheme="minorHAnsi" w:eastAsiaTheme="minorEastAsia" w:hAnsiTheme="minorHAnsi" w:hint="eastAsia"/>
           <w:noProof/>
-        </w:rPr>
-      </w:pPr>
-      <w:hyperlink w:anchor="_Toc235777469" w:history="1">
+          <w:kern w:val="2"/>
+          <w:sz w:val="22"/>
+          <w:szCs w:val="24"/>
+          <w:lang w:eastAsia="zh-CN"/>
+          <w14:ligatures w14:val="standardContextual"/>
+        </w:rPr>
+      </w:pPr>
+      <w:hyperlink w:anchor="_Toc235780958" w:history="1">
         <w:r>
           <w:rPr>
             <w:rStyle w:val="aff9"/>
@@ -5060,7 +5417,7 @@
             <w:noProof/>
             <w:webHidden/>
           </w:rPr>
-          <w:instrText>PAGEREF _Toc235777469 \h</w:instrText>
+          <w:instrText>PAGEREF _Toc235780958 \h</w:instrText>
         </w:r>
         <w:r>
           <w:rPr>
@@ -5091,7 +5448,7 @@
             <w:noProof/>
             <w:webHidden/>
           </w:rPr>
-          <w:t>18</w:t>
+          <w:t>19</w:t>
         </w:r>
         <w:r>
           <w:rPr>
@@ -5110,11 +5467,16 @@
           <w:tab w:val="right" w:leader="dot" w:pos="9396"/>
         </w:tabs>
         <w:rPr>
-          <w:rFonts w:hint="eastAsia"/>
+          <w:rFonts w:asciiTheme="minorHAnsi" w:eastAsiaTheme="minorEastAsia" w:hAnsiTheme="minorHAnsi" w:hint="eastAsia"/>
           <w:noProof/>
-        </w:rPr>
-      </w:pPr>
-      <w:hyperlink w:anchor="_Toc235777470" w:history="1">
+          <w:kern w:val="2"/>
+          <w:sz w:val="22"/>
+          <w:szCs w:val="24"/>
+          <w:lang w:eastAsia="zh-CN"/>
+          <w14:ligatures w14:val="standardContextual"/>
+        </w:rPr>
+      </w:pPr>
+      <w:hyperlink w:anchor="_Toc235780959" w:history="1">
         <w:r>
           <w:rPr>
             <w:rStyle w:val="aff9"/>
@@ -5152,7 +5514,7 @@
             <w:noProof/>
             <w:webHidden/>
           </w:rPr>
-          <w:instrText>PAGEREF _Toc235777470 \h</w:instrText>
+          <w:instrText>PAGEREF _Toc235780959 \h</w:instrText>
         </w:r>
         <w:r>
           <w:rPr>
@@ -5183,7 +5545,7 @@
             <w:noProof/>
             <w:webHidden/>
           </w:rPr>
-          <w:t>18</w:t>
+          <w:t>19</w:t>
         </w:r>
         <w:r>
           <w:rPr>
@@ -5202,11 +5564,16 @@
           <w:tab w:val="right" w:leader="dot" w:pos="9396"/>
         </w:tabs>
         <w:rPr>
-          <w:rFonts w:hint="eastAsia"/>
+          <w:rFonts w:asciiTheme="minorHAnsi" w:eastAsiaTheme="minorEastAsia" w:hAnsiTheme="minorHAnsi" w:hint="eastAsia"/>
           <w:noProof/>
-        </w:rPr>
-      </w:pPr>
-      <w:hyperlink w:anchor="_Toc235777471" w:history="1">
+          <w:kern w:val="2"/>
+          <w:sz w:val="22"/>
+          <w:szCs w:val="24"/>
+          <w:lang w:eastAsia="zh-CN"/>
+          <w14:ligatures w14:val="standardContextual"/>
+        </w:rPr>
+      </w:pPr>
+      <w:hyperlink w:anchor="_Toc235780960" w:history="1">
         <w:r>
           <w:rPr>
             <w:rStyle w:val="aff9"/>
@@ -5244,7 +5611,7 @@
             <w:noProof/>
             <w:webHidden/>
           </w:rPr>
-          <w:instrText>PAGEREF _Toc235777471 \h</w:instrText>
+          <w:instrText>PAGEREF _Toc235780960 \h</w:instrText>
         </w:r>
         <w:r>
           <w:rPr>
@@ -5275,7 +5642,7 @@
             <w:noProof/>
             <w:webHidden/>
           </w:rPr>
-          <w:t>18</w:t>
+          <w:t>19</w:t>
         </w:r>
         <w:r>
           <w:rPr>
@@ -5294,11 +5661,16 @@
           <w:tab w:val="right" w:leader="dot" w:pos="9396"/>
         </w:tabs>
         <w:rPr>
-          <w:rFonts w:hint="eastAsia"/>
+          <w:rFonts w:asciiTheme="minorHAnsi" w:eastAsiaTheme="minorEastAsia" w:hAnsiTheme="minorHAnsi" w:hint="eastAsia"/>
           <w:noProof/>
-        </w:rPr>
-      </w:pPr>
-      <w:hyperlink w:anchor="_Toc235777472" w:history="1">
+          <w:kern w:val="2"/>
+          <w:sz w:val="22"/>
+          <w:szCs w:val="24"/>
+          <w:lang w:eastAsia="zh-CN"/>
+          <w14:ligatures w14:val="standardContextual"/>
+        </w:rPr>
+      </w:pPr>
+      <w:hyperlink w:anchor="_Toc235780961" w:history="1">
         <w:r>
           <w:rPr>
             <w:rStyle w:val="aff9"/>
@@ -5336,7 +5708,7 @@
             <w:noProof/>
             <w:webHidden/>
           </w:rPr>
-          <w:instrText>PAGEREF _Toc235777472 \h</w:instrText>
+          <w:instrText>PAGEREF _Toc235780961 \h</w:instrText>
         </w:r>
         <w:r>
           <w:rPr>
@@ -5367,7 +5739,7 @@
             <w:noProof/>
             <w:webHidden/>
           </w:rPr>
-          <w:t>19</w:t>
+          <w:t>20</w:t>
         </w:r>
         <w:r>
           <w:rPr>
@@ -5386,11 +5758,16 @@
           <w:tab w:val="right" w:leader="dot" w:pos="9396"/>
         </w:tabs>
         <w:rPr>
-          <w:rFonts w:hint="eastAsia"/>
+          <w:rFonts w:asciiTheme="minorHAnsi" w:eastAsiaTheme="minorEastAsia" w:hAnsiTheme="minorHAnsi" w:hint="eastAsia"/>
           <w:noProof/>
-        </w:rPr>
-      </w:pPr>
-      <w:hyperlink w:anchor="_Toc235777473" w:history="1">
+          <w:kern w:val="2"/>
+          <w:sz w:val="22"/>
+          <w:szCs w:val="24"/>
+          <w:lang w:eastAsia="zh-CN"/>
+          <w14:ligatures w14:val="standardContextual"/>
+        </w:rPr>
+      </w:pPr>
+      <w:hyperlink w:anchor="_Toc235780962" w:history="1">
         <w:r>
           <w:rPr>
             <w:rStyle w:val="aff9"/>
@@ -5428,7 +5805,7 @@
             <w:noProof/>
             <w:webHidden/>
           </w:rPr>
-          <w:instrText>PAGEREF _Toc235777473 \h</w:instrText>
+          <w:instrText>PAGEREF _Toc235780962 \h</w:instrText>
         </w:r>
         <w:r>
           <w:rPr>
@@ -5459,7 +5836,7 @@
             <w:noProof/>
             <w:webHidden/>
           </w:rPr>
-          <w:t>19</w:t>
+          <w:t>20</w:t>
         </w:r>
         <w:r>
           <w:rPr>
@@ -5478,11 +5855,16 @@
           <w:tab w:val="right" w:leader="dot" w:pos="9396"/>
         </w:tabs>
         <w:rPr>
-          <w:rFonts w:hint="eastAsia"/>
+          <w:rFonts w:asciiTheme="minorHAnsi" w:eastAsiaTheme="minorEastAsia" w:hAnsiTheme="minorHAnsi" w:hint="eastAsia"/>
           <w:noProof/>
-        </w:rPr>
-      </w:pPr>
-      <w:hyperlink w:anchor="_Toc235777474" w:history="1">
+          <w:kern w:val="2"/>
+          <w:sz w:val="22"/>
+          <w:szCs w:val="24"/>
+          <w:lang w:eastAsia="zh-CN"/>
+          <w14:ligatures w14:val="standardContextual"/>
+        </w:rPr>
+      </w:pPr>
+      <w:hyperlink w:anchor="_Toc235780963" w:history="1">
         <w:r>
           <w:rPr>
             <w:rStyle w:val="aff9"/>
@@ -5520,7 +5902,7 @@
             <w:noProof/>
             <w:webHidden/>
           </w:rPr>
-          <w:instrText>PAGEREF _Toc235777474 \h</w:instrText>
+          <w:instrText>PAGEREF _Toc235780963 \h</w:instrText>
         </w:r>
         <w:r>
           <w:rPr>
@@ -5551,7 +5933,7 @@
             <w:noProof/>
             <w:webHidden/>
           </w:rPr>
-          <w:t>19</w:t>
+          <w:t>20</w:t>
         </w:r>
         <w:r>
           <w:rPr>
@@ -5570,11 +5952,16 @@
           <w:tab w:val="right" w:leader="dot" w:pos="9396"/>
         </w:tabs>
         <w:rPr>
-          <w:rFonts w:hint="eastAsia"/>
+          <w:rFonts w:asciiTheme="minorHAnsi" w:eastAsiaTheme="minorEastAsia" w:hAnsiTheme="minorHAnsi" w:hint="eastAsia"/>
           <w:noProof/>
-        </w:rPr>
-      </w:pPr>
-      <w:hyperlink w:anchor="_Toc235777475" w:history="1">
+          <w:kern w:val="2"/>
+          <w:sz w:val="22"/>
+          <w:szCs w:val="24"/>
+          <w:lang w:eastAsia="zh-CN"/>
+          <w14:ligatures w14:val="standardContextual"/>
+        </w:rPr>
+      </w:pPr>
+      <w:hyperlink w:anchor="_Toc235780964" w:history="1">
         <w:r>
           <w:rPr>
             <w:rStyle w:val="aff9"/>
@@ -5612,7 +5999,7 @@
             <w:noProof/>
             <w:webHidden/>
           </w:rPr>
-          <w:instrText>PAGEREF _Toc235777475 \h</w:instrText>
+          <w:instrText>PAGEREF _Toc235780964 \h</w:instrText>
         </w:r>
         <w:r>
           <w:rPr>
@@ -5643,7 +6030,7 @@
             <w:noProof/>
             <w:webHidden/>
           </w:rPr>
-          <w:t>19</w:t>
+          <w:t>20</w:t>
         </w:r>
         <w:r>
           <w:rPr>
@@ -5662,11 +6049,16 @@
           <w:tab w:val="right" w:leader="dot" w:pos="9396"/>
         </w:tabs>
         <w:rPr>
-          <w:rFonts w:hint="eastAsia"/>
+          <w:rFonts w:asciiTheme="minorHAnsi" w:eastAsiaTheme="minorEastAsia" w:hAnsiTheme="minorHAnsi" w:hint="eastAsia"/>
           <w:noProof/>
-        </w:rPr>
-      </w:pPr>
-      <w:hyperlink w:anchor="_Toc235777476" w:history="1">
+          <w:kern w:val="2"/>
+          <w:sz w:val="22"/>
+          <w:szCs w:val="24"/>
+          <w:lang w:eastAsia="zh-CN"/>
+          <w14:ligatures w14:val="standardContextual"/>
+        </w:rPr>
+      </w:pPr>
+      <w:hyperlink w:anchor="_Toc235780965" w:history="1">
         <w:r>
           <w:rPr>
             <w:rStyle w:val="aff9"/>
@@ -5704,7 +6096,7 @@
             <w:noProof/>
             <w:webHidden/>
           </w:rPr>
-          <w:instrText>PAGEREF _Toc235777476 \h</w:instrText>
+          <w:instrText>PAGEREF _Toc235780965 \h</w:instrText>
         </w:r>
         <w:r>
           <w:rPr>
@@ -5735,7 +6127,7 @@
             <w:noProof/>
             <w:webHidden/>
           </w:rPr>
-          <w:t>20</w:t>
+          <w:t>21</w:t>
         </w:r>
         <w:r>
           <w:rPr>
@@ -5754,11 +6146,16 @@
           <w:tab w:val="right" w:leader="dot" w:pos="9396"/>
         </w:tabs>
         <w:rPr>
-          <w:rFonts w:hint="eastAsia"/>
+          <w:rFonts w:asciiTheme="minorHAnsi" w:eastAsiaTheme="minorEastAsia" w:hAnsiTheme="minorHAnsi" w:hint="eastAsia"/>
           <w:noProof/>
-        </w:rPr>
-      </w:pPr>
-      <w:hyperlink w:anchor="_Toc235777477" w:history="1">
+          <w:kern w:val="2"/>
+          <w:sz w:val="22"/>
+          <w:szCs w:val="24"/>
+          <w:lang w:eastAsia="zh-CN"/>
+          <w14:ligatures w14:val="standardContextual"/>
+        </w:rPr>
+      </w:pPr>
+      <w:hyperlink w:anchor="_Toc235780966" w:history="1">
         <w:r>
           <w:rPr>
             <w:rStyle w:val="aff9"/>
@@ -5796,7 +6193,7 @@
             <w:noProof/>
             <w:webHidden/>
           </w:rPr>
-          <w:instrText>PAGEREF _Toc235777477 \h</w:instrText>
+          <w:instrText>PAGEREF _Toc235780966 \h</w:instrText>
         </w:r>
         <w:r>
           <w:rPr>
@@ -5827,7 +6224,7 @@
             <w:noProof/>
             <w:webHidden/>
           </w:rPr>
-          <w:t>20</w:t>
+          <w:t>21</w:t>
         </w:r>
         <w:r>
           <w:rPr>
@@ -5846,16 +6243,22 @@
           <w:tab w:val="right" w:leader="dot" w:pos="9396"/>
         </w:tabs>
         <w:rPr>
-          <w:rFonts w:hint="eastAsia"/>
+          <w:rFonts w:asciiTheme="minorHAnsi" w:eastAsiaTheme="minorEastAsia" w:hAnsiTheme="minorHAnsi" w:hint="eastAsia"/>
           <w:noProof/>
-        </w:rPr>
-      </w:pPr>
-      <w:hyperlink w:anchor="_Toc235777478" w:history="1">
+          <w:kern w:val="2"/>
+          <w:sz w:val="22"/>
+          <w:szCs w:val="24"/>
+          <w:lang w:eastAsia="zh-CN"/>
+          <w14:ligatures w14:val="standardContextual"/>
+        </w:rPr>
+      </w:pPr>
+      <w:hyperlink w:anchor="_Toc235780967" w:history="1">
         <w:r>
           <w:rPr>
             <w:rStyle w:val="aff9"/>
             <w:rFonts w:ascii="黑体" w:eastAsia="黑体" w:hAnsi="黑体"/>
             <w:noProof/>
+            <w:lang w:eastAsia="zh-CN"/>
           </w:rPr>
           <w:t>附录A  认证Token说明</w:t>
         </w:r>
@@ -5888,7 +6291,7 @@
             <w:noProof/>
             <w:webHidden/>
           </w:rPr>
-          <w:instrText>PAGEREF _Toc235777478 \h</w:instrText>
+          <w:instrText>PAGEREF _Toc235780967 \h</w:instrText>
         </w:r>
         <w:r>
           <w:rPr>
@@ -5919,7 +6322,7 @@
             <w:noProof/>
             <w:webHidden/>
           </w:rPr>
-          <w:t>21</w:t>
+          <w:t>22</w:t>
         </w:r>
         <w:r>
           <w:rPr>
@@ -5938,11 +6341,16 @@
           <w:tab w:val="right" w:leader="dot" w:pos="9396"/>
         </w:tabs>
         <w:rPr>
-          <w:rFonts w:hint="eastAsia"/>
+          <w:rFonts w:asciiTheme="minorHAnsi" w:eastAsiaTheme="minorEastAsia" w:hAnsiTheme="minorHAnsi" w:hint="eastAsia"/>
           <w:noProof/>
-        </w:rPr>
-      </w:pPr>
-      <w:hyperlink w:anchor="_Toc235777479" w:history="1">
+          <w:kern w:val="2"/>
+          <w:sz w:val="22"/>
+          <w:szCs w:val="24"/>
+          <w:lang w:eastAsia="zh-CN"/>
+          <w14:ligatures w14:val="standardContextual"/>
+        </w:rPr>
+      </w:pPr>
+      <w:hyperlink w:anchor="_Toc235780968" w:history="1">
         <w:r>
           <w:rPr>
             <w:rStyle w:val="aff9"/>
@@ -5980,7 +6388,7 @@
             <w:noProof/>
             <w:webHidden/>
           </w:rPr>
-          <w:instrText>PAGEREF _Toc235777479 \h</w:instrText>
+          <w:instrText>PAGEREF _Toc235780968 \h</w:instrText>
         </w:r>
         <w:r>
           <w:rPr>
@@ -6011,7 +6419,7 @@
             <w:noProof/>
             <w:webHidden/>
           </w:rPr>
-          <w:t>21</w:t>
+          <w:t>22</w:t>
         </w:r>
         <w:r>
           <w:rPr>
@@ -6030,16 +6438,22 @@
           <w:tab w:val="right" w:leader="dot" w:pos="9396"/>
         </w:tabs>
         <w:rPr>
-          <w:rFonts w:hint="eastAsia"/>
+          <w:rFonts w:asciiTheme="minorHAnsi" w:eastAsiaTheme="minorEastAsia" w:hAnsiTheme="minorHAnsi" w:hint="eastAsia"/>
           <w:noProof/>
-        </w:rPr>
-      </w:pPr>
-      <w:hyperlink w:anchor="_Toc235777480" w:history="1">
+          <w:kern w:val="2"/>
+          <w:sz w:val="22"/>
+          <w:szCs w:val="24"/>
+          <w:lang w:eastAsia="zh-CN"/>
+          <w14:ligatures w14:val="standardContextual"/>
+        </w:rPr>
+      </w:pPr>
+      <w:hyperlink w:anchor="_Toc235780969" w:history="1">
         <w:r>
           <w:rPr>
             <w:rStyle w:val="aff9"/>
             <w:rFonts w:ascii="黑体" w:eastAsia="黑体" w:hAnsi="黑体"/>
             <w:noProof/>
+            <w:lang w:eastAsia="zh-CN"/>
           </w:rPr>
           <w:t>附录C  通用错误响应格式</w:t>
         </w:r>
@@ -6072,7 +6486,7 @@
             <w:noProof/>
             <w:webHidden/>
           </w:rPr>
-          <w:instrText>PAGEREF _Toc235777480 \h</w:instrText>
+          <w:instrText>PAGEREF _Toc235780969 \h</w:instrText>
         </w:r>
         <w:r>
           <w:rPr>
@@ -6103,7 +6517,391 @@
             <w:noProof/>
             <w:webHidden/>
           </w:rPr>
-          <w:t>21</w:t>
+          <w:t>22</w:t>
+        </w:r>
+        <w:r>
+          <w:rPr>
+            <w:rFonts w:hint="eastAsia"/>
+            <w:noProof/>
+            <w:webHidden/>
+          </w:rPr>
+          <w:fldChar w:fldCharType="end"/>
+        </w:r>
+      </w:hyperlink>
+    </w:p>
+    <w:p>
+      <w:pPr>
+        <w:pStyle w:val="TOC1"/>
+        <w:tabs>
+          <w:tab w:val="right" w:leader="dot" w:pos="9396"/>
+        </w:tabs>
+        <w:rPr>
+          <w:rFonts w:asciiTheme="minorHAnsi" w:eastAsiaTheme="minorEastAsia" w:hAnsiTheme="minorHAnsi" w:hint="eastAsia"/>
+          <w:noProof/>
+          <w:kern w:val="2"/>
+          <w:sz w:val="22"/>
+          <w:szCs w:val="24"/>
+          <w:lang w:eastAsia="zh-CN"/>
+          <w14:ligatures w14:val="standardContextual"/>
+        </w:rPr>
+      </w:pPr>
+      <w:hyperlink w:anchor="_Toc235780970" w:history="1">
+        <w:r>
+          <w:rPr>
+            <w:rStyle w:val="aff9"/>
+            <w:noProof/>
+          </w:rPr>
+          <w:t>15 测试相关接口与工具</w:t>
+        </w:r>
+        <w:r>
+          <w:rPr>
+            <w:rFonts w:hint="eastAsia"/>
+            <w:noProof/>
+            <w:webHidden/>
+          </w:rPr>
+          <w:tab/>
+        </w:r>
+        <w:r>
+          <w:rPr>
+            <w:rFonts w:hint="eastAsia"/>
+            <w:noProof/>
+            <w:webHidden/>
+          </w:rPr>
+          <w:fldChar w:fldCharType="begin"/>
+        </w:r>
+        <w:r>
+          <w:rPr>
+            <w:rFonts w:hint="eastAsia"/>
+            <w:noProof/>
+            <w:webHidden/>
+          </w:rPr>
+          <w:instrText xml:space="preserve"> </w:instrText>
+        </w:r>
+        <w:r>
+          <w:rPr>
+            <w:noProof/>
+            <w:webHidden/>
+          </w:rPr>
+          <w:instrText>PAGEREF _Toc235780970 \h</w:instrText>
+        </w:r>
+        <w:r>
+          <w:rPr>
+            <w:rFonts w:hint="eastAsia"/>
+            <w:noProof/>
+            <w:webHidden/>
+          </w:rPr>
+          <w:instrText xml:space="preserve"> </w:instrText>
+        </w:r>
+        <w:r>
+          <w:rPr>
+            <w:rFonts w:hint="eastAsia"/>
+            <w:noProof/>
+            <w:webHidden/>
+          </w:rPr>
+        </w:r>
+        <w:r>
+          <w:rPr>
+            <w:rFonts w:hint="eastAsia"/>
+            <w:noProof/>
+            <w:webHidden/>
+          </w:rPr>
+          <w:fldChar w:fldCharType="separate"/>
+        </w:r>
+        <w:r>
+          <w:rPr>
+            <w:rFonts w:hint="eastAsia"/>
+            <w:noProof/>
+            <w:webHidden/>
+          </w:rPr>
+          <w:t>23</w:t>
+        </w:r>
+        <w:r>
+          <w:rPr>
+            <w:rFonts w:hint="eastAsia"/>
+            <w:noProof/>
+            <w:webHidden/>
+          </w:rPr>
+          <w:fldChar w:fldCharType="end"/>
+        </w:r>
+      </w:hyperlink>
+    </w:p>
+    <w:p>
+      <w:pPr>
+        <w:pStyle w:val="TOC2"/>
+        <w:tabs>
+          <w:tab w:val="right" w:leader="dot" w:pos="9396"/>
+        </w:tabs>
+        <w:rPr>
+          <w:rFonts w:asciiTheme="minorHAnsi" w:eastAsiaTheme="minorEastAsia" w:hAnsiTheme="minorHAnsi" w:hint="eastAsia"/>
+          <w:noProof/>
+          <w:kern w:val="2"/>
+          <w:sz w:val="22"/>
+          <w:szCs w:val="24"/>
+          <w:lang w:eastAsia="zh-CN"/>
+          <w14:ligatures w14:val="standardContextual"/>
+        </w:rPr>
+      </w:pPr>
+      <w:hyperlink w:anchor="_Toc235780971" w:history="1">
+        <w:r>
+          <w:rPr>
+            <w:rStyle w:val="aff9"/>
+            <w:noProof/>
+          </w:rPr>
+          <w:t>15.1 接口测试方式</w:t>
+        </w:r>
+        <w:r>
+          <w:rPr>
+            <w:rFonts w:hint="eastAsia"/>
+            <w:noProof/>
+            <w:webHidden/>
+          </w:rPr>
+          <w:tab/>
+        </w:r>
+        <w:r>
+          <w:rPr>
+            <w:rFonts w:hint="eastAsia"/>
+            <w:noProof/>
+            <w:webHidden/>
+          </w:rPr>
+          <w:fldChar w:fldCharType="begin"/>
+        </w:r>
+        <w:r>
+          <w:rPr>
+            <w:rFonts w:hint="eastAsia"/>
+            <w:noProof/>
+            <w:webHidden/>
+          </w:rPr>
+          <w:instrText xml:space="preserve"> </w:instrText>
+        </w:r>
+        <w:r>
+          <w:rPr>
+            <w:noProof/>
+            <w:webHidden/>
+          </w:rPr>
+          <w:instrText>PAGEREF _Toc235780971 \h</w:instrText>
+        </w:r>
+        <w:r>
+          <w:rPr>
+            <w:rFonts w:hint="eastAsia"/>
+            <w:noProof/>
+            <w:webHidden/>
+          </w:rPr>
+          <w:instrText xml:space="preserve"> </w:instrText>
+        </w:r>
+        <w:r>
+          <w:rPr>
+            <w:rFonts w:hint="eastAsia"/>
+            <w:noProof/>
+            <w:webHidden/>
+          </w:rPr>
+        </w:r>
+        <w:r>
+          <w:rPr>
+            <w:rFonts w:hint="eastAsia"/>
+            <w:noProof/>
+            <w:webHidden/>
+          </w:rPr>
+          <w:fldChar w:fldCharType="separate"/>
+        </w:r>
+        <w:r>
+          <w:rPr>
+            <w:rFonts w:hint="eastAsia"/>
+            <w:noProof/>
+            <w:webHidden/>
+          </w:rPr>
+          <w:t>23</w:t>
+        </w:r>
+        <w:r>
+          <w:rPr>
+            <w:rFonts w:hint="eastAsia"/>
+            <w:noProof/>
+            <w:webHidden/>
+          </w:rPr>
+          <w:fldChar w:fldCharType="end"/>
+        </w:r>
+      </w:hyperlink>
+    </w:p>
+    <w:p>
+      <w:pPr>
+        <w:pStyle w:val="TOC2"/>
+        <w:tabs>
+          <w:tab w:val="right" w:leader="dot" w:pos="9396"/>
+        </w:tabs>
+        <w:rPr>
+          <w:rFonts w:asciiTheme="minorHAnsi" w:eastAsiaTheme="minorEastAsia" w:hAnsiTheme="minorHAnsi" w:hint="eastAsia"/>
+          <w:noProof/>
+          <w:kern w:val="2"/>
+          <w:sz w:val="22"/>
+          <w:szCs w:val="24"/>
+          <w:lang w:eastAsia="zh-CN"/>
+          <w14:ligatures w14:val="standardContextual"/>
+        </w:rPr>
+      </w:pPr>
+      <w:hyperlink w:anchor="_Toc235780972" w:history="1">
+        <w:r>
+          <w:rPr>
+            <w:rStyle w:val="aff9"/>
+            <w:noProof/>
+          </w:rPr>
+          <w:t>15.2 测试覆盖的API模块</w:t>
+        </w:r>
+        <w:r>
+          <w:rPr>
+            <w:rFonts w:hint="eastAsia"/>
+            <w:noProof/>
+            <w:webHidden/>
+          </w:rPr>
+          <w:tab/>
+        </w:r>
+        <w:r>
+          <w:rPr>
+            <w:rFonts w:hint="eastAsia"/>
+            <w:noProof/>
+            <w:webHidden/>
+          </w:rPr>
+          <w:fldChar w:fldCharType="begin"/>
+        </w:r>
+        <w:r>
+          <w:rPr>
+            <w:rFonts w:hint="eastAsia"/>
+            <w:noProof/>
+            <w:webHidden/>
+          </w:rPr>
+          <w:instrText xml:space="preserve"> </w:instrText>
+        </w:r>
+        <w:r>
+          <w:rPr>
+            <w:noProof/>
+            <w:webHidden/>
+          </w:rPr>
+          <w:instrText>PAGEREF _Toc235780972 \h</w:instrText>
+        </w:r>
+        <w:r>
+          <w:rPr>
+            <w:rFonts w:hint="eastAsia"/>
+            <w:noProof/>
+            <w:webHidden/>
+          </w:rPr>
+          <w:instrText xml:space="preserve"> </w:instrText>
+        </w:r>
+        <w:r>
+          <w:rPr>
+            <w:rFonts w:hint="eastAsia"/>
+            <w:noProof/>
+            <w:webHidden/>
+          </w:rPr>
+        </w:r>
+        <w:r>
+          <w:rPr>
+            <w:rFonts w:hint="eastAsia"/>
+            <w:noProof/>
+            <w:webHidden/>
+          </w:rPr>
+          <w:fldChar w:fldCharType="separate"/>
+        </w:r>
+        <w:r>
+          <w:rPr>
+            <w:rFonts w:hint="eastAsia"/>
+            <w:noProof/>
+            <w:webHidden/>
+          </w:rPr>
+          <w:t>23</w:t>
+        </w:r>
+        <w:r>
+          <w:rPr>
+            <w:rFonts w:hint="eastAsia"/>
+            <w:noProof/>
+            <w:webHidden/>
+          </w:rPr>
+          <w:fldChar w:fldCharType="end"/>
+        </w:r>
+      </w:hyperlink>
+    </w:p>
+    <w:p>
+      <w:pPr>
+        <w:pStyle w:val="TOC2"/>
+        <w:tabs>
+          <w:tab w:val="right" w:leader="dot" w:pos="9396"/>
+        </w:tabs>
+        <w:rPr>
+          <w:rFonts w:asciiTheme="minorHAnsi" w:eastAsiaTheme="minorEastAsia" w:hAnsiTheme="minorHAnsi" w:hint="eastAsia"/>
+          <w:noProof/>
+          <w:kern w:val="2"/>
+          <w:sz w:val="22"/>
+          <w:szCs w:val="24"/>
+          <w:lang w:eastAsia="zh-CN"/>
+          <w14:ligatures w14:val="standardContextual"/>
+        </w:rPr>
+      </w:pPr>
+      <w:hyperlink w:anchor="_Toc235780973" w:history="1">
+        <w:r>
+          <w:rPr>
+            <w:rStyle w:val="aff9"/>
+            <w:noProof/>
+          </w:rPr>
+          <w:t>15.3 测试运行命令</w:t>
+        </w:r>
+        <w:r>
+          <w:rPr>
+            <w:rFonts w:hint="eastAsia"/>
+            <w:noProof/>
+            <w:webHidden/>
+          </w:rPr>
+          <w:tab/>
+        </w:r>
+        <w:r>
+          <w:rPr>
+            <w:rFonts w:hint="eastAsia"/>
+            <w:noProof/>
+            <w:webHidden/>
+          </w:rPr>
+          <w:fldChar w:fldCharType="begin"/>
+        </w:r>
+        <w:r>
+          <w:rPr>
+            <w:rFonts w:hint="eastAsia"/>
+            <w:noProof/>
+            <w:webHidden/>
+          </w:rPr>
+          <w:instrText xml:space="preserve"> </w:instrText>
+        </w:r>
+        <w:r>
+          <w:rPr>
+            <w:noProof/>
+            <w:webHidden/>
+          </w:rPr>
+          <w:instrText>PAGEREF _Toc235780973 \h</w:instrText>
+        </w:r>
+        <w:r>
+          <w:rPr>
+            <w:rFonts w:hint="eastAsia"/>
+            <w:noProof/>
+            <w:webHidden/>
+          </w:rPr>
+          <w:instrText xml:space="preserve"> </w:instrText>
+        </w:r>
+        <w:r>
+          <w:rPr>
+            <w:rFonts w:hint="eastAsia"/>
+            <w:noProof/>
+            <w:webHidden/>
+          </w:rPr>
+        </w:r>
+        <w:r>
+          <w:rPr>
+            <w:rFonts w:hint="eastAsia"/>
+            <w:noProof/>
+            <w:webHidden/>
+          </w:rPr>
+          <w:fldChar w:fldCharType="separate"/>
+        </w:r>
+        <w:r>
+          <w:rPr>
+            <w:rFonts w:hint="eastAsia"/>
+            <w:noProof/>
+            <w:webHidden/>
+          </w:rPr>
+          <w:t>23</w:t>
         </w:r>
         <w:r>
           <w:rPr>
@@ -6143,7 +6941,7 @@
           <w:lang w:eastAsia="zh-CN"/>
         </w:rPr>
       </w:pPr>
-      <w:bookmarkStart w:id="2" w:name="_Toc235777421"/>
+      <w:bookmarkStart w:id="2" w:name="_Toc235780910"/>
       <w:r>
         <w:rPr>
           <w:rFonts w:ascii="黑体" w:eastAsia="黑体" w:hAnsi="黑体"/>
@@ -6162,7 +6960,7 @@
           <w:lang w:eastAsia="zh-CN"/>
         </w:rPr>
       </w:pPr>
-      <w:bookmarkStart w:id="3" w:name="_Toc235777422"/>
+      <w:bookmarkStart w:id="3" w:name="_Toc235780911"/>
       <w:r>
         <w:rPr>
           <w:rFonts w:ascii="黑体" w:eastAsia="黑体" w:hAnsi="黑体"/>
@@ -6282,7 +7080,7 @@
           <w:lang w:eastAsia="zh-CN"/>
         </w:rPr>
       </w:pPr>
-      <w:bookmarkStart w:id="4" w:name="_Toc235777423"/>
+      <w:bookmarkStart w:id="4" w:name="_Toc235780912"/>
       <w:r>
         <w:rPr>
           <w:rFonts w:ascii="黑体" w:eastAsia="黑体" w:hAnsi="黑体"/>
@@ -6900,7 +7698,7 @@
       <w:pPr>
         <w:pStyle w:val="21"/>
       </w:pPr>
-      <w:bookmarkStart w:id="5" w:name="_Toc235777424"/>
+      <w:bookmarkStart w:id="5" w:name="_Toc235780913"/>
       <w:r>
         <w:rPr>
           <w:rFonts w:ascii="黑体" w:eastAsia="黑体" w:hAnsi="黑体"/>
@@ -6978,7 +7776,7 @@
           <w:lang w:eastAsia="zh-CN"/>
         </w:rPr>
       </w:pPr>
-      <w:bookmarkStart w:id="6" w:name="_Toc235777425"/>
+      <w:bookmarkStart w:id="6" w:name="_Toc235780914"/>
       <w:r>
         <w:rPr>
           <w:rFonts w:ascii="黑体" w:eastAsia="黑体" w:hAnsi="黑体"/>
@@ -7037,7 +7835,7 @@
       <w:pPr>
         <w:pStyle w:val="21"/>
       </w:pPr>
-      <w:bookmarkStart w:id="7" w:name="_Toc235777426"/>
+      <w:bookmarkStart w:id="7" w:name="_Toc235780915"/>
       <w:r>
         <w:rPr>
           <w:rFonts w:ascii="黑体" w:eastAsia="黑体" w:hAnsi="黑体"/>
@@ -8554,7 +9352,7 @@
       <w:pPr>
         <w:pStyle w:val="1"/>
       </w:pPr>
-      <w:bookmarkStart w:id="8" w:name="_Toc235777427"/>
+      <w:bookmarkStart w:id="8" w:name="_Toc235780916"/>
       <w:r>
         <w:rPr>
           <w:rFonts w:ascii="黑体" w:eastAsia="黑体" w:hAnsi="黑体"/>
@@ -8569,7 +9367,7 @@
       <w:pPr>
         <w:pStyle w:val="21"/>
       </w:pPr>
-      <w:bookmarkStart w:id="9" w:name="_Toc235777428"/>
+      <w:bookmarkStart w:id="9" w:name="_Toc235780917"/>
       <w:r>
         <w:rPr>
           <w:rFonts w:ascii="黑体" w:eastAsia="黑体" w:hAnsi="黑体"/>
@@ -8614,7 +9412,7 @@
       <w:pPr>
         <w:pStyle w:val="31"/>
       </w:pPr>
-      <w:bookmarkStart w:id="10" w:name="_Toc235777429"/>
+      <w:bookmarkStart w:id="10" w:name="_Toc235780918"/>
       <w:r>
         <w:rPr>
           <w:rFonts w:ascii="黑体" w:eastAsia="黑体" w:hAnsi="黑体"/>
@@ -8693,7 +9491,7 @@
       <w:pPr>
         <w:pStyle w:val="31"/>
       </w:pPr>
-      <w:bookmarkStart w:id="11" w:name="_Toc235777430"/>
+      <w:bookmarkStart w:id="11" w:name="_Toc235780919"/>
       <w:r>
         <w:rPr>
           <w:rFonts w:ascii="黑体" w:eastAsia="黑体" w:hAnsi="黑体"/>
@@ -8996,7 +9794,7 @@
       <w:pPr>
         <w:pStyle w:val="31"/>
       </w:pPr>
-      <w:bookmarkStart w:id="12" w:name="_Toc235777431"/>
+      <w:bookmarkStart w:id="12" w:name="_Toc235780920"/>
       <w:r>
         <w:rPr>
           <w:rFonts w:ascii="黑体" w:eastAsia="黑体" w:hAnsi="黑体"/>
@@ -9287,7 +10085,7 @@
       <w:pPr>
         <w:pStyle w:val="21"/>
       </w:pPr>
-      <w:bookmarkStart w:id="13" w:name="_Toc235777432"/>
+      <w:bookmarkStart w:id="13" w:name="_Toc235780921"/>
       <w:r>
         <w:rPr>
           <w:rFonts w:ascii="黑体" w:eastAsia="黑体" w:hAnsi="黑体"/>
@@ -9328,7 +10126,7 @@
       <w:pPr>
         <w:pStyle w:val="31"/>
       </w:pPr>
-      <w:bookmarkStart w:id="14" w:name="_Toc235777433"/>
+      <w:bookmarkStart w:id="14" w:name="_Toc235780922"/>
       <w:r>
         <w:rPr>
           <w:rFonts w:ascii="黑体" w:eastAsia="黑体" w:hAnsi="黑体"/>
@@ -9359,7 +10157,7 @@
       <w:pPr>
         <w:pStyle w:val="31"/>
       </w:pPr>
-      <w:bookmarkStart w:id="15" w:name="_Toc235777434"/>
+      <w:bookmarkStart w:id="15" w:name="_Toc235780923"/>
       <w:r>
         <w:rPr>
           <w:rFonts w:ascii="黑体" w:eastAsia="黑体" w:hAnsi="黑体"/>
@@ -9535,7 +10333,7 @@
       <w:pPr>
         <w:pStyle w:val="31"/>
       </w:pPr>
-      <w:bookmarkStart w:id="16" w:name="_Toc235777435"/>
+      <w:bookmarkStart w:id="16" w:name="_Toc235780924"/>
       <w:r>
         <w:rPr>
           <w:rFonts w:ascii="黑体" w:eastAsia="黑体" w:hAnsi="黑体"/>
@@ -9706,7 +10504,7 @@
       <w:pPr>
         <w:pStyle w:val="1"/>
       </w:pPr>
-      <w:bookmarkStart w:id="17" w:name="_Toc235777436"/>
+      <w:bookmarkStart w:id="17" w:name="_Toc235780925"/>
       <w:r>
         <w:rPr>
           <w:rFonts w:ascii="黑体" w:eastAsia="黑体" w:hAnsi="黑体"/>
@@ -9721,7 +10519,7 @@
       <w:pPr>
         <w:pStyle w:val="21"/>
       </w:pPr>
-      <w:bookmarkStart w:id="18" w:name="_Toc235777437"/>
+      <w:bookmarkStart w:id="18" w:name="_Toc235780926"/>
       <w:r>
         <w:rPr>
           <w:rFonts w:ascii="黑体" w:eastAsia="黑体" w:hAnsi="黑体"/>
@@ -10296,7 +11094,7 @@
       <w:pPr>
         <w:pStyle w:val="21"/>
       </w:pPr>
-      <w:bookmarkStart w:id="19" w:name="_Toc235777438"/>
+      <w:bookmarkStart w:id="19" w:name="_Toc235780927"/>
       <w:r>
         <w:rPr>
           <w:rFonts w:ascii="黑体" w:eastAsia="黑体" w:hAnsi="黑体"/>
@@ -10734,7 +11532,7 @@
       <w:pPr>
         <w:pStyle w:val="21"/>
       </w:pPr>
-      <w:bookmarkStart w:id="20" w:name="_Toc235777439"/>
+      <w:bookmarkStart w:id="20" w:name="_Toc235780928"/>
       <w:r>
         <w:rPr>
           <w:rFonts w:ascii="黑体" w:eastAsia="黑体" w:hAnsi="黑体"/>
@@ -11000,7 +11798,7 @@
       <w:pPr>
         <w:pStyle w:val="21"/>
       </w:pPr>
-      <w:bookmarkStart w:id="21" w:name="_Toc235777440"/>
+      <w:bookmarkStart w:id="21" w:name="_Toc235780929"/>
       <w:r>
         <w:rPr>
           <w:rFonts w:ascii="黑体" w:eastAsia="黑体" w:hAnsi="黑体"/>
@@ -11353,7 +12151,7 @@
       <w:pPr>
         <w:pStyle w:val="21"/>
       </w:pPr>
-      <w:bookmarkStart w:id="22" w:name="_Toc235777441"/>
+      <w:bookmarkStart w:id="22" w:name="_Toc235780930"/>
       <w:r>
         <w:rPr>
           <w:rFonts w:ascii="黑体" w:eastAsia="黑体" w:hAnsi="黑体"/>
@@ -11750,7 +12548,7 @@
       <w:pPr>
         <w:pStyle w:val="21"/>
       </w:pPr>
-      <w:bookmarkStart w:id="23" w:name="_Toc235777442"/>
+      <w:bookmarkStart w:id="23" w:name="_Toc235780931"/>
       <w:r>
         <w:rPr>
           <w:rFonts w:ascii="黑体" w:eastAsia="黑体" w:hAnsi="黑体"/>
@@ -12112,7 +12910,7 @@
       <w:pPr>
         <w:pStyle w:val="21"/>
       </w:pPr>
-      <w:bookmarkStart w:id="24" w:name="_Toc235777443"/>
+      <w:bookmarkStart w:id="24" w:name="_Toc235780932"/>
       <w:r>
         <w:rPr>
           <w:rFonts w:ascii="黑体" w:eastAsia="黑体" w:hAnsi="黑体"/>
@@ -12604,7 +13402,7 @@
       <w:pPr>
         <w:pStyle w:val="21"/>
       </w:pPr>
-      <w:bookmarkStart w:id="25" w:name="_Toc235777444"/>
+      <w:bookmarkStart w:id="25" w:name="_Toc235780933"/>
       <w:r>
         <w:rPr>
           <w:rFonts w:ascii="黑体" w:eastAsia="黑体" w:hAnsi="黑体"/>
@@ -12870,7 +13668,7 @@
       <w:pPr>
         <w:pStyle w:val="21"/>
       </w:pPr>
-      <w:bookmarkStart w:id="26" w:name="_Toc235777445"/>
+      <w:bookmarkStart w:id="26" w:name="_Toc235780934"/>
       <w:r>
         <w:rPr>
           <w:rFonts w:ascii="黑体" w:eastAsia="黑体" w:hAnsi="黑体"/>
@@ -13191,7 +13989,7 @@
       <w:pPr>
         <w:pStyle w:val="1"/>
       </w:pPr>
-      <w:bookmarkStart w:id="27" w:name="_Toc235777446"/>
+      <w:bookmarkStart w:id="27" w:name="_Toc235780935"/>
       <w:r>
         <w:rPr>
           <w:rFonts w:ascii="黑体" w:eastAsia="黑体" w:hAnsi="黑体"/>
@@ -13206,7 +14004,7 @@
       <w:pPr>
         <w:pStyle w:val="21"/>
       </w:pPr>
-      <w:bookmarkStart w:id="28" w:name="_Toc235777447"/>
+      <w:bookmarkStart w:id="28" w:name="_Toc235780936"/>
       <w:r>
         <w:rPr>
           <w:rFonts w:ascii="黑体" w:eastAsia="黑体" w:hAnsi="黑体"/>
@@ -13423,7 +14221,7 @@
       <w:pPr>
         <w:pStyle w:val="21"/>
       </w:pPr>
-      <w:bookmarkStart w:id="29" w:name="_Toc235777448"/>
+      <w:bookmarkStart w:id="29" w:name="_Toc235780937"/>
       <w:r>
         <w:rPr>
           <w:rFonts w:ascii="黑体" w:eastAsia="黑体" w:hAnsi="黑体"/>
@@ -13910,7 +14708,7 @@
       <w:pPr>
         <w:pStyle w:val="21"/>
       </w:pPr>
-      <w:bookmarkStart w:id="30" w:name="_Toc235777449"/>
+      <w:bookmarkStart w:id="30" w:name="_Toc235780938"/>
       <w:r>
         <w:rPr>
           <w:rFonts w:ascii="黑体" w:eastAsia="黑体" w:hAnsi="黑体"/>
@@ -14067,7 +14865,7 @@
       <w:pPr>
         <w:pStyle w:val="21"/>
       </w:pPr>
-      <w:bookmarkStart w:id="31" w:name="_Toc235777450"/>
+      <w:bookmarkStart w:id="31" w:name="_Toc235780939"/>
       <w:r>
         <w:rPr>
           <w:rFonts w:ascii="黑体" w:eastAsia="黑体" w:hAnsi="黑体"/>
@@ -14277,7 +15075,7 @@
       <w:pPr>
         <w:pStyle w:val="21"/>
       </w:pPr>
-      <w:bookmarkStart w:id="32" w:name="_Toc235777451"/>
+      <w:bookmarkStart w:id="32" w:name="_Toc235780940"/>
       <w:r>
         <w:rPr>
           <w:rFonts w:ascii="黑体" w:eastAsia="黑体" w:hAnsi="黑体"/>
@@ -14431,7 +15229,7 @@
       <w:pPr>
         <w:pStyle w:val="21"/>
       </w:pPr>
-      <w:bookmarkStart w:id="33" w:name="_Toc235777452"/>
+      <w:bookmarkStart w:id="33" w:name="_Toc235780941"/>
       <w:r>
         <w:rPr>
           <w:rFonts w:ascii="黑体" w:eastAsia="黑体" w:hAnsi="黑体"/>
@@ -14693,7 +15491,7 @@
       <w:pPr>
         <w:pStyle w:val="21"/>
       </w:pPr>
-      <w:bookmarkStart w:id="34" w:name="_Toc235777453"/>
+      <w:bookmarkStart w:id="34" w:name="_Toc235780942"/>
       <w:r>
         <w:rPr>
           <w:rFonts w:ascii="黑体" w:eastAsia="黑体" w:hAnsi="黑体"/>
@@ -14875,7 +15673,7 @@
       <w:pPr>
         <w:pStyle w:val="1"/>
       </w:pPr>
-      <w:bookmarkStart w:id="35" w:name="_Toc235777454"/>
+      <w:bookmarkStart w:id="35" w:name="_Toc235780943"/>
       <w:r>
         <w:rPr>
           <w:rFonts w:ascii="黑体" w:eastAsia="黑体" w:hAnsi="黑体"/>
@@ -14890,7 +15688,7 @@
       <w:pPr>
         <w:pStyle w:val="21"/>
       </w:pPr>
-      <w:bookmarkStart w:id="36" w:name="_Toc235777455"/>
+      <w:bookmarkStart w:id="36" w:name="_Toc235780944"/>
       <w:r>
         <w:rPr>
           <w:rFonts w:ascii="黑体" w:eastAsia="黑体" w:hAnsi="黑体"/>
@@ -15054,7 +15852,7 @@
       <w:pPr>
         <w:pStyle w:val="21"/>
       </w:pPr>
-      <w:bookmarkStart w:id="37" w:name="_Toc235777456"/>
+      <w:bookmarkStart w:id="37" w:name="_Toc235780945"/>
       <w:r>
         <w:rPr>
           <w:rFonts w:ascii="黑体" w:eastAsia="黑体" w:hAnsi="黑体"/>
@@ -15402,7 +16200,7 @@
       <w:pPr>
         <w:pStyle w:val="21"/>
       </w:pPr>
-      <w:bookmarkStart w:id="38" w:name="_Toc235777457"/>
+      <w:bookmarkStart w:id="38" w:name="_Toc235780946"/>
       <w:r>
         <w:rPr>
           <w:rFonts w:ascii="黑体" w:eastAsia="黑体" w:hAnsi="黑体"/>
@@ -15574,7 +16372,7 @@
       <w:pPr>
         <w:pStyle w:val="21"/>
       </w:pPr>
-      <w:bookmarkStart w:id="39" w:name="_Toc235777458"/>
+      <w:bookmarkStart w:id="39" w:name="_Toc235780947"/>
       <w:r>
         <w:rPr>
           <w:rFonts w:ascii="黑体" w:eastAsia="黑体" w:hAnsi="黑体"/>
@@ -15801,7 +16599,7 @@
       <w:pPr>
         <w:pStyle w:val="1"/>
       </w:pPr>
-      <w:bookmarkStart w:id="40" w:name="_Toc235777459"/>
+      <w:bookmarkStart w:id="40" w:name="_Toc235780948"/>
       <w:r>
         <w:rPr>
           <w:rFonts w:ascii="黑体" w:eastAsia="黑体" w:hAnsi="黑体"/>
@@ -15816,7 +16614,7 @@
       <w:pPr>
         <w:pStyle w:val="21"/>
       </w:pPr>
-      <w:bookmarkStart w:id="41" w:name="_Toc235777460"/>
+      <w:bookmarkStart w:id="41" w:name="_Toc235780949"/>
       <w:r>
         <w:rPr>
           <w:rFonts w:ascii="黑体" w:eastAsia="黑体" w:hAnsi="黑体"/>
@@ -15969,7 +16767,7 @@
       <w:pPr>
         <w:pStyle w:val="21"/>
       </w:pPr>
-      <w:bookmarkStart w:id="42" w:name="_Toc235777461"/>
+      <w:bookmarkStart w:id="42" w:name="_Toc235780950"/>
       <w:r>
         <w:rPr>
           <w:rFonts w:ascii="黑体" w:eastAsia="黑体" w:hAnsi="黑体"/>
@@ -16220,7 +17018,7 @@
       <w:pPr>
         <w:pStyle w:val="21"/>
       </w:pPr>
-      <w:bookmarkStart w:id="43" w:name="_Toc235777462"/>
+      <w:bookmarkStart w:id="43" w:name="_Toc235780951"/>
       <w:r>
         <w:rPr>
           <w:rFonts w:ascii="黑体" w:eastAsia="黑体" w:hAnsi="黑体"/>
@@ -16388,7 +17186,7 @@
       <w:pPr>
         <w:pStyle w:val="21"/>
       </w:pPr>
-      <w:bookmarkStart w:id="44" w:name="_Toc235777463"/>
+      <w:bookmarkStart w:id="44" w:name="_Toc235780952"/>
       <w:r>
         <w:rPr>
           <w:rFonts w:ascii="黑体" w:eastAsia="黑体" w:hAnsi="黑体"/>
@@ -16635,7 +17433,7 @@
       <w:pPr>
         <w:pStyle w:val="21"/>
       </w:pPr>
-      <w:bookmarkStart w:id="45" w:name="_Toc235777464"/>
+      <w:bookmarkStart w:id="45" w:name="_Toc235780953"/>
       <w:r>
         <w:rPr>
           <w:rFonts w:ascii="黑体" w:eastAsia="黑体" w:hAnsi="黑体"/>
@@ -16800,7 +17598,7 @@
       <w:pPr>
         <w:pStyle w:val="21"/>
       </w:pPr>
-      <w:bookmarkStart w:id="46" w:name="_Toc235777465"/>
+      <w:bookmarkStart w:id="46" w:name="_Toc235780954"/>
       <w:r>
         <w:rPr>
           <w:rFonts w:ascii="黑体" w:eastAsia="黑体" w:hAnsi="黑体"/>
@@ -16961,7 +17759,7 @@
       <w:pPr>
         <w:pStyle w:val="21"/>
       </w:pPr>
-      <w:bookmarkStart w:id="47" w:name="_Toc235777466"/>
+      <w:bookmarkStart w:id="47" w:name="_Toc235780955"/>
       <w:r>
         <w:rPr>
           <w:rFonts w:ascii="黑体" w:eastAsia="黑体" w:hAnsi="黑体"/>
@@ -17131,7 +17929,7 @@
       <w:pPr>
         <w:pStyle w:val="21"/>
       </w:pPr>
-      <w:bookmarkStart w:id="48" w:name="_Toc235777467"/>
+      <w:bookmarkStart w:id="48" w:name="_Toc235780956"/>
       <w:r>
         <w:rPr>
           <w:rFonts w:ascii="黑体" w:eastAsia="黑体" w:hAnsi="黑体"/>
@@ -17308,7 +18106,7 @@
       <w:pPr>
         <w:pStyle w:val="21"/>
       </w:pPr>
-      <w:bookmarkStart w:id="49" w:name="_Toc235777468"/>
+      <w:bookmarkStart w:id="49" w:name="_Toc235780957"/>
       <w:r>
         <w:rPr>
           <w:rFonts w:ascii="黑体" w:eastAsia="黑体" w:hAnsi="黑体"/>
@@ -17573,7 +18371,7 @@
       <w:pPr>
         <w:pStyle w:val="1"/>
       </w:pPr>
-      <w:bookmarkStart w:id="50" w:name="_Toc235777469"/>
+      <w:bookmarkStart w:id="50" w:name="_Toc235780958"/>
       <w:r>
         <w:rPr>
           <w:rFonts w:ascii="黑体" w:eastAsia="黑体" w:hAnsi="黑体"/>
@@ -18184,7 +18982,7 @@
       <w:pPr>
         <w:pStyle w:val="1"/>
       </w:pPr>
-      <w:bookmarkStart w:id="51" w:name="_Toc235777470"/>
+      <w:bookmarkStart w:id="51" w:name="_Toc235780959"/>
       <w:r>
         <w:rPr>
           <w:rFonts w:ascii="黑体" w:eastAsia="黑体" w:hAnsi="黑体"/>
@@ -18956,7 +19754,7 @@
       <w:pPr>
         <w:pStyle w:val="1"/>
       </w:pPr>
-      <w:bookmarkStart w:id="52" w:name="_Toc235777471"/>
+      <w:bookmarkStart w:id="52" w:name="_Toc235780960"/>
       <w:r>
         <w:rPr>
           <w:rFonts w:ascii="黑体" w:eastAsia="黑体" w:hAnsi="黑体"/>
@@ -19728,7 +20526,7 @@
       <w:pPr>
         <w:pStyle w:val="1"/>
       </w:pPr>
-      <w:bookmarkStart w:id="53" w:name="_Toc235777472"/>
+      <w:bookmarkStart w:id="53" w:name="_Toc235780961"/>
       <w:r>
         <w:rPr>
           <w:rFonts w:ascii="黑体" w:eastAsia="黑体" w:hAnsi="黑体"/>
@@ -20200,7 +20998,7 @@
       <w:pPr>
         <w:pStyle w:val="1"/>
       </w:pPr>
-      <w:bookmarkStart w:id="54" w:name="_Toc235777473"/>
+      <w:bookmarkStart w:id="54" w:name="_Toc235780962"/>
       <w:r>
         <w:rPr>
           <w:rFonts w:ascii="黑体" w:eastAsia="黑体" w:hAnsi="黑体"/>
@@ -20526,7 +21324,7 @@
       <w:pPr>
         <w:pStyle w:val="1"/>
       </w:pPr>
-      <w:bookmarkStart w:id="55" w:name="_Toc235777474"/>
+      <w:bookmarkStart w:id="55" w:name="_Toc235780963"/>
       <w:r>
         <w:rPr>
           <w:rFonts w:ascii="黑体" w:eastAsia="黑体" w:hAnsi="黑体"/>
@@ -20551,7 +21349,7 @@
       <w:pPr>
         <w:pStyle w:val="31"/>
       </w:pPr>
-      <w:bookmarkStart w:id="56" w:name="_Toc235777475"/>
+      <w:bookmarkStart w:id="56" w:name="_Toc235780964"/>
       <w:r>
         <w:rPr>
           <w:rFonts w:ascii="黑体" w:eastAsia="黑体" w:hAnsi="黑体"/>
@@ -20839,7 +21637,7 @@
       <w:pPr>
         <w:pStyle w:val="1"/>
       </w:pPr>
-      <w:bookmarkStart w:id="57" w:name="_Toc235777476"/>
+      <w:bookmarkStart w:id="57" w:name="_Toc235780965"/>
       <w:r>
         <w:rPr>
           <w:rFonts w:ascii="黑体" w:eastAsia="黑体" w:hAnsi="黑体"/>
@@ -22179,7 +22977,7 @@
       <w:pPr>
         <w:pStyle w:val="1"/>
       </w:pPr>
-      <w:bookmarkStart w:id="58" w:name="_Toc235777477"/>
+      <w:bookmarkStart w:id="58" w:name="_Toc235780966"/>
       <w:r>
         <w:rPr>
           <w:rFonts w:ascii="黑体" w:eastAsia="黑体" w:hAnsi="黑体"/>
@@ -22233,7 +23031,7 @@
           <w:lang w:eastAsia="zh-CN"/>
         </w:rPr>
       </w:pPr>
-      <w:bookmarkStart w:id="59" w:name="_Toc235777478"/>
+      <w:bookmarkStart w:id="59" w:name="_Toc235780967"/>
       <w:r>
         <w:rPr>
           <w:rFonts w:ascii="黑体" w:eastAsia="黑体" w:hAnsi="黑体"/>
@@ -22340,7 +23138,7 @@
       <w:pPr>
         <w:pStyle w:val="1"/>
       </w:pPr>
-      <w:bookmarkStart w:id="60" w:name="_Toc235777479"/>
+      <w:bookmarkStart w:id="60" w:name="_Toc235780968"/>
       <w:r>
         <w:rPr>
           <w:rFonts w:ascii="黑体" w:eastAsia="黑体" w:hAnsi="黑体"/>
@@ -22695,7 +23493,7 @@
           <w:lang w:eastAsia="zh-CN"/>
         </w:rPr>
       </w:pPr>
-      <w:bookmarkStart w:id="61" w:name="_Toc235777480"/>
+      <w:bookmarkStart w:id="61" w:name="_Toc235780969"/>
       <w:r>
         <w:rPr>
           <w:rFonts w:ascii="黑体" w:eastAsia="黑体" w:hAnsi="黑体"/>
@@ -22900,6 +23698,237 @@
           <w:sz w:val="18"/>
         </w:rPr>
         <w:t>{"detail": "Internal Server Error"}</w:t>
+      </w:r>
+    </w:p>
+    <w:p>
+      <w:pPr>
+        <w:pStyle w:val="1"/>
+      </w:pPr>
+      <w:bookmarkStart w:id="62" w:name="_Toc235780970"/>
+      <w:r>
+        <w:lastRenderedPageBreak/>
+        <w:t xml:space="preserve">15 </w:t>
+      </w:r>
+      <w:r>
+        <w:t>测试相关接口与工具</w:t>
+      </w:r>
+      <w:bookmarkEnd w:id="62"/>
+    </w:p>
+    <w:p>
+      <w:pPr>
+        <w:pStyle w:val="21"/>
+      </w:pPr>
+      <w:bookmarkStart w:id="63" w:name="_Toc235780971"/>
+      <w:r>
+        <w:rPr>
+          <w:sz w:val="24"/>
+        </w:rPr>
+        <w:t xml:space="preserve">15.1 </w:t>
+      </w:r>
+      <w:r>
+        <w:rPr>
+          <w:sz w:val="24"/>
+        </w:rPr>
+        <w:t>接口测试方式</w:t>
+      </w:r>
+      <w:bookmarkEnd w:id="63"/>
+    </w:p>
+    <w:p>
+      <w:pPr>
+        <w:rPr>
+          <w:rFonts w:hint="eastAsia"/>
+        </w:rPr>
+      </w:pPr>
+      <w:r>
+        <w:t>所有API接口均可通过以下方式测试：</w:t>
+      </w:r>
+    </w:p>
+    <w:p>
+      <w:pPr>
+        <w:pStyle w:val="a0"/>
+        <w:rPr>
+          <w:rFonts w:hint="eastAsia"/>
+        </w:rPr>
+      </w:pPr>
+      <w:r>
+        <w:t>Swagger UI：启动后端后访问 http://127.0.0.1:8000/docs，可直接在浏览器中测试所有接口</w:t>
+      </w:r>
+    </w:p>
+    <w:p>
+      <w:pPr>
+        <w:pStyle w:val="a0"/>
+        <w:rPr>
+          <w:rFonts w:hint="eastAsia"/>
+        </w:rPr>
+      </w:pPr>
+      <w:r>
+        <w:t>pytest自动化测试：运行 pytest tests/api/ -v 执行10个API集成测试</w:t>
+      </w:r>
+    </w:p>
+    <w:p>
+      <w:pPr>
+        <w:pStyle w:val="a0"/>
+        <w:rPr>
+          <w:rFonts w:hint="eastAsia"/>
+        </w:rPr>
+      </w:pPr>
+      <w:r>
+        <w:t>httpx客户端：使用 ASGITransport 模式，无需启动真实HTTP服务器即可测试FastAPI应用</w:t>
+      </w:r>
+    </w:p>
+    <w:p>
+      <w:pPr>
+        <w:pStyle w:val="21"/>
+      </w:pPr>
+      <w:bookmarkStart w:id="64" w:name="_Toc235780972"/>
+      <w:r>
+        <w:rPr>
+          <w:sz w:val="24"/>
+        </w:rPr>
+        <w:t xml:space="preserve">15.2 </w:t>
+      </w:r>
+      <w:r>
+        <w:rPr>
+          <w:sz w:val="24"/>
+        </w:rPr>
+        <w:t>测试覆盖的</w:t>
+      </w:r>
+      <w:r>
+        <w:rPr>
+          <w:sz w:val="24"/>
+        </w:rPr>
+        <w:t>API</w:t>
+      </w:r>
+      <w:r>
+        <w:rPr>
+          <w:sz w:val="24"/>
+        </w:rPr>
+        <w:t>模块</w:t>
+      </w:r>
+      <w:bookmarkEnd w:id="64"/>
+    </w:p>
+    <w:p>
+      <w:pPr>
+        <w:rPr>
+          <w:rFonts w:hint="eastAsia"/>
+        </w:rPr>
+      </w:pPr>
+      <w:r>
+        <w:t>当前自动化测试已覆盖以下API模块：</w:t>
+      </w:r>
+    </w:p>
+    <w:p>
+      <w:pPr>
+        <w:pStyle w:val="a0"/>
+        <w:rPr>
+          <w:rFonts w:hint="eastAsia"/>
+        </w:rPr>
+      </w:pPr>
+      <w:r>
+        <w:t>认证模块 /api/auth：登录成功/失败、未登录拦截（4个测试）</w:t>
+      </w:r>
+    </w:p>
+    <w:p>
+      <w:pPr>
+        <w:pStyle w:val="a0"/>
+        <w:rPr>
+          <w:rFonts w:hint="eastAsia"/>
+        </w:rPr>
+      </w:pPr>
+      <w:r>
+        <w:t>灾情模块 /api/incidents：列表查询、创建鉴权、不存在记录404（3个测试）</w:t>
+      </w:r>
+    </w:p>
+    <w:p>
+      <w:pPr>
+        <w:pStyle w:val="a0"/>
+        <w:rPr>
+          <w:rFonts w:hint="eastAsia"/>
+        </w:rPr>
+      </w:pPr>
+      <w:r>
+        <w:t>资源模块 /api/resources：列表查询鉴权（1个测试）</w:t>
+      </w:r>
+    </w:p>
+    <w:p>
+      <w:pPr>
+        <w:pStyle w:val="a0"/>
+        <w:rPr>
+          <w:rFonts w:hint="eastAsia"/>
+        </w:rPr>
+      </w:pPr>
+      <w:r>
+        <w:t>统计模块 /api/statistics：数据结构验证（1个测试）</w:t>
+      </w:r>
+    </w:p>
+    <w:p>
+      <w:pPr>
+        <w:pStyle w:val="a0"/>
+        <w:rPr>
+          <w:rFonts w:hint="eastAsia"/>
+        </w:rPr>
+      </w:pPr>
+      <w:r>
+        <w:t>健康检查 /api/health：无鉴权端点验证（1个测试）</w:t>
+      </w:r>
+    </w:p>
+    <w:p>
+      <w:pPr>
+        <w:pStyle w:val="21"/>
+      </w:pPr>
+      <w:bookmarkStart w:id="65" w:name="_Toc235780973"/>
+      <w:r>
+        <w:rPr>
+          <w:sz w:val="24"/>
+        </w:rPr>
+        <w:t xml:space="preserve">15.3 </w:t>
+      </w:r>
+      <w:r>
+        <w:rPr>
+          <w:sz w:val="24"/>
+        </w:rPr>
+        <w:t>测试运行命令</w:t>
+      </w:r>
+      <w:bookmarkEnd w:id="65"/>
+    </w:p>
+    <w:p>
+      <w:pPr>
+        <w:rPr>
+          <w:rFonts w:hint="eastAsia"/>
+        </w:rPr>
+      </w:pPr>
+      <w:r>
+        <w:t>后端单元测试（无需数据库）：pytest tests/ -v</w:t>
+      </w:r>
+    </w:p>
+    <w:p>
+      <w:pPr>
+        <w:rPr>
+          <w:rFonts w:hint="eastAsia"/>
+        </w:rPr>
+      </w:pPr>
+      <w:r>
+        <w:t>后端全量测试（需PostgreSQL）：pytest tests/ -v</w:t>
+      </w:r>
+    </w:p>
+    <w:p>
+      <w:pPr>
+        <w:rPr>
+          <w:rFonts w:hint="eastAsia"/>
+        </w:rPr>
+      </w:pPr>
+      <w:r>
+        <w:t>前端测试：cd frontend &amp;&amp; npx vitest run</w:t>
+      </w:r>
+    </w:p>
+    <w:p>
+      <w:pPr>
+        <w:rPr>
+          <w:rFonts w:hint="eastAsia"/>
+        </w:rPr>
+      </w:pPr>
+      <w:r>
+        <w:t>CI自动化测试：push到GitHub main分支自动触发</w:t>
       </w:r>
     </w:p>
     <w:sectPr>

--- a/docs/前后端接口文档.docx
+++ b/docs/前后端接口文档.docx
@@ -95,7 +95,7 @@
           <w:sz w:val="24"/>
           <w:lang w:eastAsia="zh-CN"/>
         </w:rPr>
-        <w:t>版本：V1.2</w:t>
+        <w:t>版本：V1.3</w:t>
       </w:r>
       <w:r>
         <w:rPr>
@@ -103,7 +103,7 @@
           <w:lang w:eastAsia="zh-CN"/>
         </w:rPr>
         <w:br/>
-        <w:t>日期：2026年07月24日</w:t>
+        <w:t>日期：2026年07月25日</w:t>
       </w:r>
       <w:r>
         <w:rPr>
@@ -111,7 +111,7 @@
           <w:lang w:eastAsia="zh-CN"/>
         </w:rPr>
         <w:br/>
-        <w:t>状态：更新</w:t>
+        <w:t>状态：安全加固版</w:t>
       </w:r>
     </w:p>
     <w:p>
@@ -23762,7 +23762,7 @@
         </w:rPr>
       </w:pPr>
       <w:r>
-        <w:t>pytest自动化测试：运行 pytest tests/api/ -v 执行10个API集成测试</w:t>
+        <w:t>pytest自动化测试：运行 pytest tests/api/ -v 执行42个API集成测试</w:t>
       </w:r>
     </w:p>
     <w:p>
@@ -23836,7 +23836,7 @@
         </w:rPr>
       </w:pPr>
       <w:r>
-        <w:t>灾情模块 /api/incidents：列表查询、创建鉴权、不存在记录404（3个测试）</w:t>
+        <w:t>灾情模块 /api/incidents：列表查询、创建鉴权、不存在记录404（12个测试）</w:t>
       </w:r>
     </w:p>
     <w:p>
@@ -23847,7 +23847,7 @@
         </w:rPr>
       </w:pPr>
       <w:r>
-        <w:t>资源模块 /api/resources：列表查询鉴权（1个测试）</w:t>
+        <w:t>资源模块 /api/resources：列表查询鉴权（9个测试）</w:t>
       </w:r>
     </w:p>
     <w:p>

--- a/docs/前后端接口文档.docx
+++ b/docs/前后端接口文档.docx
@@ -132,7 +132,7 @@
       <w:pPr>
         <w:pStyle w:val="1"/>
       </w:pPr>
-      <w:bookmarkStart w:id="0" w:name="_Toc235780908"/>
+      <w:bookmarkStart w:id="0" w:name="_Toc235866477"/>
       <w:r>
         <w:rPr>
           <w:rFonts w:ascii="黑体" w:eastAsia="黑体" w:hAnsi="黑体"/>
@@ -490,7 +490,7 @@
       <w:pPr>
         <w:pStyle w:val="1"/>
       </w:pPr>
-      <w:bookmarkStart w:id="1" w:name="_Toc235780909"/>
+      <w:bookmarkStart w:id="1" w:name="_Toc235866478"/>
       <w:r>
         <w:rPr>
           <w:rFonts w:ascii="黑体" w:eastAsia="黑体" w:hAnsi="黑体"/>
@@ -525,7 +525,7 @@
       <w:r>
         <w:fldChar w:fldCharType="separate"/>
       </w:r>
-      <w:hyperlink w:anchor="_Toc235780908" w:history="1">
+      <w:hyperlink w:anchor="_Toc235866477" w:history="1">
         <w:r>
           <w:rPr>
             <w:rStyle w:val="aff9"/>
@@ -563,7 +563,7 @@
             <w:noProof/>
             <w:webHidden/>
           </w:rPr>
-          <w:instrText>PAGEREF _Toc235780908 \h</w:instrText>
+          <w:instrText>PAGEREF _Toc235866477 \h</w:instrText>
         </w:r>
         <w:r>
           <w:rPr>
@@ -622,7 +622,7 @@
           <w14:ligatures w14:val="standardContextual"/>
         </w:rPr>
       </w:pPr>
-      <w:hyperlink w:anchor="_Toc235780909" w:history="1">
+      <w:hyperlink w:anchor="_Toc235866478" w:history="1">
         <w:r>
           <w:rPr>
             <w:rStyle w:val="aff9"/>
@@ -660,7 +660,7 @@
             <w:noProof/>
             <w:webHidden/>
           </w:rPr>
-          <w:instrText>PAGEREF _Toc235780909 \h</w:instrText>
+          <w:instrText>PAGEREF _Toc235866478 \h</w:instrText>
         </w:r>
         <w:r>
           <w:rPr>
@@ -719,7 +719,7 @@
           <w14:ligatures w14:val="standardContextual"/>
         </w:rPr>
       </w:pPr>
-      <w:hyperlink w:anchor="_Toc235780910" w:history="1">
+      <w:hyperlink w:anchor="_Toc235866479" w:history="1">
         <w:r>
           <w:rPr>
             <w:rStyle w:val="aff9"/>
@@ -758,7 +758,7 @@
             <w:noProof/>
             <w:webHidden/>
           </w:rPr>
-          <w:instrText>PAGEREF _Toc235780910 \h</w:instrText>
+          <w:instrText>PAGEREF _Toc235866479 \h</w:instrText>
         </w:r>
         <w:r>
           <w:rPr>
@@ -817,7 +817,7 @@
           <w14:ligatures w14:val="standardContextual"/>
         </w:rPr>
       </w:pPr>
-      <w:hyperlink w:anchor="_Toc235780911" w:history="1">
+      <w:hyperlink w:anchor="_Toc235866480" w:history="1">
         <w:r>
           <w:rPr>
             <w:rStyle w:val="aff9"/>
@@ -856,7 +856,7 @@
             <w:noProof/>
             <w:webHidden/>
           </w:rPr>
-          <w:instrText>PAGEREF _Toc235780911 \h</w:instrText>
+          <w:instrText>PAGEREF _Toc235866480 \h</w:instrText>
         </w:r>
         <w:r>
           <w:rPr>
@@ -915,7 +915,7 @@
           <w14:ligatures w14:val="standardContextual"/>
         </w:rPr>
       </w:pPr>
-      <w:hyperlink w:anchor="_Toc235780912" w:history="1">
+      <w:hyperlink w:anchor="_Toc235866481" w:history="1">
         <w:r>
           <w:rPr>
             <w:rStyle w:val="aff9"/>
@@ -954,7 +954,7 @@
             <w:noProof/>
             <w:webHidden/>
           </w:rPr>
-          <w:instrText>PAGEREF _Toc235780912 \h</w:instrText>
+          <w:instrText>PAGEREF _Toc235866481 \h</w:instrText>
         </w:r>
         <w:r>
           <w:rPr>
@@ -1013,7 +1013,7 @@
           <w14:ligatures w14:val="standardContextual"/>
         </w:rPr>
       </w:pPr>
-      <w:hyperlink w:anchor="_Toc235780913" w:history="1">
+      <w:hyperlink w:anchor="_Toc235866482" w:history="1">
         <w:r>
           <w:rPr>
             <w:rStyle w:val="aff9"/>
@@ -1051,7 +1051,7 @@
             <w:noProof/>
             <w:webHidden/>
           </w:rPr>
-          <w:instrText>PAGEREF _Toc235780913 \h</w:instrText>
+          <w:instrText>PAGEREF _Toc235866482 \h</w:instrText>
         </w:r>
         <w:r>
           <w:rPr>
@@ -1110,7 +1110,7 @@
           <w14:ligatures w14:val="standardContextual"/>
         </w:rPr>
       </w:pPr>
-      <w:hyperlink w:anchor="_Toc235780914" w:history="1">
+      <w:hyperlink w:anchor="_Toc235866483" w:history="1">
         <w:r>
           <w:rPr>
             <w:rStyle w:val="aff9"/>
@@ -1149,7 +1149,7 @@
             <w:noProof/>
             <w:webHidden/>
           </w:rPr>
-          <w:instrText>PAGEREF _Toc235780914 \h</w:instrText>
+          <w:instrText>PAGEREF _Toc235866483 \h</w:instrText>
         </w:r>
         <w:r>
           <w:rPr>
@@ -1208,7 +1208,7 @@
           <w14:ligatures w14:val="standardContextual"/>
         </w:rPr>
       </w:pPr>
-      <w:hyperlink w:anchor="_Toc235780915" w:history="1">
+      <w:hyperlink w:anchor="_Toc235866484" w:history="1">
         <w:r>
           <w:rPr>
             <w:rStyle w:val="aff9"/>
@@ -1246,7 +1246,7 @@
             <w:noProof/>
             <w:webHidden/>
           </w:rPr>
-          <w:instrText>PAGEREF _Toc235780915 \h</w:instrText>
+          <w:instrText>PAGEREF _Toc235866484 \h</w:instrText>
         </w:r>
         <w:r>
           <w:rPr>
@@ -1305,7 +1305,7 @@
           <w14:ligatures w14:val="standardContextual"/>
         </w:rPr>
       </w:pPr>
-      <w:hyperlink w:anchor="_Toc235780916" w:history="1">
+      <w:hyperlink w:anchor="_Toc235866485" w:history="1">
         <w:r>
           <w:rPr>
             <w:rStyle w:val="aff9"/>
@@ -1343,7 +1343,7 @@
             <w:noProof/>
             <w:webHidden/>
           </w:rPr>
-          <w:instrText>PAGEREF _Toc235780916 \h</w:instrText>
+          <w:instrText>PAGEREF _Toc235866485 \h</w:instrText>
         </w:r>
         <w:r>
           <w:rPr>
@@ -1402,7 +1402,7 @@
           <w14:ligatures w14:val="standardContextual"/>
         </w:rPr>
       </w:pPr>
-      <w:hyperlink w:anchor="_Toc235780917" w:history="1">
+      <w:hyperlink w:anchor="_Toc235866486" w:history="1">
         <w:r>
           <w:rPr>
             <w:rStyle w:val="aff9"/>
@@ -1440,7 +1440,7 @@
             <w:noProof/>
             <w:webHidden/>
           </w:rPr>
-          <w:instrText>PAGEREF _Toc235780917 \h</w:instrText>
+          <w:instrText>PAGEREF _Toc235866486 \h</w:instrText>
         </w:r>
         <w:r>
           <w:rPr>
@@ -1499,7 +1499,7 @@
           <w14:ligatures w14:val="standardContextual"/>
         </w:rPr>
       </w:pPr>
-      <w:hyperlink w:anchor="_Toc235780918" w:history="1">
+      <w:hyperlink w:anchor="_Toc235866487" w:history="1">
         <w:r>
           <w:rPr>
             <w:rStyle w:val="aff9"/>
@@ -1537,7 +1537,7 @@
             <w:noProof/>
             <w:webHidden/>
           </w:rPr>
-          <w:instrText>PAGEREF _Toc235780918 \h</w:instrText>
+          <w:instrText>PAGEREF _Toc235866487 \h</w:instrText>
         </w:r>
         <w:r>
           <w:rPr>
@@ -1596,7 +1596,7 @@
           <w14:ligatures w14:val="standardContextual"/>
         </w:rPr>
       </w:pPr>
-      <w:hyperlink w:anchor="_Toc235780919" w:history="1">
+      <w:hyperlink w:anchor="_Toc235866488" w:history="1">
         <w:r>
           <w:rPr>
             <w:rStyle w:val="aff9"/>
@@ -1634,7 +1634,7 @@
             <w:noProof/>
             <w:webHidden/>
           </w:rPr>
-          <w:instrText>PAGEREF _Toc235780919 \h</w:instrText>
+          <w:instrText>PAGEREF _Toc235866488 \h</w:instrText>
         </w:r>
         <w:r>
           <w:rPr>
@@ -1693,7 +1693,7 @@
           <w14:ligatures w14:val="standardContextual"/>
         </w:rPr>
       </w:pPr>
-      <w:hyperlink w:anchor="_Toc235780920" w:history="1">
+      <w:hyperlink w:anchor="_Toc235866489" w:history="1">
         <w:r>
           <w:rPr>
             <w:rStyle w:val="aff9"/>
@@ -1731,7 +1731,7 @@
             <w:noProof/>
             <w:webHidden/>
           </w:rPr>
-          <w:instrText>PAGEREF _Toc235780920 \h</w:instrText>
+          <w:instrText>PAGEREF _Toc235866489 \h</w:instrText>
         </w:r>
         <w:r>
           <w:rPr>
@@ -1790,7 +1790,7 @@
           <w14:ligatures w14:val="standardContextual"/>
         </w:rPr>
       </w:pPr>
-      <w:hyperlink w:anchor="_Toc235780921" w:history="1">
+      <w:hyperlink w:anchor="_Toc235866490" w:history="1">
         <w:r>
           <w:rPr>
             <w:rStyle w:val="aff9"/>
@@ -1828,7 +1828,7 @@
             <w:noProof/>
             <w:webHidden/>
           </w:rPr>
-          <w:instrText>PAGEREF _Toc235780921 \h</w:instrText>
+          <w:instrText>PAGEREF _Toc235866490 \h</w:instrText>
         </w:r>
         <w:r>
           <w:rPr>
@@ -1887,7 +1887,7 @@
           <w14:ligatures w14:val="standardContextual"/>
         </w:rPr>
       </w:pPr>
-      <w:hyperlink w:anchor="_Toc235780922" w:history="1">
+      <w:hyperlink w:anchor="_Toc235866491" w:history="1">
         <w:r>
           <w:rPr>
             <w:rStyle w:val="aff9"/>
@@ -1925,7 +1925,7 @@
             <w:noProof/>
             <w:webHidden/>
           </w:rPr>
-          <w:instrText>PAGEREF _Toc235780922 \h</w:instrText>
+          <w:instrText>PAGEREF _Toc235866491 \h</w:instrText>
         </w:r>
         <w:r>
           <w:rPr>
@@ -1984,7 +1984,7 @@
           <w14:ligatures w14:val="standardContextual"/>
         </w:rPr>
       </w:pPr>
-      <w:hyperlink w:anchor="_Toc235780923" w:history="1">
+      <w:hyperlink w:anchor="_Toc235866492" w:history="1">
         <w:r>
           <w:rPr>
             <w:rStyle w:val="aff9"/>
@@ -2022,7 +2022,7 @@
             <w:noProof/>
             <w:webHidden/>
           </w:rPr>
-          <w:instrText>PAGEREF _Toc235780923 \h</w:instrText>
+          <w:instrText>PAGEREF _Toc235866492 \h</w:instrText>
         </w:r>
         <w:r>
           <w:rPr>
@@ -2081,7 +2081,7 @@
           <w14:ligatures w14:val="standardContextual"/>
         </w:rPr>
       </w:pPr>
-      <w:hyperlink w:anchor="_Toc235780924" w:history="1">
+      <w:hyperlink w:anchor="_Toc235866493" w:history="1">
         <w:r>
           <w:rPr>
             <w:rStyle w:val="aff9"/>
@@ -2119,7 +2119,7 @@
             <w:noProof/>
             <w:webHidden/>
           </w:rPr>
-          <w:instrText>PAGEREF _Toc235780924 \h</w:instrText>
+          <w:instrText>PAGEREF _Toc235866493 \h</w:instrText>
         </w:r>
         <w:r>
           <w:rPr>
@@ -2178,7 +2178,7 @@
           <w14:ligatures w14:val="standardContextual"/>
         </w:rPr>
       </w:pPr>
-      <w:hyperlink w:anchor="_Toc235780925" w:history="1">
+      <w:hyperlink w:anchor="_Toc235866494" w:history="1">
         <w:r>
           <w:rPr>
             <w:rStyle w:val="aff9"/>
@@ -2216,7 +2216,7 @@
             <w:noProof/>
             <w:webHidden/>
           </w:rPr>
-          <w:instrText>PAGEREF _Toc235780925 \h</w:instrText>
+          <w:instrText>PAGEREF _Toc235866494 \h</w:instrText>
         </w:r>
         <w:r>
           <w:rPr>
@@ -2275,7 +2275,7 @@
           <w14:ligatures w14:val="standardContextual"/>
         </w:rPr>
       </w:pPr>
-      <w:hyperlink w:anchor="_Toc235780926" w:history="1">
+      <w:hyperlink w:anchor="_Toc235866495" w:history="1">
         <w:r>
           <w:rPr>
             <w:rStyle w:val="aff9"/>
@@ -2313,7 +2313,7 @@
             <w:noProof/>
             <w:webHidden/>
           </w:rPr>
-          <w:instrText>PAGEREF _Toc235780926 \h</w:instrText>
+          <w:instrText>PAGEREF _Toc235866495 \h</w:instrText>
         </w:r>
         <w:r>
           <w:rPr>
@@ -2372,7 +2372,7 @@
           <w14:ligatures w14:val="standardContextual"/>
         </w:rPr>
       </w:pPr>
-      <w:hyperlink w:anchor="_Toc235780927" w:history="1">
+      <w:hyperlink w:anchor="_Toc235866496" w:history="1">
         <w:r>
           <w:rPr>
             <w:rStyle w:val="aff9"/>
@@ -2410,7 +2410,7 @@
             <w:noProof/>
             <w:webHidden/>
           </w:rPr>
-          <w:instrText>PAGEREF _Toc235780927 \h</w:instrText>
+          <w:instrText>PAGEREF _Toc235866496 \h</w:instrText>
         </w:r>
         <w:r>
           <w:rPr>
@@ -2469,7 +2469,7 @@
           <w14:ligatures w14:val="standardContextual"/>
         </w:rPr>
       </w:pPr>
-      <w:hyperlink w:anchor="_Toc235780928" w:history="1">
+      <w:hyperlink w:anchor="_Toc235866497" w:history="1">
         <w:r>
           <w:rPr>
             <w:rStyle w:val="aff9"/>
@@ -2507,7 +2507,7 @@
             <w:noProof/>
             <w:webHidden/>
           </w:rPr>
-          <w:instrText>PAGEREF _Toc235780928 \h</w:instrText>
+          <w:instrText>PAGEREF _Toc235866497 \h</w:instrText>
         </w:r>
         <w:r>
           <w:rPr>
@@ -2566,7 +2566,7 @@
           <w14:ligatures w14:val="standardContextual"/>
         </w:rPr>
       </w:pPr>
-      <w:hyperlink w:anchor="_Toc235780929" w:history="1">
+      <w:hyperlink w:anchor="_Toc235866498" w:history="1">
         <w:r>
           <w:rPr>
             <w:rStyle w:val="aff9"/>
@@ -2604,7 +2604,7 @@
             <w:noProof/>
             <w:webHidden/>
           </w:rPr>
-          <w:instrText>PAGEREF _Toc235780929 \h</w:instrText>
+          <w:instrText>PAGEREF _Toc235866498 \h</w:instrText>
         </w:r>
         <w:r>
           <w:rPr>
@@ -2663,7 +2663,7 @@
           <w14:ligatures w14:val="standardContextual"/>
         </w:rPr>
       </w:pPr>
-      <w:hyperlink w:anchor="_Toc235780930" w:history="1">
+      <w:hyperlink w:anchor="_Toc235866499" w:history="1">
         <w:r>
           <w:rPr>
             <w:rStyle w:val="aff9"/>
@@ -2701,7 +2701,7 @@
             <w:noProof/>
             <w:webHidden/>
           </w:rPr>
-          <w:instrText>PAGEREF _Toc235780930 \h</w:instrText>
+          <w:instrText>PAGEREF _Toc235866499 \h</w:instrText>
         </w:r>
         <w:r>
           <w:rPr>
@@ -2760,7 +2760,7 @@
           <w14:ligatures w14:val="standardContextual"/>
         </w:rPr>
       </w:pPr>
-      <w:hyperlink w:anchor="_Toc235780931" w:history="1">
+      <w:hyperlink w:anchor="_Toc235866500" w:history="1">
         <w:r>
           <w:rPr>
             <w:rStyle w:val="aff9"/>
@@ -2798,7 +2798,7 @@
             <w:noProof/>
             <w:webHidden/>
           </w:rPr>
-          <w:instrText>PAGEREF _Toc235780931 \h</w:instrText>
+          <w:instrText>PAGEREF _Toc235866500 \h</w:instrText>
         </w:r>
         <w:r>
           <w:rPr>
@@ -2857,7 +2857,7 @@
           <w14:ligatures w14:val="standardContextual"/>
         </w:rPr>
       </w:pPr>
-      <w:hyperlink w:anchor="_Toc235780932" w:history="1">
+      <w:hyperlink w:anchor="_Toc235866501" w:history="1">
         <w:r>
           <w:rPr>
             <w:rStyle w:val="aff9"/>
@@ -2895,7 +2895,7 @@
             <w:noProof/>
             <w:webHidden/>
           </w:rPr>
-          <w:instrText>PAGEREF _Toc235780932 \h</w:instrText>
+          <w:instrText>PAGEREF _Toc235866501 \h</w:instrText>
         </w:r>
         <w:r>
           <w:rPr>
@@ -2954,7 +2954,7 @@
           <w14:ligatures w14:val="standardContextual"/>
         </w:rPr>
       </w:pPr>
-      <w:hyperlink w:anchor="_Toc235780933" w:history="1">
+      <w:hyperlink w:anchor="_Toc235866502" w:history="1">
         <w:r>
           <w:rPr>
             <w:rStyle w:val="aff9"/>
@@ -2992,7 +2992,7 @@
             <w:noProof/>
             <w:webHidden/>
           </w:rPr>
-          <w:instrText>PAGEREF _Toc235780933 \h</w:instrText>
+          <w:instrText>PAGEREF _Toc235866502 \h</w:instrText>
         </w:r>
         <w:r>
           <w:rPr>
@@ -3051,7 +3051,7 @@
           <w14:ligatures w14:val="standardContextual"/>
         </w:rPr>
       </w:pPr>
-      <w:hyperlink w:anchor="_Toc235780934" w:history="1">
+      <w:hyperlink w:anchor="_Toc235866503" w:history="1">
         <w:r>
           <w:rPr>
             <w:rStyle w:val="aff9"/>
@@ -3089,7 +3089,7 @@
             <w:noProof/>
             <w:webHidden/>
           </w:rPr>
-          <w:instrText>PAGEREF _Toc235780934 \h</w:instrText>
+          <w:instrText>PAGEREF _Toc235866503 \h</w:instrText>
         </w:r>
         <w:r>
           <w:rPr>
@@ -3148,7 +3148,7 @@
           <w14:ligatures w14:val="standardContextual"/>
         </w:rPr>
       </w:pPr>
-      <w:hyperlink w:anchor="_Toc235780935" w:history="1">
+      <w:hyperlink w:anchor="_Toc235866504" w:history="1">
         <w:r>
           <w:rPr>
             <w:rStyle w:val="aff9"/>
@@ -3186,7 +3186,7 @@
             <w:noProof/>
             <w:webHidden/>
           </w:rPr>
-          <w:instrText>PAGEREF _Toc235780935 \h</w:instrText>
+          <w:instrText>PAGEREF _Toc235866504 \h</w:instrText>
         </w:r>
         <w:r>
           <w:rPr>
@@ -3245,7 +3245,7 @@
           <w14:ligatures w14:val="standardContextual"/>
         </w:rPr>
       </w:pPr>
-      <w:hyperlink w:anchor="_Toc235780936" w:history="1">
+      <w:hyperlink w:anchor="_Toc235866505" w:history="1">
         <w:r>
           <w:rPr>
             <w:rStyle w:val="aff9"/>
@@ -3283,7 +3283,7 @@
             <w:noProof/>
             <w:webHidden/>
           </w:rPr>
-          <w:instrText>PAGEREF _Toc235780936 \h</w:instrText>
+          <w:instrText>PAGEREF _Toc235866505 \h</w:instrText>
         </w:r>
         <w:r>
           <w:rPr>
@@ -3342,7 +3342,7 @@
           <w14:ligatures w14:val="standardContextual"/>
         </w:rPr>
       </w:pPr>
-      <w:hyperlink w:anchor="_Toc235780937" w:history="1">
+      <w:hyperlink w:anchor="_Toc235866506" w:history="1">
         <w:r>
           <w:rPr>
             <w:rStyle w:val="aff9"/>
@@ -3380,7 +3380,7 @@
             <w:noProof/>
             <w:webHidden/>
           </w:rPr>
-          <w:instrText>PAGEREF _Toc235780937 \h</w:instrText>
+          <w:instrText>PAGEREF _Toc235866506 \h</w:instrText>
         </w:r>
         <w:r>
           <w:rPr>
@@ -3439,7 +3439,7 @@
           <w14:ligatures w14:val="standardContextual"/>
         </w:rPr>
       </w:pPr>
-      <w:hyperlink w:anchor="_Toc235780938" w:history="1">
+      <w:hyperlink w:anchor="_Toc235866507" w:history="1">
         <w:r>
           <w:rPr>
             <w:rStyle w:val="aff9"/>
@@ -3477,7 +3477,7 @@
             <w:noProof/>
             <w:webHidden/>
           </w:rPr>
-          <w:instrText>PAGEREF _Toc235780938 \h</w:instrText>
+          <w:instrText>PAGEREF _Toc235866507 \h</w:instrText>
         </w:r>
         <w:r>
           <w:rPr>
@@ -3536,7 +3536,7 @@
           <w14:ligatures w14:val="standardContextual"/>
         </w:rPr>
       </w:pPr>
-      <w:hyperlink w:anchor="_Toc235780939" w:history="1">
+      <w:hyperlink w:anchor="_Toc235866508" w:history="1">
         <w:r>
           <w:rPr>
             <w:rStyle w:val="aff9"/>
@@ -3574,7 +3574,7 @@
             <w:noProof/>
             <w:webHidden/>
           </w:rPr>
-          <w:instrText>PAGEREF _Toc235780939 \h</w:instrText>
+          <w:instrText>PAGEREF _Toc235866508 \h</w:instrText>
         </w:r>
         <w:r>
           <w:rPr>
@@ -3633,7 +3633,7 @@
           <w14:ligatures w14:val="standardContextual"/>
         </w:rPr>
       </w:pPr>
-      <w:hyperlink w:anchor="_Toc235780940" w:history="1">
+      <w:hyperlink w:anchor="_Toc235866509" w:history="1">
         <w:r>
           <w:rPr>
             <w:rStyle w:val="aff9"/>
@@ -3671,7 +3671,7 @@
             <w:noProof/>
             <w:webHidden/>
           </w:rPr>
-          <w:instrText>PAGEREF _Toc235780940 \h</w:instrText>
+          <w:instrText>PAGEREF _Toc235866509 \h</w:instrText>
         </w:r>
         <w:r>
           <w:rPr>
@@ -3730,7 +3730,7 @@
           <w14:ligatures w14:val="standardContextual"/>
         </w:rPr>
       </w:pPr>
-      <w:hyperlink w:anchor="_Toc235780941" w:history="1">
+      <w:hyperlink w:anchor="_Toc235866510" w:history="1">
         <w:r>
           <w:rPr>
             <w:rStyle w:val="aff9"/>
@@ -3768,7 +3768,7 @@
             <w:noProof/>
             <w:webHidden/>
           </w:rPr>
-          <w:instrText>PAGEREF _Toc235780941 \h</w:instrText>
+          <w:instrText>PAGEREF _Toc235866510 \h</w:instrText>
         </w:r>
         <w:r>
           <w:rPr>
@@ -3827,7 +3827,7 @@
           <w14:ligatures w14:val="standardContextual"/>
         </w:rPr>
       </w:pPr>
-      <w:hyperlink w:anchor="_Toc235780942" w:history="1">
+      <w:hyperlink w:anchor="_Toc235866511" w:history="1">
         <w:r>
           <w:rPr>
             <w:rStyle w:val="aff9"/>
@@ -3865,7 +3865,7 @@
             <w:noProof/>
             <w:webHidden/>
           </w:rPr>
-          <w:instrText>PAGEREF _Toc235780942 \h</w:instrText>
+          <w:instrText>PAGEREF _Toc235866511 \h</w:instrText>
         </w:r>
         <w:r>
           <w:rPr>
@@ -3924,7 +3924,7 @@
           <w14:ligatures w14:val="standardContextual"/>
         </w:rPr>
       </w:pPr>
-      <w:hyperlink w:anchor="_Toc235780943" w:history="1">
+      <w:hyperlink w:anchor="_Toc235866512" w:history="1">
         <w:r>
           <w:rPr>
             <w:rStyle w:val="aff9"/>
@@ -3962,7 +3962,7 @@
             <w:noProof/>
             <w:webHidden/>
           </w:rPr>
-          <w:instrText>PAGEREF _Toc235780943 \h</w:instrText>
+          <w:instrText>PAGEREF _Toc235866512 \h</w:instrText>
         </w:r>
         <w:r>
           <w:rPr>
@@ -4021,7 +4021,7 @@
           <w14:ligatures w14:val="standardContextual"/>
         </w:rPr>
       </w:pPr>
-      <w:hyperlink w:anchor="_Toc235780944" w:history="1">
+      <w:hyperlink w:anchor="_Toc235866513" w:history="1">
         <w:r>
           <w:rPr>
             <w:rStyle w:val="aff9"/>
@@ -4059,7 +4059,7 @@
             <w:noProof/>
             <w:webHidden/>
           </w:rPr>
-          <w:instrText>PAGEREF _Toc235780944 \h</w:instrText>
+          <w:instrText>PAGEREF _Toc235866513 \h</w:instrText>
         </w:r>
         <w:r>
           <w:rPr>
@@ -4118,7 +4118,7 @@
           <w14:ligatures w14:val="standardContextual"/>
         </w:rPr>
       </w:pPr>
-      <w:hyperlink w:anchor="_Toc235780945" w:history="1">
+      <w:hyperlink w:anchor="_Toc235866514" w:history="1">
         <w:r>
           <w:rPr>
             <w:rStyle w:val="aff9"/>
@@ -4156,7 +4156,7 @@
             <w:noProof/>
             <w:webHidden/>
           </w:rPr>
-          <w:instrText>PAGEREF _Toc235780945 \h</w:instrText>
+          <w:instrText>PAGEREF _Toc235866514 \h</w:instrText>
         </w:r>
         <w:r>
           <w:rPr>
@@ -4215,7 +4215,7 @@
           <w14:ligatures w14:val="standardContextual"/>
         </w:rPr>
       </w:pPr>
-      <w:hyperlink w:anchor="_Toc235780946" w:history="1">
+      <w:hyperlink w:anchor="_Toc235866515" w:history="1">
         <w:r>
           <w:rPr>
             <w:rStyle w:val="aff9"/>
@@ -4253,7 +4253,7 @@
             <w:noProof/>
             <w:webHidden/>
           </w:rPr>
-          <w:instrText>PAGEREF _Toc235780946 \h</w:instrText>
+          <w:instrText>PAGEREF _Toc235866515 \h</w:instrText>
         </w:r>
         <w:r>
           <w:rPr>
@@ -4312,7 +4312,7 @@
           <w14:ligatures w14:val="standardContextual"/>
         </w:rPr>
       </w:pPr>
-      <w:hyperlink w:anchor="_Toc235780947" w:history="1">
+      <w:hyperlink w:anchor="_Toc235866516" w:history="1">
         <w:r>
           <w:rPr>
             <w:rStyle w:val="aff9"/>
@@ -4350,7 +4350,7 @@
             <w:noProof/>
             <w:webHidden/>
           </w:rPr>
-          <w:instrText>PAGEREF _Toc235780947 \h</w:instrText>
+          <w:instrText>PAGEREF _Toc235866516 \h</w:instrText>
         </w:r>
         <w:r>
           <w:rPr>
@@ -4409,7 +4409,7 @@
           <w14:ligatures w14:val="standardContextual"/>
         </w:rPr>
       </w:pPr>
-      <w:hyperlink w:anchor="_Toc235780948" w:history="1">
+      <w:hyperlink w:anchor="_Toc235866517" w:history="1">
         <w:r>
           <w:rPr>
             <w:rStyle w:val="aff9"/>
@@ -4447,7 +4447,7 @@
             <w:noProof/>
             <w:webHidden/>
           </w:rPr>
-          <w:instrText>PAGEREF _Toc235780948 \h</w:instrText>
+          <w:instrText>PAGEREF _Toc235866517 \h</w:instrText>
         </w:r>
         <w:r>
           <w:rPr>
@@ -4506,7 +4506,7 @@
           <w14:ligatures w14:val="standardContextual"/>
         </w:rPr>
       </w:pPr>
-      <w:hyperlink w:anchor="_Toc235780949" w:history="1">
+      <w:hyperlink w:anchor="_Toc235866518" w:history="1">
         <w:r>
           <w:rPr>
             <w:rStyle w:val="aff9"/>
@@ -4544,7 +4544,7 @@
             <w:noProof/>
             <w:webHidden/>
           </w:rPr>
-          <w:instrText>PAGEREF _Toc235780949 \h</w:instrText>
+          <w:instrText>PAGEREF _Toc235866518 \h</w:instrText>
         </w:r>
         <w:r>
           <w:rPr>
@@ -4603,7 +4603,7 @@
           <w14:ligatures w14:val="standardContextual"/>
         </w:rPr>
       </w:pPr>
-      <w:hyperlink w:anchor="_Toc235780950" w:history="1">
+      <w:hyperlink w:anchor="_Toc235866519" w:history="1">
         <w:r>
           <w:rPr>
             <w:rStyle w:val="aff9"/>
@@ -4641,7 +4641,7 @@
             <w:noProof/>
             <w:webHidden/>
           </w:rPr>
-          <w:instrText>PAGEREF _Toc235780950 \h</w:instrText>
+          <w:instrText>PAGEREF _Toc235866519 \h</w:instrText>
         </w:r>
         <w:r>
           <w:rPr>
@@ -4700,7 +4700,7 @@
           <w14:ligatures w14:val="standardContextual"/>
         </w:rPr>
       </w:pPr>
-      <w:hyperlink w:anchor="_Toc235780951" w:history="1">
+      <w:hyperlink w:anchor="_Toc235866520" w:history="1">
         <w:r>
           <w:rPr>
             <w:rStyle w:val="aff9"/>
@@ -4738,7 +4738,7 @@
             <w:noProof/>
             <w:webHidden/>
           </w:rPr>
-          <w:instrText>PAGEREF _Toc235780951 \h</w:instrText>
+          <w:instrText>PAGEREF _Toc235866520 \h</w:instrText>
         </w:r>
         <w:r>
           <w:rPr>
@@ -4797,7 +4797,7 @@
           <w14:ligatures w14:val="standardContextual"/>
         </w:rPr>
       </w:pPr>
-      <w:hyperlink w:anchor="_Toc235780952" w:history="1">
+      <w:hyperlink w:anchor="_Toc235866521" w:history="1">
         <w:r>
           <w:rPr>
             <w:rStyle w:val="aff9"/>
@@ -4835,7 +4835,7 @@
             <w:noProof/>
             <w:webHidden/>
           </w:rPr>
-          <w:instrText>PAGEREF _Toc235780952 \h</w:instrText>
+          <w:instrText>PAGEREF _Toc235866521 \h</w:instrText>
         </w:r>
         <w:r>
           <w:rPr>
@@ -4894,7 +4894,7 @@
           <w14:ligatures w14:val="standardContextual"/>
         </w:rPr>
       </w:pPr>
-      <w:hyperlink w:anchor="_Toc235780953" w:history="1">
+      <w:hyperlink w:anchor="_Toc235866522" w:history="1">
         <w:r>
           <w:rPr>
             <w:rStyle w:val="aff9"/>
@@ -4932,7 +4932,7 @@
             <w:noProof/>
             <w:webHidden/>
           </w:rPr>
-          <w:instrText>PAGEREF _Toc235780953 \h</w:instrText>
+          <w:instrText>PAGEREF _Toc235866522 \h</w:instrText>
         </w:r>
         <w:r>
           <w:rPr>
@@ -4991,7 +4991,7 @@
           <w14:ligatures w14:val="standardContextual"/>
         </w:rPr>
       </w:pPr>
-      <w:hyperlink w:anchor="_Toc235780954" w:history="1">
+      <w:hyperlink w:anchor="_Toc235866523" w:history="1">
         <w:r>
           <w:rPr>
             <w:rStyle w:val="aff9"/>
@@ -5029,7 +5029,7 @@
             <w:noProof/>
             <w:webHidden/>
           </w:rPr>
-          <w:instrText>PAGEREF _Toc235780954 \h</w:instrText>
+          <w:instrText>PAGEREF _Toc235866523 \h</w:instrText>
         </w:r>
         <w:r>
           <w:rPr>
@@ -5088,7 +5088,7 @@
           <w14:ligatures w14:val="standardContextual"/>
         </w:rPr>
       </w:pPr>
-      <w:hyperlink w:anchor="_Toc235780955" w:history="1">
+      <w:hyperlink w:anchor="_Toc235866524" w:history="1">
         <w:r>
           <w:rPr>
             <w:rStyle w:val="aff9"/>
@@ -5126,7 +5126,7 @@
             <w:noProof/>
             <w:webHidden/>
           </w:rPr>
-          <w:instrText>PAGEREF _Toc235780955 \h</w:instrText>
+          <w:instrText>PAGEREF _Toc235866524 \h</w:instrText>
         </w:r>
         <w:r>
           <w:rPr>
@@ -5185,7 +5185,7 @@
           <w14:ligatures w14:val="standardContextual"/>
         </w:rPr>
       </w:pPr>
-      <w:hyperlink w:anchor="_Toc235780956" w:history="1">
+      <w:hyperlink w:anchor="_Toc235866525" w:history="1">
         <w:r>
           <w:rPr>
             <w:rStyle w:val="aff9"/>
@@ -5223,7 +5223,7 @@
             <w:noProof/>
             <w:webHidden/>
           </w:rPr>
-          <w:instrText>PAGEREF _Toc235780956 \h</w:instrText>
+          <w:instrText>PAGEREF _Toc235866525 \h</w:instrText>
         </w:r>
         <w:r>
           <w:rPr>
@@ -5282,7 +5282,7 @@
           <w14:ligatures w14:val="standardContextual"/>
         </w:rPr>
       </w:pPr>
-      <w:hyperlink w:anchor="_Toc235780957" w:history="1">
+      <w:hyperlink w:anchor="_Toc235866526" w:history="1">
         <w:r>
           <w:rPr>
             <w:rStyle w:val="aff9"/>
@@ -5320,7 +5320,7 @@
             <w:noProof/>
             <w:webHidden/>
           </w:rPr>
-          <w:instrText>PAGEREF _Toc235780957 \h</w:instrText>
+          <w:instrText>PAGEREF _Toc235866526 \h</w:instrText>
         </w:r>
         <w:r>
           <w:rPr>
@@ -5379,7 +5379,7 @@
           <w14:ligatures w14:val="standardContextual"/>
         </w:rPr>
       </w:pPr>
-      <w:hyperlink w:anchor="_Toc235780958" w:history="1">
+      <w:hyperlink w:anchor="_Toc235866527" w:history="1">
         <w:r>
           <w:rPr>
             <w:rStyle w:val="aff9"/>
@@ -5417,7 +5417,7 @@
             <w:noProof/>
             <w:webHidden/>
           </w:rPr>
-          <w:instrText>PAGEREF _Toc235780958 \h</w:instrText>
+          <w:instrText>PAGEREF _Toc235866527 \h</w:instrText>
         </w:r>
         <w:r>
           <w:rPr>
@@ -5476,7 +5476,7 @@
           <w14:ligatures w14:val="standardContextual"/>
         </w:rPr>
       </w:pPr>
-      <w:hyperlink w:anchor="_Toc235780959" w:history="1">
+      <w:hyperlink w:anchor="_Toc235866528" w:history="1">
         <w:r>
           <w:rPr>
             <w:rStyle w:val="aff9"/>
@@ -5514,7 +5514,7 @@
             <w:noProof/>
             <w:webHidden/>
           </w:rPr>
-          <w:instrText>PAGEREF _Toc235780959 \h</w:instrText>
+          <w:instrText>PAGEREF _Toc235866528 \h</w:instrText>
         </w:r>
         <w:r>
           <w:rPr>
@@ -5573,7 +5573,7 @@
           <w14:ligatures w14:val="standardContextual"/>
         </w:rPr>
       </w:pPr>
-      <w:hyperlink w:anchor="_Toc235780960" w:history="1">
+      <w:hyperlink w:anchor="_Toc235866529" w:history="1">
         <w:r>
           <w:rPr>
             <w:rStyle w:val="aff9"/>
@@ -5611,7 +5611,7 @@
             <w:noProof/>
             <w:webHidden/>
           </w:rPr>
-          <w:instrText>PAGEREF _Toc235780960 \h</w:instrText>
+          <w:instrText>PAGEREF _Toc235866529 \h</w:instrText>
         </w:r>
         <w:r>
           <w:rPr>
@@ -5670,7 +5670,7 @@
           <w14:ligatures w14:val="standardContextual"/>
         </w:rPr>
       </w:pPr>
-      <w:hyperlink w:anchor="_Toc235780961" w:history="1">
+      <w:hyperlink w:anchor="_Toc235866530" w:history="1">
         <w:r>
           <w:rPr>
             <w:rStyle w:val="aff9"/>
@@ -5708,7 +5708,7 @@
             <w:noProof/>
             <w:webHidden/>
           </w:rPr>
-          <w:instrText>PAGEREF _Toc235780961 \h</w:instrText>
+          <w:instrText>PAGEREF _Toc235866530 \h</w:instrText>
         </w:r>
         <w:r>
           <w:rPr>
@@ -5767,7 +5767,7 @@
           <w14:ligatures w14:val="standardContextual"/>
         </w:rPr>
       </w:pPr>
-      <w:hyperlink w:anchor="_Toc235780962" w:history="1">
+      <w:hyperlink w:anchor="_Toc235866531" w:history="1">
         <w:r>
           <w:rPr>
             <w:rStyle w:val="aff9"/>
@@ -5805,7 +5805,7 @@
             <w:noProof/>
             <w:webHidden/>
           </w:rPr>
-          <w:instrText>PAGEREF _Toc235780962 \h</w:instrText>
+          <w:instrText>PAGEREF _Toc235866531 \h</w:instrText>
         </w:r>
         <w:r>
           <w:rPr>
@@ -5864,7 +5864,7 @@
           <w14:ligatures w14:val="standardContextual"/>
         </w:rPr>
       </w:pPr>
-      <w:hyperlink w:anchor="_Toc235780963" w:history="1">
+      <w:hyperlink w:anchor="_Toc235866532" w:history="1">
         <w:r>
           <w:rPr>
             <w:rStyle w:val="aff9"/>
@@ -5902,7 +5902,7 @@
             <w:noProof/>
             <w:webHidden/>
           </w:rPr>
-          <w:instrText>PAGEREF _Toc235780963 \h</w:instrText>
+          <w:instrText>PAGEREF _Toc235866532 \h</w:instrText>
         </w:r>
         <w:r>
           <w:rPr>
@@ -5961,7 +5961,7 @@
           <w14:ligatures w14:val="standardContextual"/>
         </w:rPr>
       </w:pPr>
-      <w:hyperlink w:anchor="_Toc235780964" w:history="1">
+      <w:hyperlink w:anchor="_Toc235866533" w:history="1">
         <w:r>
           <w:rPr>
             <w:rStyle w:val="aff9"/>
@@ -5999,7 +5999,7 @@
             <w:noProof/>
             <w:webHidden/>
           </w:rPr>
-          <w:instrText>PAGEREF _Toc235780964 \h</w:instrText>
+          <w:instrText>PAGEREF _Toc235866533 \h</w:instrText>
         </w:r>
         <w:r>
           <w:rPr>
@@ -6058,7 +6058,7 @@
           <w14:ligatures w14:val="standardContextual"/>
         </w:rPr>
       </w:pPr>
-      <w:hyperlink w:anchor="_Toc235780965" w:history="1">
+      <w:hyperlink w:anchor="_Toc235866534" w:history="1">
         <w:r>
           <w:rPr>
             <w:rStyle w:val="aff9"/>
@@ -6096,7 +6096,7 @@
             <w:noProof/>
             <w:webHidden/>
           </w:rPr>
-          <w:instrText>PAGEREF _Toc235780965 \h</w:instrText>
+          <w:instrText>PAGEREF _Toc235866534 \h</w:instrText>
         </w:r>
         <w:r>
           <w:rPr>
@@ -6155,7 +6155,7 @@
           <w14:ligatures w14:val="standardContextual"/>
         </w:rPr>
       </w:pPr>
-      <w:hyperlink w:anchor="_Toc235780966" w:history="1">
+      <w:hyperlink w:anchor="_Toc235866535" w:history="1">
         <w:r>
           <w:rPr>
             <w:rStyle w:val="aff9"/>
@@ -6193,7 +6193,7 @@
             <w:noProof/>
             <w:webHidden/>
           </w:rPr>
-          <w:instrText>PAGEREF _Toc235780966 \h</w:instrText>
+          <w:instrText>PAGEREF _Toc235866535 \h</w:instrText>
         </w:r>
         <w:r>
           <w:rPr>
@@ -6252,7 +6252,7 @@
           <w14:ligatures w14:val="standardContextual"/>
         </w:rPr>
       </w:pPr>
-      <w:hyperlink w:anchor="_Toc235780967" w:history="1">
+      <w:hyperlink w:anchor="_Toc235866536" w:history="1">
         <w:r>
           <w:rPr>
             <w:rStyle w:val="aff9"/>
@@ -6291,7 +6291,7 @@
             <w:noProof/>
             <w:webHidden/>
           </w:rPr>
-          <w:instrText>PAGEREF _Toc235780967 \h</w:instrText>
+          <w:instrText>PAGEREF _Toc235866536 \h</w:instrText>
         </w:r>
         <w:r>
           <w:rPr>
@@ -6350,7 +6350,7 @@
           <w14:ligatures w14:val="standardContextual"/>
         </w:rPr>
       </w:pPr>
-      <w:hyperlink w:anchor="_Toc235780968" w:history="1">
+      <w:hyperlink w:anchor="_Toc235866537" w:history="1">
         <w:r>
           <w:rPr>
             <w:rStyle w:val="aff9"/>
@@ -6388,7 +6388,7 @@
             <w:noProof/>
             <w:webHidden/>
           </w:rPr>
-          <w:instrText>PAGEREF _Toc235780968 \h</w:instrText>
+          <w:instrText>PAGEREF _Toc235866537 \h</w:instrText>
         </w:r>
         <w:r>
           <w:rPr>
@@ -6447,7 +6447,7 @@
           <w14:ligatures w14:val="standardContextual"/>
         </w:rPr>
       </w:pPr>
-      <w:hyperlink w:anchor="_Toc235780969" w:history="1">
+      <w:hyperlink w:anchor="_Toc235866538" w:history="1">
         <w:r>
           <w:rPr>
             <w:rStyle w:val="aff9"/>
@@ -6486,7 +6486,7 @@
             <w:noProof/>
             <w:webHidden/>
           </w:rPr>
-          <w:instrText>PAGEREF _Toc235780969 \h</w:instrText>
+          <w:instrText>PAGEREF _Toc235866538 \h</w:instrText>
         </w:r>
         <w:r>
           <w:rPr>
@@ -6545,7 +6545,7 @@
           <w14:ligatures w14:val="standardContextual"/>
         </w:rPr>
       </w:pPr>
-      <w:hyperlink w:anchor="_Toc235780970" w:history="1">
+      <w:hyperlink w:anchor="_Toc235866539" w:history="1">
         <w:r>
           <w:rPr>
             <w:rStyle w:val="aff9"/>
@@ -6582,7 +6582,7 @@
             <w:noProof/>
             <w:webHidden/>
           </w:rPr>
-          <w:instrText>PAGEREF _Toc235780970 \h</w:instrText>
+          <w:instrText>PAGEREF _Toc235866539 \h</w:instrText>
         </w:r>
         <w:r>
           <w:rPr>
@@ -6641,7 +6641,7 @@
           <w14:ligatures w14:val="standardContextual"/>
         </w:rPr>
       </w:pPr>
-      <w:hyperlink w:anchor="_Toc235780971" w:history="1">
+      <w:hyperlink w:anchor="_Toc235866540" w:history="1">
         <w:r>
           <w:rPr>
             <w:rStyle w:val="aff9"/>
@@ -6678,7 +6678,7 @@
             <w:noProof/>
             <w:webHidden/>
           </w:rPr>
-          <w:instrText>PAGEREF _Toc235780971 \h</w:instrText>
+          <w:instrText>PAGEREF _Toc235866540 \h</w:instrText>
         </w:r>
         <w:r>
           <w:rPr>
@@ -6737,7 +6737,7 @@
           <w14:ligatures w14:val="standardContextual"/>
         </w:rPr>
       </w:pPr>
-      <w:hyperlink w:anchor="_Toc235780972" w:history="1">
+      <w:hyperlink w:anchor="_Toc235866541" w:history="1">
         <w:r>
           <w:rPr>
             <w:rStyle w:val="aff9"/>
@@ -6774,7 +6774,7 @@
             <w:noProof/>
             <w:webHidden/>
           </w:rPr>
-          <w:instrText>PAGEREF _Toc235780972 \h</w:instrText>
+          <w:instrText>PAGEREF _Toc235866541 \h</w:instrText>
         </w:r>
         <w:r>
           <w:rPr>
@@ -6833,7 +6833,7 @@
           <w14:ligatures w14:val="standardContextual"/>
         </w:rPr>
       </w:pPr>
-      <w:hyperlink w:anchor="_Toc235780973" w:history="1">
+      <w:hyperlink w:anchor="_Toc235866542" w:history="1">
         <w:r>
           <w:rPr>
             <w:rStyle w:val="aff9"/>
@@ -6870,7 +6870,7 @@
             <w:noProof/>
             <w:webHidden/>
           </w:rPr>
-          <w:instrText>PAGEREF _Toc235780973 \h</w:instrText>
+          <w:instrText>PAGEREF _Toc235866542 \h</w:instrText>
         </w:r>
         <w:r>
           <w:rPr>
@@ -6941,7 +6941,7 @@
           <w:lang w:eastAsia="zh-CN"/>
         </w:rPr>
       </w:pPr>
-      <w:bookmarkStart w:id="2" w:name="_Toc235780910"/>
+      <w:bookmarkStart w:id="2" w:name="_Toc235866479"/>
       <w:r>
         <w:rPr>
           <w:rFonts w:ascii="黑体" w:eastAsia="黑体" w:hAnsi="黑体"/>
@@ -6960,7 +6960,7 @@
           <w:lang w:eastAsia="zh-CN"/>
         </w:rPr>
       </w:pPr>
-      <w:bookmarkStart w:id="3" w:name="_Toc235780911"/>
+      <w:bookmarkStart w:id="3" w:name="_Toc235866480"/>
       <w:r>
         <w:rPr>
           <w:rFonts w:ascii="黑体" w:eastAsia="黑体" w:hAnsi="黑体"/>
@@ -7080,7 +7080,7 @@
           <w:lang w:eastAsia="zh-CN"/>
         </w:rPr>
       </w:pPr>
-      <w:bookmarkStart w:id="4" w:name="_Toc235780912"/>
+      <w:bookmarkStart w:id="4" w:name="_Toc235866481"/>
       <w:r>
         <w:rPr>
           <w:rFonts w:ascii="黑体" w:eastAsia="黑体" w:hAnsi="黑体"/>
@@ -7698,7 +7698,7 @@
       <w:pPr>
         <w:pStyle w:val="21"/>
       </w:pPr>
-      <w:bookmarkStart w:id="5" w:name="_Toc235780913"/>
+      <w:bookmarkStart w:id="5" w:name="_Toc235866482"/>
       <w:r>
         <w:rPr>
           <w:rFonts w:ascii="黑体" w:eastAsia="黑体" w:hAnsi="黑体"/>
@@ -7776,7 +7776,7 @@
           <w:lang w:eastAsia="zh-CN"/>
         </w:rPr>
       </w:pPr>
-      <w:bookmarkStart w:id="6" w:name="_Toc235780914"/>
+      <w:bookmarkStart w:id="6" w:name="_Toc235866483"/>
       <w:r>
         <w:rPr>
           <w:rFonts w:ascii="黑体" w:eastAsia="黑体" w:hAnsi="黑体"/>
@@ -7835,7 +7835,7 @@
       <w:pPr>
         <w:pStyle w:val="21"/>
       </w:pPr>
-      <w:bookmarkStart w:id="7" w:name="_Toc235780915"/>
+      <w:bookmarkStart w:id="7" w:name="_Toc235866484"/>
       <w:r>
         <w:rPr>
           <w:rFonts w:ascii="黑体" w:eastAsia="黑体" w:hAnsi="黑体"/>
@@ -9352,7 +9352,7 @@
       <w:pPr>
         <w:pStyle w:val="1"/>
       </w:pPr>
-      <w:bookmarkStart w:id="8" w:name="_Toc235780916"/>
+      <w:bookmarkStart w:id="8" w:name="_Toc235866485"/>
       <w:r>
         <w:rPr>
           <w:rFonts w:ascii="黑体" w:eastAsia="黑体" w:hAnsi="黑体"/>
@@ -9367,7 +9367,7 @@
       <w:pPr>
         <w:pStyle w:val="21"/>
       </w:pPr>
-      <w:bookmarkStart w:id="9" w:name="_Toc235780917"/>
+      <w:bookmarkStart w:id="9" w:name="_Toc235866486"/>
       <w:r>
         <w:rPr>
           <w:rFonts w:ascii="黑体" w:eastAsia="黑体" w:hAnsi="黑体"/>
@@ -9412,7 +9412,7 @@
       <w:pPr>
         <w:pStyle w:val="31"/>
       </w:pPr>
-      <w:bookmarkStart w:id="10" w:name="_Toc235780918"/>
+      <w:bookmarkStart w:id="10" w:name="_Toc235866487"/>
       <w:r>
         <w:rPr>
           <w:rFonts w:ascii="黑体" w:eastAsia="黑体" w:hAnsi="黑体"/>
@@ -9491,7 +9491,7 @@
       <w:pPr>
         <w:pStyle w:val="31"/>
       </w:pPr>
-      <w:bookmarkStart w:id="11" w:name="_Toc235780919"/>
+      <w:bookmarkStart w:id="11" w:name="_Toc235866488"/>
       <w:r>
         <w:rPr>
           <w:rFonts w:ascii="黑体" w:eastAsia="黑体" w:hAnsi="黑体"/>
@@ -9794,7 +9794,7 @@
       <w:pPr>
         <w:pStyle w:val="31"/>
       </w:pPr>
-      <w:bookmarkStart w:id="12" w:name="_Toc235780920"/>
+      <w:bookmarkStart w:id="12" w:name="_Toc235866489"/>
       <w:r>
         <w:rPr>
           <w:rFonts w:ascii="黑体" w:eastAsia="黑体" w:hAnsi="黑体"/>
@@ -10085,7 +10085,7 @@
       <w:pPr>
         <w:pStyle w:val="21"/>
       </w:pPr>
-      <w:bookmarkStart w:id="13" w:name="_Toc235780921"/>
+      <w:bookmarkStart w:id="13" w:name="_Toc235866490"/>
       <w:r>
         <w:rPr>
           <w:rFonts w:ascii="黑体" w:eastAsia="黑体" w:hAnsi="黑体"/>
@@ -10126,7 +10126,7 @@
       <w:pPr>
         <w:pStyle w:val="31"/>
       </w:pPr>
-      <w:bookmarkStart w:id="14" w:name="_Toc235780922"/>
+      <w:bookmarkStart w:id="14" w:name="_Toc235866491"/>
       <w:r>
         <w:rPr>
           <w:rFonts w:ascii="黑体" w:eastAsia="黑体" w:hAnsi="黑体"/>
@@ -10157,7 +10157,7 @@
       <w:pPr>
         <w:pStyle w:val="31"/>
       </w:pPr>
-      <w:bookmarkStart w:id="15" w:name="_Toc235780923"/>
+      <w:bookmarkStart w:id="15" w:name="_Toc235866492"/>
       <w:r>
         <w:rPr>
           <w:rFonts w:ascii="黑体" w:eastAsia="黑体" w:hAnsi="黑体"/>
@@ -10333,7 +10333,7 @@
       <w:pPr>
         <w:pStyle w:val="31"/>
       </w:pPr>
-      <w:bookmarkStart w:id="16" w:name="_Toc235780924"/>
+      <w:bookmarkStart w:id="16" w:name="_Toc235866493"/>
       <w:r>
         <w:rPr>
           <w:rFonts w:ascii="黑体" w:eastAsia="黑体" w:hAnsi="黑体"/>
@@ -10504,7 +10504,7 @@
       <w:pPr>
         <w:pStyle w:val="1"/>
       </w:pPr>
-      <w:bookmarkStart w:id="17" w:name="_Toc235780925"/>
+      <w:bookmarkStart w:id="17" w:name="_Toc235866494"/>
       <w:r>
         <w:rPr>
           <w:rFonts w:ascii="黑体" w:eastAsia="黑体" w:hAnsi="黑体"/>
@@ -10519,7 +10519,7 @@
       <w:pPr>
         <w:pStyle w:val="21"/>
       </w:pPr>
-      <w:bookmarkStart w:id="18" w:name="_Toc235780926"/>
+      <w:bookmarkStart w:id="18" w:name="_Toc235866495"/>
       <w:r>
         <w:rPr>
           <w:rFonts w:ascii="黑体" w:eastAsia="黑体" w:hAnsi="黑体"/>
@@ -11094,7 +11094,7 @@
       <w:pPr>
         <w:pStyle w:val="21"/>
       </w:pPr>
-      <w:bookmarkStart w:id="19" w:name="_Toc235780927"/>
+      <w:bookmarkStart w:id="19" w:name="_Toc235866496"/>
       <w:r>
         <w:rPr>
           <w:rFonts w:ascii="黑体" w:eastAsia="黑体" w:hAnsi="黑体"/>
@@ -11532,7 +11532,7 @@
       <w:pPr>
         <w:pStyle w:val="21"/>
       </w:pPr>
-      <w:bookmarkStart w:id="20" w:name="_Toc235780928"/>
+      <w:bookmarkStart w:id="20" w:name="_Toc235866497"/>
       <w:r>
         <w:rPr>
           <w:rFonts w:ascii="黑体" w:eastAsia="黑体" w:hAnsi="黑体"/>
@@ -11798,7 +11798,7 @@
       <w:pPr>
         <w:pStyle w:val="21"/>
       </w:pPr>
-      <w:bookmarkStart w:id="21" w:name="_Toc235780929"/>
+      <w:bookmarkStart w:id="21" w:name="_Toc235866498"/>
       <w:r>
         <w:rPr>
           <w:rFonts w:ascii="黑体" w:eastAsia="黑体" w:hAnsi="黑体"/>
@@ -12151,7 +12151,7 @@
       <w:pPr>
         <w:pStyle w:val="21"/>
       </w:pPr>
-      <w:bookmarkStart w:id="22" w:name="_Toc235780930"/>
+      <w:bookmarkStart w:id="22" w:name="_Toc235866499"/>
       <w:r>
         <w:rPr>
           <w:rFonts w:ascii="黑体" w:eastAsia="黑体" w:hAnsi="黑体"/>
@@ -12548,7 +12548,7 @@
       <w:pPr>
         <w:pStyle w:val="21"/>
       </w:pPr>
-      <w:bookmarkStart w:id="23" w:name="_Toc235780931"/>
+      <w:bookmarkStart w:id="23" w:name="_Toc235866500"/>
       <w:r>
         <w:rPr>
           <w:rFonts w:ascii="黑体" w:eastAsia="黑体" w:hAnsi="黑体"/>
@@ -12910,7 +12910,7 @@
       <w:pPr>
         <w:pStyle w:val="21"/>
       </w:pPr>
-      <w:bookmarkStart w:id="24" w:name="_Toc235780932"/>
+      <w:bookmarkStart w:id="24" w:name="_Toc235866501"/>
       <w:r>
         <w:rPr>
           <w:rFonts w:ascii="黑体" w:eastAsia="黑体" w:hAnsi="黑体"/>
@@ -13402,7 +13402,7 @@
       <w:pPr>
         <w:pStyle w:val="21"/>
       </w:pPr>
-      <w:bookmarkStart w:id="25" w:name="_Toc235780933"/>
+      <w:bookmarkStart w:id="25" w:name="_Toc235866502"/>
       <w:r>
         <w:rPr>
           <w:rFonts w:ascii="黑体" w:eastAsia="黑体" w:hAnsi="黑体"/>
@@ -13668,7 +13668,7 @@
       <w:pPr>
         <w:pStyle w:val="21"/>
       </w:pPr>
-      <w:bookmarkStart w:id="26" w:name="_Toc235780934"/>
+      <w:bookmarkStart w:id="26" w:name="_Toc235866503"/>
       <w:r>
         <w:rPr>
           <w:rFonts w:ascii="黑体" w:eastAsia="黑体" w:hAnsi="黑体"/>
@@ -13989,7 +13989,7 @@
       <w:pPr>
         <w:pStyle w:val="1"/>
       </w:pPr>
-      <w:bookmarkStart w:id="27" w:name="_Toc235780935"/>
+      <w:bookmarkStart w:id="27" w:name="_Toc235866504"/>
       <w:r>
         <w:rPr>
           <w:rFonts w:ascii="黑体" w:eastAsia="黑体" w:hAnsi="黑体"/>
@@ -14004,7 +14004,7 @@
       <w:pPr>
         <w:pStyle w:val="21"/>
       </w:pPr>
-      <w:bookmarkStart w:id="28" w:name="_Toc235780936"/>
+      <w:bookmarkStart w:id="28" w:name="_Toc235866505"/>
       <w:r>
         <w:rPr>
           <w:rFonts w:ascii="黑体" w:eastAsia="黑体" w:hAnsi="黑体"/>
@@ -14221,7 +14221,7 @@
       <w:pPr>
         <w:pStyle w:val="21"/>
       </w:pPr>
-      <w:bookmarkStart w:id="29" w:name="_Toc235780937"/>
+      <w:bookmarkStart w:id="29" w:name="_Toc235866506"/>
       <w:r>
         <w:rPr>
           <w:rFonts w:ascii="黑体" w:eastAsia="黑体" w:hAnsi="黑体"/>
@@ -14708,7 +14708,7 @@
       <w:pPr>
         <w:pStyle w:val="21"/>
       </w:pPr>
-      <w:bookmarkStart w:id="30" w:name="_Toc235780938"/>
+      <w:bookmarkStart w:id="30" w:name="_Toc235866507"/>
       <w:r>
         <w:rPr>
           <w:rFonts w:ascii="黑体" w:eastAsia="黑体" w:hAnsi="黑体"/>
@@ -14865,7 +14865,7 @@
       <w:pPr>
         <w:pStyle w:val="21"/>
       </w:pPr>
-      <w:bookmarkStart w:id="31" w:name="_Toc235780939"/>
+      <w:bookmarkStart w:id="31" w:name="_Toc235866508"/>
       <w:r>
         <w:rPr>
           <w:rFonts w:ascii="黑体" w:eastAsia="黑体" w:hAnsi="黑体"/>
@@ -15075,7 +15075,7 @@
       <w:pPr>
         <w:pStyle w:val="21"/>
       </w:pPr>
-      <w:bookmarkStart w:id="32" w:name="_Toc235780940"/>
+      <w:bookmarkStart w:id="32" w:name="_Toc235866509"/>
       <w:r>
         <w:rPr>
           <w:rFonts w:ascii="黑体" w:eastAsia="黑体" w:hAnsi="黑体"/>
@@ -15229,7 +15229,7 @@
       <w:pPr>
         <w:pStyle w:val="21"/>
       </w:pPr>
-      <w:bookmarkStart w:id="33" w:name="_Toc235780941"/>
+      <w:bookmarkStart w:id="33" w:name="_Toc235866510"/>
       <w:r>
         <w:rPr>
           <w:rFonts w:ascii="黑体" w:eastAsia="黑体" w:hAnsi="黑体"/>
@@ -15491,7 +15491,7 @@
       <w:pPr>
         <w:pStyle w:val="21"/>
       </w:pPr>
-      <w:bookmarkStart w:id="34" w:name="_Toc235780942"/>
+      <w:bookmarkStart w:id="34" w:name="_Toc235866511"/>
       <w:r>
         <w:rPr>
           <w:rFonts w:ascii="黑体" w:eastAsia="黑体" w:hAnsi="黑体"/>
@@ -15673,7 +15673,7 @@
       <w:pPr>
         <w:pStyle w:val="1"/>
       </w:pPr>
-      <w:bookmarkStart w:id="35" w:name="_Toc235780943"/>
+      <w:bookmarkStart w:id="35" w:name="_Toc235866512"/>
       <w:r>
         <w:rPr>
           <w:rFonts w:ascii="黑体" w:eastAsia="黑体" w:hAnsi="黑体"/>
@@ -15688,7 +15688,7 @@
       <w:pPr>
         <w:pStyle w:val="21"/>
       </w:pPr>
-      <w:bookmarkStart w:id="36" w:name="_Toc235780944"/>
+      <w:bookmarkStart w:id="36" w:name="_Toc235866513"/>
       <w:r>
         <w:rPr>
           <w:rFonts w:ascii="黑体" w:eastAsia="黑体" w:hAnsi="黑体"/>
@@ -15852,7 +15852,7 @@
       <w:pPr>
         <w:pStyle w:val="21"/>
       </w:pPr>
-      <w:bookmarkStart w:id="37" w:name="_Toc235780945"/>
+      <w:bookmarkStart w:id="37" w:name="_Toc235866514"/>
       <w:r>
         <w:rPr>
           <w:rFonts w:ascii="黑体" w:eastAsia="黑体" w:hAnsi="黑体"/>
@@ -16200,7 +16200,7 @@
       <w:pPr>
         <w:pStyle w:val="21"/>
       </w:pPr>
-      <w:bookmarkStart w:id="38" w:name="_Toc235780946"/>
+      <w:bookmarkStart w:id="38" w:name="_Toc235866515"/>
       <w:r>
         <w:rPr>
           <w:rFonts w:ascii="黑体" w:eastAsia="黑体" w:hAnsi="黑体"/>
@@ -16372,7 +16372,7 @@
       <w:pPr>
         <w:pStyle w:val="21"/>
       </w:pPr>
-      <w:bookmarkStart w:id="39" w:name="_Toc235780947"/>
+      <w:bookmarkStart w:id="39" w:name="_Toc235866516"/>
       <w:r>
         <w:rPr>
           <w:rFonts w:ascii="黑体" w:eastAsia="黑体" w:hAnsi="黑体"/>
@@ -16599,7 +16599,7 @@
       <w:pPr>
         <w:pStyle w:val="1"/>
       </w:pPr>
-      <w:bookmarkStart w:id="40" w:name="_Toc235780948"/>
+      <w:bookmarkStart w:id="40" w:name="_Toc235866517"/>
       <w:r>
         <w:rPr>
           <w:rFonts w:ascii="黑体" w:eastAsia="黑体" w:hAnsi="黑体"/>
@@ -16614,7 +16614,7 @@
       <w:pPr>
         <w:pStyle w:val="21"/>
       </w:pPr>
-      <w:bookmarkStart w:id="41" w:name="_Toc235780949"/>
+      <w:bookmarkStart w:id="41" w:name="_Toc235866518"/>
       <w:r>
         <w:rPr>
           <w:rFonts w:ascii="黑体" w:eastAsia="黑体" w:hAnsi="黑体"/>
@@ -16767,7 +16767,7 @@
       <w:pPr>
         <w:pStyle w:val="21"/>
       </w:pPr>
-      <w:bookmarkStart w:id="42" w:name="_Toc235780950"/>
+      <w:bookmarkStart w:id="42" w:name="_Toc235866519"/>
       <w:r>
         <w:rPr>
           <w:rFonts w:ascii="黑体" w:eastAsia="黑体" w:hAnsi="黑体"/>
@@ -17018,7 +17018,7 @@
       <w:pPr>
         <w:pStyle w:val="21"/>
       </w:pPr>
-      <w:bookmarkStart w:id="43" w:name="_Toc235780951"/>
+      <w:bookmarkStart w:id="43" w:name="_Toc235866520"/>
       <w:r>
         <w:rPr>
           <w:rFonts w:ascii="黑体" w:eastAsia="黑体" w:hAnsi="黑体"/>
@@ -17186,7 +17186,7 @@
       <w:pPr>
         <w:pStyle w:val="21"/>
       </w:pPr>
-      <w:bookmarkStart w:id="44" w:name="_Toc235780952"/>
+      <w:bookmarkStart w:id="44" w:name="_Toc235866521"/>
       <w:r>
         <w:rPr>
           <w:rFonts w:ascii="黑体" w:eastAsia="黑体" w:hAnsi="黑体"/>
@@ -17433,7 +17433,7 @@
       <w:pPr>
         <w:pStyle w:val="21"/>
       </w:pPr>
-      <w:bookmarkStart w:id="45" w:name="_Toc235780953"/>
+      <w:bookmarkStart w:id="45" w:name="_Toc235866522"/>
       <w:r>
         <w:rPr>
           <w:rFonts w:ascii="黑体" w:eastAsia="黑体" w:hAnsi="黑体"/>
@@ -17598,7 +17598,7 @@
       <w:pPr>
         <w:pStyle w:val="21"/>
       </w:pPr>
-      <w:bookmarkStart w:id="46" w:name="_Toc235780954"/>
+      <w:bookmarkStart w:id="46" w:name="_Toc235866523"/>
       <w:r>
         <w:rPr>
           <w:rFonts w:ascii="黑体" w:eastAsia="黑体" w:hAnsi="黑体"/>
@@ -17759,7 +17759,7 @@
       <w:pPr>
         <w:pStyle w:val="21"/>
       </w:pPr>
-      <w:bookmarkStart w:id="47" w:name="_Toc235780955"/>
+      <w:bookmarkStart w:id="47" w:name="_Toc235866524"/>
       <w:r>
         <w:rPr>
           <w:rFonts w:ascii="黑体" w:eastAsia="黑体" w:hAnsi="黑体"/>
@@ -17929,7 +17929,7 @@
       <w:pPr>
         <w:pStyle w:val="21"/>
       </w:pPr>
-      <w:bookmarkStart w:id="48" w:name="_Toc235780956"/>
+      <w:bookmarkStart w:id="48" w:name="_Toc235866525"/>
       <w:r>
         <w:rPr>
           <w:rFonts w:ascii="黑体" w:eastAsia="黑体" w:hAnsi="黑体"/>
@@ -18106,7 +18106,7 @@
       <w:pPr>
         <w:pStyle w:val="21"/>
       </w:pPr>
-      <w:bookmarkStart w:id="49" w:name="_Toc235780957"/>
+      <w:bookmarkStart w:id="49" w:name="_Toc235866526"/>
       <w:r>
         <w:rPr>
           <w:rFonts w:ascii="黑体" w:eastAsia="黑体" w:hAnsi="黑体"/>
@@ -18371,7 +18371,7 @@
       <w:pPr>
         <w:pStyle w:val="1"/>
       </w:pPr>
-      <w:bookmarkStart w:id="50" w:name="_Toc235780958"/>
+      <w:bookmarkStart w:id="50" w:name="_Toc235866527"/>
       <w:r>
         <w:rPr>
           <w:rFonts w:ascii="黑体" w:eastAsia="黑体" w:hAnsi="黑体"/>
@@ -18982,7 +18982,7 @@
       <w:pPr>
         <w:pStyle w:val="1"/>
       </w:pPr>
-      <w:bookmarkStart w:id="51" w:name="_Toc235780959"/>
+      <w:bookmarkStart w:id="51" w:name="_Toc235866528"/>
       <w:r>
         <w:rPr>
           <w:rFonts w:ascii="黑体" w:eastAsia="黑体" w:hAnsi="黑体"/>
@@ -19754,7 +19754,7 @@
       <w:pPr>
         <w:pStyle w:val="1"/>
       </w:pPr>
-      <w:bookmarkStart w:id="52" w:name="_Toc235780960"/>
+      <w:bookmarkStart w:id="52" w:name="_Toc235866529"/>
       <w:r>
         <w:rPr>
           <w:rFonts w:ascii="黑体" w:eastAsia="黑体" w:hAnsi="黑体"/>
@@ -20526,7 +20526,7 @@
       <w:pPr>
         <w:pStyle w:val="1"/>
       </w:pPr>
-      <w:bookmarkStart w:id="53" w:name="_Toc235780961"/>
+      <w:bookmarkStart w:id="53" w:name="_Toc235866530"/>
       <w:r>
         <w:rPr>
           <w:rFonts w:ascii="黑体" w:eastAsia="黑体" w:hAnsi="黑体"/>
@@ -20998,7 +20998,7 @@
       <w:pPr>
         <w:pStyle w:val="1"/>
       </w:pPr>
-      <w:bookmarkStart w:id="54" w:name="_Toc235780962"/>
+      <w:bookmarkStart w:id="54" w:name="_Toc235866531"/>
       <w:r>
         <w:rPr>
           <w:rFonts w:ascii="黑体" w:eastAsia="黑体" w:hAnsi="黑体"/>
@@ -21324,7 +21324,7 @@
       <w:pPr>
         <w:pStyle w:val="1"/>
       </w:pPr>
-      <w:bookmarkStart w:id="55" w:name="_Toc235780963"/>
+      <w:bookmarkStart w:id="55" w:name="_Toc235866532"/>
       <w:r>
         <w:rPr>
           <w:rFonts w:ascii="黑体" w:eastAsia="黑体" w:hAnsi="黑体"/>
@@ -21349,7 +21349,7 @@
       <w:pPr>
         <w:pStyle w:val="31"/>
       </w:pPr>
-      <w:bookmarkStart w:id="56" w:name="_Toc235780964"/>
+      <w:bookmarkStart w:id="56" w:name="_Toc235866533"/>
       <w:r>
         <w:rPr>
           <w:rFonts w:ascii="黑体" w:eastAsia="黑体" w:hAnsi="黑体"/>
@@ -21637,7 +21637,7 @@
       <w:pPr>
         <w:pStyle w:val="1"/>
       </w:pPr>
-      <w:bookmarkStart w:id="57" w:name="_Toc235780965"/>
+      <w:bookmarkStart w:id="57" w:name="_Toc235866534"/>
       <w:r>
         <w:rPr>
           <w:rFonts w:ascii="黑体" w:eastAsia="黑体" w:hAnsi="黑体"/>
@@ -22977,7 +22977,7 @@
       <w:pPr>
         <w:pStyle w:val="1"/>
       </w:pPr>
-      <w:bookmarkStart w:id="58" w:name="_Toc235780966"/>
+      <w:bookmarkStart w:id="58" w:name="_Toc235866535"/>
       <w:r>
         <w:rPr>
           <w:rFonts w:ascii="黑体" w:eastAsia="黑体" w:hAnsi="黑体"/>
@@ -23031,7 +23031,7 @@
           <w:lang w:eastAsia="zh-CN"/>
         </w:rPr>
       </w:pPr>
-      <w:bookmarkStart w:id="59" w:name="_Toc235780967"/>
+      <w:bookmarkStart w:id="59" w:name="_Toc235866536"/>
       <w:r>
         <w:rPr>
           <w:rFonts w:ascii="黑体" w:eastAsia="黑体" w:hAnsi="黑体"/>
@@ -23138,7 +23138,7 @@
       <w:pPr>
         <w:pStyle w:val="1"/>
       </w:pPr>
-      <w:bookmarkStart w:id="60" w:name="_Toc235780968"/>
+      <w:bookmarkStart w:id="60" w:name="_Toc235866537"/>
       <w:r>
         <w:rPr>
           <w:rFonts w:ascii="黑体" w:eastAsia="黑体" w:hAnsi="黑体"/>
@@ -23493,7 +23493,7 @@
           <w:lang w:eastAsia="zh-CN"/>
         </w:rPr>
       </w:pPr>
-      <w:bookmarkStart w:id="61" w:name="_Toc235780969"/>
+      <w:bookmarkStart w:id="61" w:name="_Toc235866538"/>
       <w:r>
         <w:rPr>
           <w:rFonts w:ascii="黑体" w:eastAsia="黑体" w:hAnsi="黑体"/>
@@ -23704,7 +23704,7 @@
       <w:pPr>
         <w:pStyle w:val="1"/>
       </w:pPr>
-      <w:bookmarkStart w:id="62" w:name="_Toc235780970"/>
+      <w:bookmarkStart w:id="62" w:name="_Toc235866539"/>
       <w:r>
         <w:lastRenderedPageBreak/>
         <w:t xml:space="preserve">15 </w:t>
@@ -23718,7 +23718,7 @@
       <w:pPr>
         <w:pStyle w:val="21"/>
       </w:pPr>
-      <w:bookmarkStart w:id="63" w:name="_Toc235780971"/>
+      <w:bookmarkStart w:id="63" w:name="_Toc235866540"/>
       <w:r>
         <w:rPr>
           <w:sz w:val="24"/>
@@ -23780,7 +23780,7 @@
       <w:pPr>
         <w:pStyle w:val="21"/>
       </w:pPr>
-      <w:bookmarkStart w:id="64" w:name="_Toc235780972"/>
+      <w:bookmarkStart w:id="64" w:name="_Toc235866541"/>
       <w:r>
         <w:rPr>
           <w:sz w:val="24"/>
@@ -23876,7 +23876,7 @@
       <w:pPr>
         <w:pStyle w:val="21"/>
       </w:pPr>
-      <w:bookmarkStart w:id="65" w:name="_Toc235780973"/>
+      <w:bookmarkStart w:id="65" w:name="_Toc235866542"/>
       <w:r>
         <w:rPr>
           <w:sz w:val="24"/>
